--- a/LAB8.docx
+++ b/LAB8.docx
@@ -5,7 +5,7 @@
     <w:p>
       <w:pPr>
         <w:spacing w:after="0"/>
-        <w:jc w:val="center"/>
+        <w:jc w:val="both"/>
         <w:rPr>
           <w:b/>
           <w:bCs/>
@@ -73,18 +73,29 @@
           <w:lang w:val="es-ES"/>
         </w:rPr>
       </w:pPr>
-      <w:r>
+    </w:p>
+    <w:p>
+      <w:pPr>
+        <w:spacing w:after="0"/>
+        <w:jc w:val="both"/>
         <w:rPr>
           <w:b/>
           <w:bCs/>
           <w:lang w:val="es-ES"/>
         </w:rPr>
+      </w:pPr>
+      <w:r>
+        <w:rPr>
+          <w:b/>
+          <w:bCs/>
+          <w:lang w:val="es-ES"/>
+        </w:rPr>
         <w:t>Pregunta 1.1</w:t>
       </w:r>
     </w:p>
     <w:p>
       <w:pPr>
-        <w:pStyle w:val="Prrafodelista"/>
+        <w:pStyle w:val="ListParagraph"/>
         <w:numPr>
           <w:ilvl w:val="0"/>
           <w:numId w:val="1"/>
@@ -126,7 +137,7 @@
     </w:p>
     <w:p>
       <w:pPr>
-        <w:pStyle w:val="Prrafodelista"/>
+        <w:pStyle w:val="ListParagraph"/>
         <w:numPr>
           <w:ilvl w:val="0"/>
           <w:numId w:val="2"/>
@@ -177,7 +188,7 @@
     </w:p>
     <w:p>
       <w:pPr>
-        <w:pStyle w:val="Prrafodelista"/>
+        <w:pStyle w:val="ListParagraph"/>
         <w:numPr>
           <w:ilvl w:val="0"/>
           <w:numId w:val="2"/>
@@ -248,7 +259,7 @@
     </w:p>
     <w:p>
       <w:pPr>
-        <w:pStyle w:val="Prrafodelista"/>
+        <w:pStyle w:val="ListParagraph"/>
         <w:numPr>
           <w:ilvl w:val="0"/>
           <w:numId w:val="3"/>
@@ -272,7 +283,7 @@
     </w:p>
     <w:p>
       <w:pPr>
-        <w:pStyle w:val="Prrafodelista"/>
+        <w:pStyle w:val="ListParagraph"/>
         <w:spacing w:after="0"/>
         <w:ind w:left="1080"/>
         <w:jc w:val="both"/>
@@ -399,7 +410,7 @@
     </w:p>
     <w:p>
       <w:pPr>
-        <w:pStyle w:val="Prrafodelista"/>
+        <w:pStyle w:val="ListParagraph"/>
         <w:spacing w:after="0"/>
         <w:ind w:left="1080"/>
         <w:jc w:val="both"/>
@@ -418,16 +429,7 @@
               <w:szCs w:val="22"/>
               <w:lang w:val="es-ES"/>
             </w:rPr>
-            <m:t>y</m:t>
-          </m:r>
-          <m:r>
-            <w:rPr>
-              <w:rFonts w:ascii="Cambria Math" w:hAnsi="Cambria Math"/>
-              <w:sz w:val="22"/>
-              <w:szCs w:val="22"/>
-              <w:lang w:val="es-ES"/>
-            </w:rPr>
-            <m:t>_</m:t>
+            <m:t>y_</m:t>
           </m:r>
           <m:func>
             <m:funcPr>
@@ -512,25 +514,7 @@
                           <w:szCs w:val="22"/>
                           <w:lang w:val="es-ES"/>
                         </w:rPr>
-                        <m:t>89</m:t>
-                      </m:r>
-                      <m:r>
-                        <w:rPr>
-                          <w:rFonts w:ascii="Cambria Math" w:hAnsi="Cambria Math"/>
-                          <w:sz w:val="22"/>
-                          <w:szCs w:val="22"/>
-                          <w:lang w:val="es-ES"/>
-                        </w:rPr>
-                        <m:t xml:space="preserve">, </m:t>
-                      </m:r>
-                      <m:r>
-                        <w:rPr>
-                          <w:rFonts w:ascii="Cambria Math" w:hAnsi="Cambria Math"/>
-                          <w:sz w:val="22"/>
-                          <w:szCs w:val="22"/>
-                          <w:lang w:val="es-ES"/>
-                        </w:rPr>
-                        <m:t>84</m:t>
+                        <m:t>89, 84</m:t>
                       </m:r>
                     </m:e>
                   </m:d>
@@ -543,16 +527,7 @@
                   <w:szCs w:val="22"/>
                   <w:lang w:val="es-ES"/>
                 </w:rPr>
-                <m:t>=</m:t>
-              </m:r>
-              <m:r>
-                <w:rPr>
-                  <w:rFonts w:ascii="Cambria Math" w:hAnsi="Cambria Math"/>
-                  <w:sz w:val="22"/>
-                  <w:szCs w:val="22"/>
-                  <w:lang w:val="es-ES"/>
-                </w:rPr>
-                <m:t>89</m:t>
+                <m:t>=89</m:t>
               </m:r>
             </m:e>
           </m:func>
@@ -561,7 +536,7 @@
     </w:p>
     <w:p>
       <w:pPr>
-        <w:pStyle w:val="Prrafodelista"/>
+        <w:pStyle w:val="ListParagraph"/>
         <w:spacing w:after="0"/>
         <w:ind w:left="1080"/>
         <w:jc w:val="both"/>
@@ -605,31 +580,7 @@
                   <w:szCs w:val="22"/>
                   <w:lang w:val="es-ES"/>
                 </w:rPr>
-                <m:t>m</m:t>
-              </m:r>
-              <m:r>
-                <m:rPr>
-                  <m:sty m:val="p"/>
-                </m:rPr>
-                <w:rPr>
-                  <w:rFonts w:ascii="Cambria Math" w:hAnsi="Cambria Math"/>
-                  <w:sz w:val="22"/>
-                  <w:szCs w:val="22"/>
-                  <w:lang w:val="es-ES"/>
-                </w:rPr>
-                <m:t>ax</m:t>
-              </m:r>
-              <m:r>
-                <m:rPr>
-                  <m:sty m:val="p"/>
-                </m:rPr>
-                <w:rPr>
-                  <w:rFonts w:ascii="Cambria Math" w:hAnsi="Cambria Math"/>
-                  <w:sz w:val="22"/>
-                  <w:szCs w:val="22"/>
-                  <w:lang w:val="es-ES"/>
-                </w:rPr>
-                <m:t>_ inter</m:t>
+                <m:t>max_ inter</m:t>
               </m:r>
             </m:fName>
             <m:e>
@@ -665,19 +616,7 @@
                       <w:szCs w:val="22"/>
                       <w:lang w:val="es-ES"/>
                     </w:rPr>
-                    <m:t>m</m:t>
-                  </m:r>
-                  <m:r>
-                    <m:rPr>
-                      <m:sty m:val="p"/>
-                    </m:rPr>
-                    <w:rPr>
-                      <w:rFonts w:ascii="Cambria Math" w:hAnsi="Cambria Math"/>
-                      <w:sz w:val="22"/>
-                      <w:szCs w:val="22"/>
-                      <w:lang w:val="es-ES"/>
-                    </w:rPr>
-                    <m:t>in</m:t>
+                    <m:t>min</m:t>
                   </m:r>
                 </m:fName>
                 <m:e>
@@ -701,25 +640,7 @@
                           <w:szCs w:val="22"/>
                           <w:lang w:val="es-ES"/>
                         </w:rPr>
-                        <m:t>218</m:t>
-                      </m:r>
-                      <m:r>
-                        <w:rPr>
-                          <w:rFonts w:ascii="Cambria Math" w:hAnsi="Cambria Math"/>
-                          <w:sz w:val="22"/>
-                          <w:szCs w:val="22"/>
-                          <w:lang w:val="es-ES"/>
-                        </w:rPr>
-                        <m:t xml:space="preserve">, </m:t>
-                      </m:r>
-                      <m:r>
-                        <w:rPr>
-                          <w:rFonts w:ascii="Cambria Math" w:hAnsi="Cambria Math"/>
-                          <w:sz w:val="22"/>
-                          <w:szCs w:val="22"/>
-                          <w:lang w:val="es-ES"/>
-                        </w:rPr>
-                        <m:t>222</m:t>
+                        <m:t>218, 222</m:t>
                       </m:r>
                     </m:e>
                   </m:d>
@@ -732,16 +653,7 @@
                   <w:szCs w:val="22"/>
                   <w:lang w:val="es-ES"/>
                 </w:rPr>
-                <m:t>=</m:t>
-              </m:r>
-              <m:r>
-                <w:rPr>
-                  <w:rFonts w:ascii="Cambria Math" w:hAnsi="Cambria Math"/>
-                  <w:sz w:val="22"/>
-                  <w:szCs w:val="22"/>
-                  <w:lang w:val="es-ES"/>
-                </w:rPr>
-                <m:t>218</m:t>
+                <m:t>=218</m:t>
               </m:r>
             </m:e>
           </m:func>
@@ -750,7 +662,7 @@
     </w:p>
     <w:p>
       <w:pPr>
-        <w:pStyle w:val="Prrafodelista"/>
+        <w:pStyle w:val="ListParagraph"/>
         <w:spacing w:after="0"/>
         <w:ind w:left="1080"/>
         <w:jc w:val="both"/>
@@ -795,31 +707,7 @@
                   <w:szCs w:val="22"/>
                   <w:lang w:val="es-ES"/>
                 </w:rPr>
-                <m:t>m</m:t>
-              </m:r>
-              <m:r>
-                <m:rPr>
-                  <m:sty m:val="p"/>
-                </m:rPr>
-                <w:rPr>
-                  <w:rFonts w:ascii="Cambria Math" w:hAnsi="Cambria Math"/>
-                  <w:sz w:val="22"/>
-                  <w:szCs w:val="22"/>
-                  <w:lang w:val="es-ES"/>
-                </w:rPr>
-                <m:t>ax</m:t>
-              </m:r>
-              <m:r>
-                <m:rPr>
-                  <m:sty m:val="p"/>
-                </m:rPr>
-                <w:rPr>
-                  <w:rFonts w:ascii="Cambria Math" w:hAnsi="Cambria Math"/>
-                  <w:sz w:val="22"/>
-                  <w:szCs w:val="22"/>
-                  <w:lang w:val="es-ES"/>
-                </w:rPr>
-                <m:t>_ inter</m:t>
+                <m:t>max_ inter</m:t>
               </m:r>
             </m:fName>
             <m:e>
@@ -855,19 +743,7 @@
                       <w:szCs w:val="22"/>
                       <w:lang w:val="es-ES"/>
                     </w:rPr>
-                    <m:t>m</m:t>
-                  </m:r>
-                  <m:r>
-                    <m:rPr>
-                      <m:sty m:val="p"/>
-                    </m:rPr>
-                    <w:rPr>
-                      <w:rFonts w:ascii="Cambria Math" w:hAnsi="Cambria Math"/>
-                      <w:sz w:val="22"/>
-                      <w:szCs w:val="22"/>
-                      <w:lang w:val="es-ES"/>
-                    </w:rPr>
-                    <m:t>in</m:t>
+                    <m:t>min</m:t>
                   </m:r>
                 </m:fName>
                 <m:e>
@@ -891,25 +767,7 @@
                           <w:szCs w:val="22"/>
                           <w:lang w:val="es-ES"/>
                         </w:rPr>
-                        <m:t>165</m:t>
-                      </m:r>
-                      <m:r>
-                        <w:rPr>
-                          <w:rFonts w:ascii="Cambria Math" w:hAnsi="Cambria Math"/>
-                          <w:sz w:val="22"/>
-                          <w:szCs w:val="22"/>
-                          <w:lang w:val="es-ES"/>
-                        </w:rPr>
-                        <m:t xml:space="preserve">, </m:t>
-                      </m:r>
-                      <m:r>
-                        <w:rPr>
-                          <w:rFonts w:ascii="Cambria Math" w:hAnsi="Cambria Math"/>
-                          <w:sz w:val="22"/>
-                          <w:szCs w:val="22"/>
-                          <w:lang w:val="es-ES"/>
-                        </w:rPr>
-                        <m:t>170</m:t>
+                        <m:t>165, 170</m:t>
                       </m:r>
                     </m:e>
                   </m:d>
@@ -922,16 +780,7 @@
                   <w:szCs w:val="22"/>
                   <w:lang w:val="es-ES"/>
                 </w:rPr>
-                <m:t>=1</m:t>
-              </m:r>
-              <m:r>
-                <w:rPr>
-                  <w:rFonts w:ascii="Cambria Math" w:hAnsi="Cambria Math"/>
-                  <w:sz w:val="22"/>
-                  <w:szCs w:val="22"/>
-                  <w:lang w:val="es-ES"/>
-                </w:rPr>
-                <m:t>65</m:t>
+                <m:t>=165</m:t>
               </m:r>
             </m:e>
           </m:func>
@@ -940,7 +789,7 @@
     </w:p>
     <w:p>
       <w:pPr>
-        <w:pStyle w:val="Prrafodelista"/>
+        <w:pStyle w:val="ListParagraph"/>
         <w:pBdr>
           <w:bottom w:val="single" w:sz="4" w:space="1" w:color="auto"/>
         </w:pBdr>
@@ -956,7 +805,7 @@
     </w:p>
     <w:p>
       <w:pPr>
-        <w:pStyle w:val="Prrafodelista"/>
+        <w:pStyle w:val="ListParagraph"/>
         <w:spacing w:after="0"/>
         <w:ind w:left="1080"/>
         <w:jc w:val="both"/>
@@ -978,19 +827,7 @@
               <w:szCs w:val="22"/>
               <w:lang w:val="es-ES"/>
             </w:rPr>
-            <m:t>ancho</m:t>
-          </m:r>
-          <m:r>
-            <m:rPr>
-              <m:sty m:val="p"/>
-            </m:rPr>
-            <w:rPr>
-              <w:rFonts w:ascii="Cambria Math" w:hAnsi="Cambria Math"/>
-              <w:sz w:val="22"/>
-              <w:szCs w:val="22"/>
-              <w:lang w:val="es-ES"/>
-            </w:rPr>
-            <m:t>_ inter</m:t>
+            <m:t>ancho_ inter</m:t>
           </m:r>
           <m:r>
             <w:rPr>
@@ -1006,7 +843,7 @@
     </w:p>
     <w:p>
       <w:pPr>
-        <w:pStyle w:val="Prrafodelista"/>
+        <w:pStyle w:val="ListParagraph"/>
         <w:spacing w:after="0"/>
         <w:ind w:left="1080"/>
         <w:jc w:val="both"/>
@@ -1061,16 +898,7 @@
                   <w:szCs w:val="22"/>
                   <w:lang w:val="es-ES"/>
                 </w:rPr>
-                <m:t>=</m:t>
-              </m:r>
-              <m:r>
-                <w:rPr>
-                  <w:rFonts w:ascii="Cambria Math" w:hAnsi="Cambria Math"/>
-                  <w:sz w:val="22"/>
-                  <w:szCs w:val="22"/>
-                  <w:lang w:val="es-ES"/>
-                </w:rPr>
-                <m:t>165-89=76</m:t>
+                <m:t>=165-89=76</m:t>
               </m:r>
             </m:e>
           </m:func>
@@ -1079,7 +907,7 @@
     </w:p>
     <w:p>
       <w:pPr>
-        <w:pStyle w:val="Prrafodelista"/>
+        <w:pStyle w:val="ListParagraph"/>
         <w:spacing w:after="0"/>
         <w:ind w:left="1080"/>
         <w:jc w:val="both"/>
@@ -1166,7 +994,7 @@
     </w:p>
     <w:p>
       <w:pPr>
-        <w:pStyle w:val="Prrafodelista"/>
+        <w:pStyle w:val="ListParagraph"/>
         <w:spacing w:after="0"/>
         <w:ind w:left="1080"/>
         <w:jc w:val="both"/>
@@ -1179,7 +1007,7 @@
     </w:p>
     <w:p>
       <w:pPr>
-        <w:pStyle w:val="Prrafodelista"/>
+        <w:pStyle w:val="ListParagraph"/>
         <w:numPr>
           <w:ilvl w:val="0"/>
           <w:numId w:val="3"/>
@@ -1203,7 +1031,7 @@
     </w:p>
     <w:p>
       <w:pPr>
-        <w:pStyle w:val="Prrafodelista"/>
+        <w:pStyle w:val="ListParagraph"/>
         <w:spacing w:after="0"/>
         <w:ind w:left="1440"/>
         <w:jc w:val="both"/>
@@ -1328,7 +1156,7 @@
     </w:p>
     <w:p>
       <w:pPr>
-        <w:pStyle w:val="Prrafodelista"/>
+        <w:pStyle w:val="ListParagraph"/>
         <w:spacing w:after="0"/>
         <w:ind w:left="1440"/>
         <w:jc w:val="both"/>
@@ -1404,7 +1232,7 @@
     </w:p>
     <w:p>
       <w:pPr>
-        <w:pStyle w:val="Prrafodelista"/>
+        <w:pStyle w:val="ListParagraph"/>
         <w:spacing w:after="0"/>
         <w:ind w:left="1440"/>
         <w:jc w:val="both"/>
@@ -1417,7 +1245,7 @@
     </w:p>
     <w:p>
       <w:pPr>
-        <w:pStyle w:val="Prrafodelista"/>
+        <w:pStyle w:val="ListParagraph"/>
         <w:numPr>
           <w:ilvl w:val="0"/>
           <w:numId w:val="3"/>
@@ -1441,7 +1269,7 @@
     </w:p>
     <w:p>
       <w:pPr>
-        <w:pStyle w:val="Prrafodelista"/>
+        <w:pStyle w:val="ListParagraph"/>
         <w:spacing w:after="0"/>
         <w:ind w:left="1080"/>
         <w:jc w:val="both"/>
@@ -1529,7 +1357,7 @@
     </w:p>
     <w:p>
       <w:pPr>
-        <w:pStyle w:val="Prrafodelista"/>
+        <w:pStyle w:val="ListParagraph"/>
         <w:spacing w:after="0"/>
         <w:ind w:left="1080"/>
         <w:jc w:val="both"/>
@@ -1542,7 +1370,7 @@
     </w:p>
     <w:p>
       <w:pPr>
-        <w:pStyle w:val="Prrafodelista"/>
+        <w:pStyle w:val="ListParagraph"/>
         <w:numPr>
           <w:ilvl w:val="0"/>
           <w:numId w:val="3"/>
@@ -1576,7 +1404,7 @@
     </w:p>
     <w:p>
       <w:pPr>
-        <w:pStyle w:val="Prrafodelista"/>
+        <w:pStyle w:val="ListParagraph"/>
         <w:spacing w:after="0"/>
         <w:ind w:left="1080"/>
         <w:jc w:val="both"/>
@@ -1647,7 +1475,7 @@
     </w:p>
     <w:p>
       <w:pPr>
-        <w:pStyle w:val="Prrafodelista"/>
+        <w:pStyle w:val="ListParagraph"/>
         <w:spacing w:after="0"/>
         <w:ind w:left="1080"/>
         <w:jc w:val="both"/>
@@ -1690,7 +1518,7 @@
     </w:p>
     <w:p>
       <w:pPr>
-        <w:pStyle w:val="Prrafodelista"/>
+        <w:pStyle w:val="ListParagraph"/>
         <w:spacing w:after="0"/>
         <w:ind w:left="1080"/>
         <w:jc w:val="both"/>
@@ -1703,7 +1531,7 @@
     </w:p>
     <w:p>
       <w:pPr>
-        <w:pStyle w:val="Prrafodelista"/>
+        <w:pStyle w:val="ListParagraph"/>
         <w:numPr>
           <w:ilvl w:val="0"/>
           <w:numId w:val="1"/>
@@ -1771,7 +1599,7 @@
     </w:p>
     <w:p>
       <w:pPr>
-        <w:pStyle w:val="Prrafodelista"/>
+        <w:pStyle w:val="ListParagraph"/>
         <w:numPr>
           <w:ilvl w:val="0"/>
           <w:numId w:val="2"/>
@@ -1795,7 +1623,7 @@
     </w:p>
     <w:p>
       <w:pPr>
-        <w:pStyle w:val="Prrafodelista"/>
+        <w:pStyle w:val="ListParagraph"/>
         <w:numPr>
           <w:ilvl w:val="0"/>
           <w:numId w:val="2"/>
@@ -1819,7 +1647,7 @@
     </w:p>
     <w:p>
       <w:pPr>
-        <w:pStyle w:val="Prrafodelista"/>
+        <w:pStyle w:val="ListParagraph"/>
         <w:spacing w:after="0"/>
         <w:ind w:left="1080"/>
         <w:jc w:val="both"/>
@@ -1832,7 +1660,7 @@
     </w:p>
     <w:p>
       <w:pPr>
-        <w:pStyle w:val="Prrafodelista"/>
+        <w:pStyle w:val="ListParagraph"/>
         <w:spacing w:after="0"/>
         <w:ind w:left="1080"/>
         <w:jc w:val="both"/>
@@ -1848,6 +1676,7 @@
           <w:szCs w:val="22"/>
           <w:lang w:val="es-ES"/>
         </w:rPr>
+        <w:lastRenderedPageBreak/>
         <w:t xml:space="preserve">Si se usara solo el área real como denominador, una caja predicha gigantesca que cubra toda la imagen siempre daría un valor cercano a 1.0, porque contendría el </w:t>
       </w:r>
       <w:proofErr w:type="spellStart"/>
@@ -1884,21 +1713,12 @@
           <w:szCs w:val="22"/>
           <w:lang w:val="es-ES"/>
         </w:rPr>
-        <w:t xml:space="preserve"> </w:t>
-      </w:r>
-      <w:r>
-        <w:rPr>
-          <w:sz w:val="22"/>
-          <w:szCs w:val="22"/>
-          <w:lang w:val="es-ES"/>
-        </w:rPr>
-        <w:lastRenderedPageBreak/>
-        <w:t xml:space="preserve">casi completamente. Al usar la unión, cualquier exceso de tamaño en la predicción penaliza el resultado. Esto evita que el modelo “haga trampa” prediciendo cajas exageradamente grandes para maximizar la métrica. </w:t>
-      </w:r>
-    </w:p>
-    <w:p>
-      <w:pPr>
-        <w:pStyle w:val="Prrafodelista"/>
+        <w:t xml:space="preserve"> casi completamente. Al usar la unión, cualquier exceso de tamaño en la predicción penaliza el resultado. Esto evita que el modelo “haga trampa” prediciendo cajas exageradamente grandes para maximizar la métrica. </w:t>
+      </w:r>
+    </w:p>
+    <w:p>
+      <w:pPr>
+        <w:pStyle w:val="ListParagraph"/>
         <w:spacing w:after="0"/>
         <w:ind w:left="1080"/>
         <w:jc w:val="both"/>
@@ -1911,7 +1731,7 @@
     </w:p>
     <w:p>
       <w:pPr>
-        <w:pStyle w:val="Prrafodelista"/>
+        <w:pStyle w:val="ListParagraph"/>
         <w:numPr>
           <w:ilvl w:val="0"/>
           <w:numId w:val="1"/>
@@ -1935,7 +1755,7 @@
     </w:p>
     <w:p>
       <w:pPr>
-        <w:pStyle w:val="Prrafodelista"/>
+        <w:pStyle w:val="ListParagraph"/>
         <w:spacing w:after="0"/>
         <w:jc w:val="both"/>
         <w:rPr>
@@ -1976,7 +1796,7 @@
     </w:p>
     <w:p>
       <w:pPr>
-        <w:pStyle w:val="Prrafodelista"/>
+        <w:pStyle w:val="ListParagraph"/>
         <w:spacing w:after="0"/>
         <w:jc w:val="both"/>
         <w:rPr>
@@ -1998,7 +1818,7 @@
     </w:p>
     <w:p>
       <w:pPr>
-        <w:pStyle w:val="Prrafodelista"/>
+        <w:pStyle w:val="ListParagraph"/>
         <w:numPr>
           <w:ilvl w:val="0"/>
           <w:numId w:val="2"/>
@@ -2022,7 +1842,7 @@
     </w:p>
     <w:p>
       <w:pPr>
-        <w:pStyle w:val="Prrafodelista"/>
+        <w:pStyle w:val="ListParagraph"/>
         <w:numPr>
           <w:ilvl w:val="0"/>
           <w:numId w:val="2"/>
@@ -2097,7 +1917,17 @@
     </w:p>
     <w:p>
       <w:pPr>
-        <w:pStyle w:val="Prrafodelista"/>
+        <w:pStyle w:val="ListParagraph"/>
+        <w:spacing w:after="0"/>
+        <w:jc w:val="both"/>
+        <w:rPr>
+          <w:lang w:val="es-ES"/>
+        </w:rPr>
+      </w:pPr>
+    </w:p>
+    <w:p>
+      <w:pPr>
+        <w:pStyle w:val="ListParagraph"/>
         <w:numPr>
           <w:ilvl w:val="0"/>
           <w:numId w:val="1"/>
@@ -2131,7 +1961,7 @@
     </w:p>
     <w:p>
       <w:pPr>
-        <w:pStyle w:val="Prrafodelista"/>
+        <w:pStyle w:val="ListParagraph"/>
         <w:numPr>
           <w:ilvl w:val="0"/>
           <w:numId w:val="2"/>
@@ -2261,7 +2091,7 @@
     </w:p>
     <w:p>
       <w:pPr>
-        <w:pStyle w:val="Prrafodelista"/>
+        <w:pStyle w:val="ListParagraph"/>
         <w:numPr>
           <w:ilvl w:val="0"/>
           <w:numId w:val="2"/>
@@ -2401,7 +2231,7 @@
     </w:p>
     <w:p>
       <w:pPr>
-        <w:pStyle w:val="Prrafodelista"/>
+        <w:pStyle w:val="ListParagraph"/>
         <w:spacing w:after="0"/>
         <w:ind w:left="1080"/>
         <w:jc w:val="both"/>
@@ -2412,7 +2242,7 @@
     </w:p>
     <w:p>
       <w:pPr>
-        <w:pStyle w:val="Prrafodelista"/>
+        <w:pStyle w:val="ListParagraph"/>
         <w:numPr>
           <w:ilvl w:val="0"/>
           <w:numId w:val="2"/>
@@ -2433,7 +2263,7 @@
     </w:p>
     <w:p>
       <w:pPr>
-        <w:pStyle w:val="Prrafodelista"/>
+        <w:pStyle w:val="ListParagraph"/>
         <w:numPr>
           <w:ilvl w:val="0"/>
           <w:numId w:val="2"/>
@@ -2543,7 +2373,7 @@
     </w:p>
     <w:p>
       <w:pPr>
-        <w:pStyle w:val="Prrafodelista"/>
+        <w:pStyle w:val="ListParagraph"/>
         <w:numPr>
           <w:ilvl w:val="0"/>
           <w:numId w:val="1"/>
@@ -2558,7 +2388,6 @@
         <w:rPr>
           <w:lang w:val="es-ES"/>
         </w:rPr>
-        <w:lastRenderedPageBreak/>
         <w:t xml:space="preserve">Traduzca esa preferencia a términos de precisión y </w:t>
       </w:r>
       <w:proofErr w:type="spellStart"/>
@@ -2578,7 +2407,7 @@
     </w:p>
     <w:p>
       <w:pPr>
-        <w:pStyle w:val="Prrafodelista"/>
+        <w:pStyle w:val="ListParagraph"/>
         <w:spacing w:after="0"/>
         <w:jc w:val="both"/>
         <w:rPr>
@@ -2622,17 +2451,17 @@
     </w:p>
     <w:p>
       <w:pPr>
-        <w:pStyle w:val="Prrafodelista"/>
-        <w:spacing w:after="0"/>
-        <w:jc w:val="both"/>
-        <w:rPr>
-          <w:lang w:val="es-ES"/>
-        </w:rPr>
-      </w:pPr>
-    </w:p>
-    <w:p>
-      <w:pPr>
-        <w:pStyle w:val="Prrafodelista"/>
+        <w:pStyle w:val="ListParagraph"/>
+        <w:spacing w:after="0"/>
+        <w:jc w:val="both"/>
+        <w:rPr>
+          <w:lang w:val="es-ES"/>
+        </w:rPr>
+      </w:pPr>
+    </w:p>
+    <w:p>
+      <w:pPr>
+        <w:pStyle w:val="ListParagraph"/>
         <w:numPr>
           <w:ilvl w:val="0"/>
           <w:numId w:val="1"/>
@@ -2680,7 +2509,7 @@
     </w:p>
     <w:p>
       <w:pPr>
-        <w:pStyle w:val="Prrafodelista"/>
+        <w:pStyle w:val="ListParagraph"/>
         <w:spacing w:after="0"/>
         <w:jc w:val="both"/>
         <w:rPr>
@@ -2691,146 +2520,34 @@
         <w:rPr>
           <w:lang w:val="es-GT"/>
         </w:rPr>
-        <w:t xml:space="preserve">El </w:t>
-      </w:r>
-      <w:proofErr w:type="spellStart"/>
+        <w:t>El Map (Mean Average Precision) es el</w:t>
+      </w:r>
       <w:r>
         <w:rPr>
           <w:lang w:val="es-GT"/>
         </w:rPr>
-        <w:t>Map</w:t>
-      </w:r>
-      <w:proofErr w:type="spellEnd"/>
+        <w:t xml:space="preserve"> promedio de la métrica AP calculada a través de todas las clases del modelo. Para una sola clase, la AP resume toda la curva Precisión-Recall en un único número: en lugar de reportar un único punto (P,R), integra el comportamiento del modelo a todos los posibles umbrales de confianza. El mAP promedia eso entre todas las clases. </w:t>
+      </w:r>
       <w:r>
         <w:rPr>
           <w:lang w:val="es-GT"/>
         </w:rPr>
-        <w:t xml:space="preserve"> (Mean </w:t>
-      </w:r>
-      <w:proofErr w:type="spellStart"/>
-      <w:r>
+        <w:t xml:space="preserve">Es más informativo que un único P o R porque un valor de Precisión = 0.9 no dice nada si el Recall es de 0.2, ni viceversa. El mAP captura el comportamiento global. </w:t>
+      </w:r>
+    </w:p>
+    <w:p>
+      <w:pPr>
+        <w:pStyle w:val="ListParagraph"/>
+        <w:spacing w:after="0"/>
+        <w:jc w:val="both"/>
         <w:rPr>
           <w:lang w:val="es-GT"/>
         </w:rPr>
-        <w:t>Average</w:t>
-      </w:r>
-      <w:proofErr w:type="spellEnd"/>
-      <w:r>
-        <w:rPr>
-          <w:lang w:val="es-GT"/>
-        </w:rPr>
-        <w:t xml:space="preserve"> </w:t>
-      </w:r>
-      <w:proofErr w:type="spellStart"/>
-      <w:r>
-        <w:rPr>
-          <w:lang w:val="es-GT"/>
-        </w:rPr>
-        <w:t>Precision</w:t>
-      </w:r>
-      <w:proofErr w:type="spellEnd"/>
-      <w:r>
-        <w:rPr>
-          <w:lang w:val="es-GT"/>
-        </w:rPr>
-        <w:t>) es el</w:t>
-      </w:r>
-      <w:r>
-        <w:rPr>
-          <w:lang w:val="es-GT"/>
-        </w:rPr>
-        <w:t xml:space="preserve"> promedio de la métrica AP calculada a través de todas las clases del modelo. Para una sola clase, la AP resume toda la curva Precisión-</w:t>
-      </w:r>
-      <w:proofErr w:type="spellStart"/>
-      <w:r>
-        <w:rPr>
-          <w:lang w:val="es-GT"/>
-        </w:rPr>
-        <w:t>Recall</w:t>
-      </w:r>
-      <w:proofErr w:type="spellEnd"/>
-      <w:r>
-        <w:rPr>
-          <w:lang w:val="es-GT"/>
-        </w:rPr>
-        <w:t xml:space="preserve"> en un único número: en lugar de reportar un único punto (</w:t>
-      </w:r>
-      <w:proofErr w:type="gramStart"/>
-      <w:r>
-        <w:rPr>
-          <w:lang w:val="es-GT"/>
-        </w:rPr>
-        <w:t>P,R</w:t>
-      </w:r>
-      <w:proofErr w:type="gramEnd"/>
-      <w:r>
-        <w:rPr>
-          <w:lang w:val="es-GT"/>
-        </w:rPr>
-        <w:t xml:space="preserve">), integra el comportamiento del modelo a todos los posibles umbrales de confianza. El </w:t>
-      </w:r>
-      <w:proofErr w:type="spellStart"/>
-      <w:r>
-        <w:rPr>
-          <w:lang w:val="es-GT"/>
-        </w:rPr>
-        <w:t>mAP</w:t>
-      </w:r>
-      <w:proofErr w:type="spellEnd"/>
-      <w:r>
-        <w:rPr>
-          <w:lang w:val="es-GT"/>
-        </w:rPr>
-        <w:t xml:space="preserve"> promedia eso entre todas las clases. </w:t>
-      </w:r>
-      <w:r>
-        <w:rPr>
-          <w:lang w:val="es-GT"/>
-        </w:rPr>
-        <w:t xml:space="preserve">Es más informativo que un único P o R porque un valor de Precisión = 0.9 no dice nada si el </w:t>
-      </w:r>
-      <w:proofErr w:type="spellStart"/>
-      <w:r>
-        <w:rPr>
-          <w:lang w:val="es-GT"/>
-        </w:rPr>
-        <w:t>Recall</w:t>
-      </w:r>
-      <w:proofErr w:type="spellEnd"/>
-      <w:r>
-        <w:rPr>
-          <w:lang w:val="es-GT"/>
-        </w:rPr>
-        <w:t xml:space="preserve"> es de 0.2, ni viceversa. El </w:t>
-      </w:r>
-      <w:proofErr w:type="spellStart"/>
-      <w:r>
-        <w:rPr>
-          <w:lang w:val="es-GT"/>
-        </w:rPr>
-        <w:t>mAP</w:t>
-      </w:r>
-      <w:proofErr w:type="spellEnd"/>
-      <w:r>
-        <w:rPr>
-          <w:lang w:val="es-GT"/>
-        </w:rPr>
-        <w:t xml:space="preserve"> captura el comportamiento global. </w:t>
-      </w:r>
-    </w:p>
-    <w:p>
-      <w:pPr>
-        <w:pStyle w:val="Prrafodelista"/>
-        <w:spacing w:after="0"/>
-        <w:jc w:val="both"/>
-        <w:rPr>
-          <w:lang w:val="es-GT"/>
-        </w:rPr>
-      </w:pPr>
-    </w:p>
-    <w:p>
-      <w:pPr>
-        <w:pStyle w:val="Prrafodelista"/>
+      </w:pPr>
+    </w:p>
+    <w:p>
+      <w:pPr>
+        <w:pStyle w:val="ListParagraph"/>
         <w:numPr>
           <w:ilvl w:val="0"/>
           <w:numId w:val="2"/>
@@ -2846,16 +2563,8 @@
         <w:rPr>
           <w:lang w:val="es-GT"/>
         </w:rPr>
-        <w:t xml:space="preserve">PASCAL VOC: considera que una detección es correcta si </w:t>
-      </w:r>
-      <w:proofErr w:type="spellStart"/>
-      <w:r>
-        <w:rPr>
-          <w:lang w:val="es-GT"/>
-        </w:rPr>
-        <w:t>IoU</w:t>
-      </w:r>
-      <w:proofErr w:type="spellEnd"/>
+        <w:t>PASCAL VOC: considera que una detección es correcta si IoU</w:t>
+      </w:r>
       <m:oMath>
         <m:r>
           <w:rPr>
@@ -2875,7 +2584,7 @@
     </w:p>
     <w:p>
       <w:pPr>
-        <w:pStyle w:val="Prrafodelista"/>
+        <w:pStyle w:val="ListParagraph"/>
         <w:numPr>
           <w:ilvl w:val="0"/>
           <w:numId w:val="2"/>
@@ -2905,80 +2614,84 @@
           <w:rFonts w:eastAsiaTheme="minorEastAsia"/>
           <w:lang w:val="es-GT"/>
         </w:rPr>
-        <w:t xml:space="preserve"> promedio el AP calculado a 10 umbrales distintos de los </w:t>
-      </w:r>
-      <w:proofErr w:type="spellStart"/>
-      <w:r>
+        <w:t xml:space="preserve"> promedio el AP calculado a 10 umbrales distintos de los IoU (0.50, 0.55… 0.95). Exige que el modelo localice bien el objeto a distintos niveles de precisión geométrica. </w:t>
+      </w:r>
+    </w:p>
+    <w:p>
+      <w:pPr>
+        <w:spacing w:after="0"/>
+        <w:ind w:left="720"/>
+        <w:jc w:val="both"/>
         <w:rPr>
           <w:rFonts w:eastAsiaTheme="minorEastAsia"/>
           <w:lang w:val="es-GT"/>
         </w:rPr>
-        <w:t>IoU</w:t>
-      </w:r>
-      <w:proofErr w:type="spellEnd"/>
-      <w:r>
+      </w:pPr>
+    </w:p>
+    <w:p>
+      <w:pPr>
+        <w:spacing w:after="0"/>
+        <w:ind w:left="720"/>
+        <w:jc w:val="both"/>
         <w:rPr>
           <w:rFonts w:eastAsiaTheme="minorEastAsia"/>
           <w:lang w:val="es-GT"/>
         </w:rPr>
-        <w:t xml:space="preserve"> (0.50, 0.55… 0.95). Exige que el modelo localice bien el objeto a distintos niveles de precisión geométrica. </w:t>
-      </w:r>
-    </w:p>
-    <w:p>
-      <w:pPr>
-        <w:spacing w:after="0"/>
-        <w:ind w:left="720"/>
-        <w:jc w:val="both"/>
+      </w:pPr>
+      <w:r>
         <w:rPr>
           <w:rFonts w:eastAsiaTheme="minorEastAsia"/>
           <w:lang w:val="es-GT"/>
         </w:rPr>
-      </w:pPr>
-    </w:p>
-    <w:p>
-      <w:pPr>
-        <w:spacing w:after="0"/>
-        <w:ind w:left="720"/>
-        <w:jc w:val="both"/>
-        <w:rPr>
+        <w:t xml:space="preserve">El protocolo COCO es más exigente. Para los anaqueles del SKU110K, donde los productos están muy juntos, acertar la localización final es difícil porque los márgenes entre productos son mínimos. Un modelo podría obtener buen </w:t>
+      </w:r>
+      <w:r>
+        <w:fldChar w:fldCharType="begin"/>
+      </w:r>
+      <w:r>
+        <w:instrText>HYPERLINK "mailto:mAP@0.5"</w:instrText>
+      </w:r>
+      <w:r>
+        <w:fldChar w:fldCharType="separate"/>
+      </w:r>
+      <w:r>
+        <w:rPr>
+          <w:rStyle w:val="Hyperlink"/>
           <w:rFonts w:eastAsiaTheme="minorEastAsia"/>
           <w:lang w:val="es-GT"/>
         </w:rPr>
-      </w:pPr>
+        <w:t>mAP@0.5</w:t>
+      </w:r>
+      <w:r>
+        <w:fldChar w:fldCharType="end"/>
+      </w:r>
       <w:r>
         <w:rPr>
           <w:rFonts w:eastAsiaTheme="minorEastAsia"/>
           <w:lang w:val="es-GT"/>
         </w:rPr>
-        <w:t xml:space="preserve">El protocolo COCO es más exigente. Para los anaqueles del SKU110K, donde los productos están muy juntos, acertar la localización final es difícil porque los márgenes entre productos son mínimos. Un modelo podría obtener buen </w:t>
-      </w:r>
-      <w:hyperlink r:id="rId7" w:history="1">
-        <w:r>
-          <w:rPr>
-            <w:rStyle w:val="Hipervnculo"/>
-            <w:rFonts w:eastAsiaTheme="minorEastAsia"/>
-            <w:lang w:val="es-GT"/>
-          </w:rPr>
-          <w:t>mAP@0.5</w:t>
-        </w:r>
-      </w:hyperlink>
-      <w:r>
-        <w:rPr>
+        <w:t xml:space="preserve"> pero colapsar en </w:t>
+      </w:r>
+      <w:r>
+        <w:fldChar w:fldCharType="begin"/>
+      </w:r>
+      <w:r>
+        <w:instrText>HYPERLINK "mailto:mAP@0.5:0.95"</w:instrText>
+      </w:r>
+      <w:r>
+        <w:fldChar w:fldCharType="separate"/>
+      </w:r>
+      <w:r>
+        <w:rPr>
+          <w:rStyle w:val="Hyperlink"/>
           <w:rFonts w:eastAsiaTheme="minorEastAsia"/>
           <w:lang w:val="es-GT"/>
         </w:rPr>
-        <w:t xml:space="preserve"> pero colapsar en </w:t>
-      </w:r>
-      <w:hyperlink r:id="rId8" w:history="1">
-        <w:r>
-          <w:rPr>
-            <w:rStyle w:val="Hipervnculo"/>
-            <w:rFonts w:eastAsiaTheme="minorEastAsia"/>
-            <w:lang w:val="es-GT"/>
-          </w:rPr>
-          <w:t>mAP@0.5:0.95</w:t>
-        </w:r>
-      </w:hyperlink>
+        <w:t>mAP@0.5:0.95</w:t>
+      </w:r>
+      <w:r>
+        <w:fldChar w:fldCharType="end"/>
+      </w:r>
       <w:r>
         <w:rPr>
           <w:rFonts w:eastAsiaTheme="minorEastAsia"/>
@@ -2989,7 +2702,7 @@
     </w:p>
     <w:p>
       <w:pPr>
-        <w:pStyle w:val="Prrafodelista"/>
+        <w:pStyle w:val="ListParagraph"/>
         <w:spacing w:after="0"/>
         <w:jc w:val="both"/>
         <w:rPr>
@@ -3019,7 +2732,7 @@
     </w:p>
     <w:p>
       <w:pPr>
-        <w:pStyle w:val="Prrafodelista"/>
+        <w:pStyle w:val="ListParagraph"/>
         <w:numPr>
           <w:ilvl w:val="0"/>
           <w:numId w:val="1"/>
@@ -3067,30 +2780,24 @@
     </w:p>
     <w:p>
       <w:pPr>
-        <w:pStyle w:val="Prrafodelista"/>
-        <w:spacing w:after="0"/>
-        <w:jc w:val="both"/>
-        <w:rPr>
-          <w:lang w:val="es-ES"/>
-        </w:rPr>
-      </w:pPr>
-      <w:r>
-        <w:rPr>
-          <w:lang w:val="es-ES"/>
-        </w:rPr>
-        <w:t xml:space="preserve">Los detectores modernos no miran la imagen una sola vez: dividen la imagen en una cuadrícula y, desde cada celda, generan múltiples propuestas de dónde podría haber un objeto. Como un producto en anaquel puede estar en el área de varias celdas al </w:t>
-      </w:r>
+        <w:pStyle w:val="ListParagraph"/>
+        <w:spacing w:after="0"/>
+        <w:jc w:val="both"/>
+        <w:rPr>
+          <w:lang w:val="es-ES"/>
+        </w:rPr>
+      </w:pPr>
       <w:r>
         <w:rPr>
           <w:lang w:val="es-ES"/>
         </w:rPr>
         <w:lastRenderedPageBreak/>
-        <w:t xml:space="preserve">mismo tiempo, el modelo propone la misma lata de atún desde 8, 15 o 20 ángulos distintos. </w:t>
-      </w:r>
-    </w:p>
-    <w:p>
-      <w:pPr>
-        <w:pStyle w:val="Prrafodelista"/>
+        <w:t xml:space="preserve">Los detectores modernos no miran la imagen una sola vez: dividen la imagen en una cuadrícula y, desde cada celda, generan múltiples propuestas de dónde podría haber un objeto. Como un producto en anaquel puede estar en el área de varias celdas al mismo tiempo, el modelo propone la misma lata de atún desde 8, 15 o 20 ángulos distintos. </w:t>
+      </w:r>
+    </w:p>
+    <w:p>
+      <w:pPr>
+        <w:pStyle w:val="ListParagraph"/>
         <w:spacing w:after="0"/>
         <w:jc w:val="both"/>
         <w:rPr>
@@ -3106,7 +2813,7 @@
     </w:p>
     <w:p>
       <w:pPr>
-        <w:pStyle w:val="Prrafodelista"/>
+        <w:pStyle w:val="ListParagraph"/>
         <w:numPr>
           <w:ilvl w:val="0"/>
           <w:numId w:val="4"/>
@@ -3126,7 +2833,7 @@
     </w:p>
     <w:p>
       <w:pPr>
-        <w:pStyle w:val="Prrafodelista"/>
+        <w:pStyle w:val="ListParagraph"/>
         <w:numPr>
           <w:ilvl w:val="0"/>
           <w:numId w:val="4"/>
@@ -3146,7 +2853,7 @@
     </w:p>
     <w:p>
       <w:pPr>
-        <w:pStyle w:val="Prrafodelista"/>
+        <w:pStyle w:val="ListParagraph"/>
         <w:numPr>
           <w:ilvl w:val="0"/>
           <w:numId w:val="4"/>
@@ -3166,7 +2873,7 @@
     </w:p>
     <w:p>
       <w:pPr>
-        <w:pStyle w:val="Prrafodelista"/>
+        <w:pStyle w:val="ListParagraph"/>
         <w:numPr>
           <w:ilvl w:val="0"/>
           <w:numId w:val="4"/>
@@ -3186,7 +2893,7 @@
     </w:p>
     <w:p>
       <w:pPr>
-        <w:pStyle w:val="Prrafodelista"/>
+        <w:pStyle w:val="ListParagraph"/>
         <w:numPr>
           <w:ilvl w:val="0"/>
           <w:numId w:val="4"/>
@@ -3206,7 +2913,7 @@
     </w:p>
     <w:p>
       <w:pPr>
-        <w:pStyle w:val="Prrafodelista"/>
+        <w:pStyle w:val="ListParagraph"/>
         <w:spacing w:after="0"/>
         <w:ind w:left="1080"/>
         <w:jc w:val="both"/>
@@ -3217,7 +2924,7 @@
     </w:p>
     <w:p>
       <w:pPr>
-        <w:pStyle w:val="Prrafodelista"/>
+        <w:pStyle w:val="ListParagraph"/>
         <w:numPr>
           <w:ilvl w:val="0"/>
           <w:numId w:val="1"/>
@@ -3253,7 +2960,7 @@
     </w:p>
     <w:p>
       <w:pPr>
-        <w:pStyle w:val="Prrafodelista"/>
+        <w:pStyle w:val="ListParagraph"/>
         <w:spacing w:after="0"/>
         <w:jc w:val="both"/>
         <w:rPr>
@@ -3319,17 +3026,17 @@
     </w:p>
     <w:p>
       <w:pPr>
-        <w:pStyle w:val="Prrafodelista"/>
-        <w:spacing w:after="0"/>
-        <w:jc w:val="both"/>
-        <w:rPr>
-          <w:lang w:val="es-ES"/>
-        </w:rPr>
-      </w:pPr>
-    </w:p>
-    <w:p>
-      <w:pPr>
-        <w:pStyle w:val="Prrafodelista"/>
+        <w:pStyle w:val="ListParagraph"/>
+        <w:spacing w:after="0"/>
+        <w:jc w:val="both"/>
+        <w:rPr>
+          <w:lang w:val="es-ES"/>
+        </w:rPr>
+      </w:pPr>
+    </w:p>
+    <w:p>
+      <w:pPr>
+        <w:pStyle w:val="ListParagraph"/>
         <w:numPr>
           <w:ilvl w:val="0"/>
           <w:numId w:val="1"/>
@@ -3350,7 +3057,7 @@
     </w:p>
     <w:p>
       <w:pPr>
-        <w:pStyle w:val="Prrafodelista"/>
+        <w:pStyle w:val="ListParagraph"/>
         <w:spacing w:after="0"/>
         <w:jc w:val="both"/>
         <w:rPr>
@@ -3368,7 +3075,7 @@
     </w:p>
     <w:p>
       <w:pPr>
-        <w:pStyle w:val="Prrafodelista"/>
+        <w:pStyle w:val="ListParagraph"/>
         <w:spacing w:after="0"/>
         <w:jc w:val="both"/>
         <w:rPr>
@@ -3449,55 +3156,41 @@
           <w:rFonts w:eastAsiaTheme="minorEastAsia"/>
           <w:lang w:val="es-ES"/>
         </w:rPr>
-        <w:t xml:space="preserve"> en el número de comparaciones – con 312 cajas eso son ~97,000 comparaciones potenciales. Si primero se filtran con </w:t>
-      </w:r>
-      <w:r>
+        <w:t xml:space="preserve"> en el número de comparaciones – con 312 cajas eso son ~97,000 comparaciones potenciales. Si primero se filtran con ͳ y quedan, 80 cajas relevantes, el NMS solo necesita ~6,400 comparaciones. El ahorra es sustancial. </w:t>
+      </w:r>
+    </w:p>
+    <w:p>
+      <w:pPr>
+        <w:pStyle w:val="ListParagraph"/>
+        <w:spacing w:after="0"/>
+        <w:jc w:val="both"/>
         <w:rPr>
           <w:rFonts w:eastAsiaTheme="minorEastAsia"/>
           <w:lang w:val="es-ES"/>
         </w:rPr>
-        <w:t>ͳ</w:t>
-      </w:r>
-      <w:r>
+      </w:pPr>
+    </w:p>
+    <w:p>
+      <w:pPr>
+        <w:pStyle w:val="ListParagraph"/>
+        <w:spacing w:after="0"/>
+        <w:jc w:val="both"/>
         <w:rPr>
           <w:rFonts w:eastAsiaTheme="minorEastAsia"/>
           <w:lang w:val="es-ES"/>
         </w:rPr>
-        <w:t xml:space="preserve"> y quedan, 80 cajas relevantes, el NMS solo necesita ~6,400 comparaciones. El ahorra es sustancial. </w:t>
-      </w:r>
-    </w:p>
-    <w:p>
-      <w:pPr>
-        <w:pStyle w:val="Prrafodelista"/>
-        <w:spacing w:after="0"/>
-        <w:jc w:val="both"/>
+      </w:pPr>
+      <w:r>
         <w:rPr>
           <w:rFonts w:eastAsiaTheme="minorEastAsia"/>
           <w:lang w:val="es-ES"/>
         </w:rPr>
-      </w:pPr>
-    </w:p>
-    <w:p>
-      <w:pPr>
-        <w:pStyle w:val="Prrafodelista"/>
-        <w:spacing w:after="0"/>
-        <w:jc w:val="both"/>
-        <w:rPr>
-          <w:rFonts w:eastAsiaTheme="minorEastAsia"/>
-          <w:lang w:val="es-ES"/>
-        </w:rPr>
-      </w:pPr>
-      <w:r>
-        <w:rPr>
-          <w:rFonts w:eastAsiaTheme="minorEastAsia"/>
-          <w:lang w:val="es-ES"/>
-        </w:rPr>
         <w:t xml:space="preserve"> ¿Qué pasaría si se invierte el orden?</w:t>
       </w:r>
     </w:p>
     <w:p>
       <w:pPr>
-        <w:pStyle w:val="Prrafodelista"/>
+        <w:pStyle w:val="ListParagraph"/>
         <w:spacing w:after="0"/>
         <w:jc w:val="both"/>
         <w:rPr>
@@ -3536,32 +3229,22 @@
         <w:rPr>
           <w:lang w:val="es-ES"/>
         </w:rPr>
-        <w:t xml:space="preserve">, sin contar la inferencia de la red. Además, las cajas de baja confianza pueden introducir supresiones incorrectas: una caja con confianza 0.05 podría eliminar por solapamiento una caja con confianza 0.9 que sí era correcta. </w:t>
-      </w:r>
-    </w:p>
-    <w:p>
-      <w:pPr>
-        <w:pStyle w:val="Prrafodelista"/>
-        <w:spacing w:after="0"/>
-        <w:jc w:val="both"/>
-        <w:rPr>
-          <w:lang w:val="es-ES"/>
-        </w:rPr>
-      </w:pPr>
-    </w:p>
-    <w:p>
-      <w:pPr>
-        <w:pStyle w:val="Prrafodelista"/>
-        <w:spacing w:after="0"/>
-        <w:jc w:val="both"/>
-        <w:rPr>
-          <w:lang w:val="es-ES"/>
-        </w:rPr>
-      </w:pPr>
-    </w:p>
-    <w:p>
-      <w:pPr>
-        <w:pStyle w:val="Prrafodelista"/>
+        <w:t>, sin contar la inferencia de la red. Además, las cajas de baja confianza pueden introducir supresiones incorrectas: una caja con confianza 0.05 podría eliminar por solapamiento una caja con confianza 0.9 que sí era correcta.</w:t>
+      </w:r>
+    </w:p>
+    <w:p>
+      <w:pPr>
+        <w:pStyle w:val="ListParagraph"/>
+        <w:spacing w:after="0"/>
+        <w:jc w:val="both"/>
+        <w:rPr>
+          <w:lang w:val="es-ES"/>
+        </w:rPr>
+      </w:pPr>
+    </w:p>
+    <w:p>
+      <w:pPr>
+        <w:pStyle w:val="ListParagraph"/>
         <w:spacing w:after="0"/>
         <w:jc w:val="both"/>
         <w:rPr>
@@ -3592,7 +3275,6 @@
           <w:u w:val="single"/>
           <w:lang w:val="es-ES"/>
         </w:rPr>
-        <w:lastRenderedPageBreak/>
         <w:t>Task</w:t>
       </w:r>
       <w:proofErr w:type="spellEnd"/>
@@ -3605,9 +3287,13 @@
           <w:u w:val="single"/>
           <w:lang w:val="es-ES"/>
         </w:rPr>
-        <w:t xml:space="preserve"> </w:t>
-      </w:r>
-      <w:r>
+        <w:t xml:space="preserve"> 2</w:t>
+      </w:r>
+    </w:p>
+    <w:p>
+      <w:pPr>
+        <w:spacing w:after="0"/>
+        <w:jc w:val="both"/>
         <w:rPr>
           <w:b/>
           <w:bCs/>
@@ -3616,12 +3302,11 @@
           <w:u w:val="single"/>
           <w:lang w:val="es-ES"/>
         </w:rPr>
-        <w:t>2</w:t>
-      </w:r>
-    </w:p>
-    <w:p>
-      <w:pPr>
-        <w:spacing w:after="0"/>
+      </w:pPr>
+    </w:p>
+    <w:p>
+      <w:pPr>
+        <w:jc w:val="both"/>
         <w:rPr>
           <w:b/>
           <w:bCs/>
@@ -3631,10 +3316,7 @@
           <w:lang w:val="es-ES"/>
         </w:rPr>
       </w:pPr>
-    </w:p>
-    <w:p>
-      <w:pPr>
-        <w:spacing w:after="0"/>
+      <w:r>
         <w:rPr>
           <w:b/>
           <w:bCs/>
@@ -3643,8 +3325,13 @@
           <w:u w:val="single"/>
           <w:lang w:val="es-ES"/>
         </w:rPr>
-      </w:pPr>
-      <w:r>
+        <w:br w:type="page"/>
+      </w:r>
+    </w:p>
+    <w:p>
+      <w:pPr>
+        <w:spacing w:after="0"/>
+        <w:jc w:val="both"/>
         <w:rPr>
           <w:b/>
           <w:bCs/>
@@ -3653,68 +3340,223 @@
           <w:u w:val="single"/>
           <w:lang w:val="es-ES"/>
         </w:rPr>
-        <w:t>Dictamen Ejecutivo</w:t>
-      </w:r>
-    </w:p>
-    <w:p>
-      <w:pPr>
-        <w:spacing w:after="0"/>
+      </w:pPr>
+      <w:r>
         <w:rPr>
           <w:b/>
           <w:bCs/>
-          <w:lang w:val="es-ES"/>
-        </w:rPr>
-      </w:pPr>
-    </w:p>
-    <w:p>
-      <w:pPr>
-        <w:spacing w:after="0"/>
+          <w:sz w:val="28"/>
+          <w:szCs w:val="28"/>
+          <w:u w:val="single"/>
+          <w:lang w:val="es-ES"/>
+        </w:rPr>
+        <w:lastRenderedPageBreak/>
+        <w:t>Dictamen Ejecutivo</w:t>
+      </w:r>
+    </w:p>
+    <w:p>
+      <w:pPr>
+        <w:spacing w:after="0"/>
+        <w:jc w:val="both"/>
         <w:rPr>
           <w:b/>
           <w:bCs/>
           <w:lang w:val="es-ES"/>
         </w:rPr>
       </w:pPr>
-      <w:r>
+    </w:p>
+    <w:p>
+      <w:pPr>
+        <w:spacing w:after="0"/>
+        <w:jc w:val="both"/>
         <w:rPr>
           <w:b/>
           <w:bCs/>
           <w:lang w:val="es-ES"/>
         </w:rPr>
-        <w:t>Tabla comparativa de métricas de modelos</w:t>
-      </w:r>
-    </w:p>
-    <w:p>
-      <w:pPr>
-        <w:spacing w:after="0"/>
+      </w:pPr>
+      <w:r>
         <w:rPr>
           <w:b/>
           <w:bCs/>
-          <w:lang w:val="es-ES"/>
-        </w:rPr>
-      </w:pPr>
-    </w:p>
-    <w:p>
-      <w:pPr>
-        <w:spacing w:after="0"/>
+          <w:noProof/>
+          <w:lang w:val="es-ES"/>
+        </w:rPr>
+        <w:drawing>
+          <wp:anchor distT="0" distB="0" distL="114300" distR="114300" simplePos="0" relativeHeight="251658240" behindDoc="0" locked="0" layoutInCell="1" allowOverlap="1" wp14:anchorId="2CF1248F" wp14:editId="3F7E6373">
+            <wp:simplePos x="0" y="0"/>
+            <wp:positionH relativeFrom="column">
+              <wp:posOffset>0</wp:posOffset>
+            </wp:positionH>
+            <wp:positionV relativeFrom="paragraph">
+              <wp:posOffset>382996</wp:posOffset>
+            </wp:positionV>
+            <wp:extent cx="5943600" cy="815340"/>
+            <wp:effectExtent l="0" t="0" r="0" b="0"/>
+            <wp:wrapTopAndBottom/>
+            <wp:docPr id="334838914" name="Picture 1"/>
+            <wp:cNvGraphicFramePr>
+              <a:graphicFrameLocks xmlns:a="http://schemas.openxmlformats.org/drawingml/2006/main" noChangeAspect="1"/>
+            </wp:cNvGraphicFramePr>
+            <a:graphic xmlns:a="http://schemas.openxmlformats.org/drawingml/2006/main">
+              <a:graphicData uri="http://schemas.openxmlformats.org/drawingml/2006/picture">
+                <pic:pic xmlns:pic="http://schemas.openxmlformats.org/drawingml/2006/picture">
+                  <pic:nvPicPr>
+                    <pic:cNvPr id="334838914" name="Picture 334838914"/>
+                    <pic:cNvPicPr/>
+                  </pic:nvPicPr>
+                  <pic:blipFill>
+                    <a:blip r:embed="rId7" cstate="print">
+                      <a:extLst>
+                        <a:ext uri="{28A0092B-C50C-407E-A947-70E740481C1C}">
+                          <a14:useLocalDpi xmlns:a14="http://schemas.microsoft.com/office/drawing/2010/main" val="0"/>
+                        </a:ext>
+                      </a:extLst>
+                    </a:blip>
+                    <a:stretch>
+                      <a:fillRect/>
+                    </a:stretch>
+                  </pic:blipFill>
+                  <pic:spPr>
+                    <a:xfrm>
+                      <a:off x="0" y="0"/>
+                      <a:ext cx="5943600" cy="815340"/>
+                    </a:xfrm>
+                    <a:prstGeom prst="rect">
+                      <a:avLst/>
+                    </a:prstGeom>
+                  </pic:spPr>
+                </pic:pic>
+              </a:graphicData>
+            </a:graphic>
+            <wp14:sizeRelH relativeFrom="page">
+              <wp14:pctWidth>0</wp14:pctWidth>
+            </wp14:sizeRelH>
+            <wp14:sizeRelV relativeFrom="page">
+              <wp14:pctHeight>0</wp14:pctHeight>
+            </wp14:sizeRelV>
+          </wp:anchor>
+        </w:drawing>
+      </w:r>
+      <w:r>
         <w:rPr>
           <w:b/>
           <w:bCs/>
           <w:lang w:val="es-ES"/>
         </w:rPr>
-      </w:pPr>
-      <w:r>
+        <w:t>Tabla comparativa de métricas de modelos</w:t>
+      </w:r>
+    </w:p>
+    <w:p>
+      <w:pPr>
+        <w:spacing w:after="0"/>
+        <w:jc w:val="both"/>
         <w:rPr>
           <w:b/>
           <w:bCs/>
           <w:lang w:val="es-ES"/>
         </w:rPr>
-        <w:t>Análisis: velocidad vs precisión</w:t>
-      </w:r>
-    </w:p>
-    <w:p>
-      <w:pPr>
-        <w:spacing w:after="0"/>
+      </w:pPr>
+    </w:p>
+    <w:p>
+      <w:pPr>
+        <w:spacing w:after="0"/>
+        <w:jc w:val="both"/>
+        <w:rPr>
+          <w:lang w:val="es-ES"/>
+        </w:rPr>
+      </w:pPr>
+      <w:r>
+        <w:rPr>
+          <w:lang w:val="es-ES"/>
+        </w:rPr>
+        <w:t xml:space="preserve">Se evaluaron dos arquitecturas de detección de objetos: un modelo de dos etapas, Faster R-CNN con </w:t>
+      </w:r>
+      <w:proofErr w:type="spellStart"/>
+      <w:r>
+        <w:rPr>
+          <w:lang w:val="es-ES"/>
+        </w:rPr>
+        <w:t>backbone</w:t>
+      </w:r>
+      <w:proofErr w:type="spellEnd"/>
+      <w:r>
+        <w:rPr>
+          <w:lang w:val="es-ES"/>
+        </w:rPr>
+        <w:t xml:space="preserve"> ResNet-50 y </w:t>
+      </w:r>
+      <w:proofErr w:type="spellStart"/>
+      <w:r>
+        <w:rPr>
+          <w:lang w:val="es-ES"/>
+        </w:rPr>
+        <w:t>Feature</w:t>
+      </w:r>
+      <w:proofErr w:type="spellEnd"/>
+      <w:r>
+        <w:rPr>
+          <w:lang w:val="es-ES"/>
+        </w:rPr>
+        <w:t xml:space="preserve"> Pyramid Network (FPN), un modelo de una etapa, YOLOv8n, ambos ajustados sobre un subconjunto del </w:t>
+      </w:r>
+      <w:proofErr w:type="spellStart"/>
+      <w:r>
+        <w:rPr>
+          <w:lang w:val="es-ES"/>
+        </w:rPr>
+        <w:t>dataset</w:t>
+      </w:r>
+      <w:proofErr w:type="spellEnd"/>
+      <w:r>
+        <w:rPr>
+          <w:lang w:val="es-ES"/>
+        </w:rPr>
+        <w:t xml:space="preserve"> de anaqueles. Los resultados obtenidos muestran diferencias claras de desempeño, eficiencia y viabilidad operativa. </w:t>
+      </w:r>
+    </w:p>
+    <w:p>
+      <w:pPr>
+        <w:spacing w:after="0"/>
+        <w:jc w:val="both"/>
+        <w:rPr>
+          <w:lang w:val="es-ES"/>
+        </w:rPr>
+      </w:pPr>
+    </w:p>
+    <w:p>
+      <w:pPr>
+        <w:spacing w:after="0"/>
+        <w:jc w:val="both"/>
+        <w:rPr>
+          <w:lang w:val="es-ES"/>
+        </w:rPr>
+      </w:pPr>
+      <w:r>
+        <w:rPr>
+          <w:lang w:val="es-ES"/>
+        </w:rPr>
+        <w:t xml:space="preserve">El modelo Faster R-CNN alcanzó un mAP@0.5 de 0.1843 y un mAP@0.5:0.95 de 0.1148, superando a YOLOv8n, que obtuvo valores de 0.1498 y 0.1001, respectivamente. En términos de precisión, YOLOv8n reportó un valor significativamente mayor (0.7266) en comparación con Faster R-CNN (0.1148), mientras que este último presentó un mejor </w:t>
+      </w:r>
+      <w:proofErr w:type="spellStart"/>
+      <w:r>
+        <w:rPr>
+          <w:lang w:val="es-ES"/>
+        </w:rPr>
+        <w:t>recall</w:t>
+      </w:r>
+      <w:proofErr w:type="spellEnd"/>
+      <w:r>
+        <w:rPr>
+          <w:lang w:val="es-ES"/>
+        </w:rPr>
+        <w:t xml:space="preserve"> (0.2878 vs 0.1891). En cuanto a eficiencia computacional, Faster R-CNN operó a 7.35 FPS con un tamaño de modelo de 158.11 MB, mientras que YOLOv8n presentó un tamaño considerablemente menor (5.94 MB), aunque con problemas en la medición de FPS.</w:t>
+      </w:r>
+    </w:p>
+    <w:p>
+      <w:pPr>
+        <w:spacing w:after="0"/>
+        <w:jc w:val="both"/>
         <w:rPr>
           <w:b/>
           <w:bCs/>
@@ -3725,6 +3567,7 @@
     <w:p>
       <w:pPr>
         <w:spacing w:after="0"/>
+        <w:jc w:val="both"/>
         <w:rPr>
           <w:b/>
           <w:bCs/>
@@ -3737,40 +3580,252 @@
           <w:bCs/>
           <w:lang w:val="es-ES"/>
         </w:rPr>
-        <w:t>Recomendación final</w:t>
-      </w:r>
-    </w:p>
-    <w:p>
-      <w:pPr>
-        <w:spacing w:after="0"/>
+        <w:t>Análisis: velocidad vs precisión</w:t>
+      </w:r>
+    </w:p>
+    <w:p>
+      <w:pPr>
+        <w:spacing w:after="0"/>
+        <w:jc w:val="both"/>
         <w:rPr>
           <w:b/>
           <w:bCs/>
           <w:lang w:val="es-ES"/>
         </w:rPr>
       </w:pPr>
-    </w:p>
-    <w:p>
-      <w:pPr>
-        <w:spacing w:after="0"/>
+      <w:r>
+        <w:rPr>
+          <w:noProof/>
+        </w:rPr>
+        <w:drawing>
+          <wp:anchor distT="0" distB="0" distL="114300" distR="114300" simplePos="0" relativeHeight="251660288" behindDoc="0" locked="0" layoutInCell="1" allowOverlap="1" wp14:anchorId="0AE114F5" wp14:editId="35AAAB92">
+            <wp:simplePos x="0" y="0"/>
+            <wp:positionH relativeFrom="column">
+              <wp:posOffset>0</wp:posOffset>
+            </wp:positionH>
+            <wp:positionV relativeFrom="paragraph">
+              <wp:posOffset>607241</wp:posOffset>
+            </wp:positionV>
+            <wp:extent cx="5943600" cy="2128520"/>
+            <wp:effectExtent l="0" t="0" r="0" b="5080"/>
+            <wp:wrapTopAndBottom/>
+            <wp:docPr id="680855335" name="Picture 4"/>
+            <wp:cNvGraphicFramePr>
+              <a:graphicFrameLocks xmlns:a="http://schemas.openxmlformats.org/drawingml/2006/main" noChangeAspect="1"/>
+            </wp:cNvGraphicFramePr>
+            <a:graphic xmlns:a="http://schemas.openxmlformats.org/drawingml/2006/main">
+              <a:graphicData uri="http://schemas.openxmlformats.org/drawingml/2006/picture">
+                <pic:pic xmlns:pic="http://schemas.openxmlformats.org/drawingml/2006/picture">
+                  <pic:nvPicPr>
+                    <pic:cNvPr id="0" name="Picture 1"/>
+                    <pic:cNvPicPr>
+                      <a:picLocks noChangeAspect="1" noChangeArrowheads="1"/>
+                    </pic:cNvPicPr>
+                  </pic:nvPicPr>
+                  <pic:blipFill>
+                    <a:blip r:embed="rId8">
+                      <a:extLst>
+                        <a:ext uri="{28A0092B-C50C-407E-A947-70E740481C1C}">
+                          <a14:useLocalDpi xmlns:a14="http://schemas.microsoft.com/office/drawing/2010/main" val="0"/>
+                        </a:ext>
+                      </a:extLst>
+                    </a:blip>
+                    <a:srcRect/>
+                    <a:stretch>
+                      <a:fillRect/>
+                    </a:stretch>
+                  </pic:blipFill>
+                  <pic:spPr bwMode="auto">
+                    <a:xfrm>
+                      <a:off x="0" y="0"/>
+                      <a:ext cx="5943600" cy="2128520"/>
+                    </a:xfrm>
+                    <a:prstGeom prst="rect">
+                      <a:avLst/>
+                    </a:prstGeom>
+                    <a:noFill/>
+                    <a:ln>
+                      <a:noFill/>
+                    </a:ln>
+                  </pic:spPr>
+                </pic:pic>
+              </a:graphicData>
+            </a:graphic>
+            <wp14:sizeRelH relativeFrom="page">
+              <wp14:pctWidth>0</wp14:pctWidth>
+            </wp14:sizeRelH>
+            <wp14:sizeRelV relativeFrom="page">
+              <wp14:pctHeight>0</wp14:pctHeight>
+            </wp14:sizeRelV>
+          </wp:anchor>
+        </w:drawing>
+      </w:r>
+      <w:r>
         <w:rPr>
           <w:b/>
           <w:bCs/>
-          <w:lang w:val="es-ES"/>
-        </w:rPr>
-      </w:pPr>
-      <w:r>
+          <w:noProof/>
+          <w:lang w:val="es-ES"/>
+        </w:rPr>
+        <w:drawing>
+          <wp:inline distT="0" distB="0" distL="0" distR="0" wp14:anchorId="6C2051C0" wp14:editId="7C2ADC83">
+            <wp:extent cx="5943600" cy="446315"/>
+            <wp:effectExtent l="0" t="0" r="0" b="0"/>
+            <wp:docPr id="150721413" name="Picture 3"/>
+            <wp:cNvGraphicFramePr>
+              <a:graphicFrameLocks xmlns:a="http://schemas.openxmlformats.org/drawingml/2006/main" noChangeAspect="1"/>
+            </wp:cNvGraphicFramePr>
+            <a:graphic xmlns:a="http://schemas.openxmlformats.org/drawingml/2006/main">
+              <a:graphicData uri="http://schemas.openxmlformats.org/drawingml/2006/picture">
+                <pic:pic xmlns:pic="http://schemas.openxmlformats.org/drawingml/2006/picture">
+                  <pic:nvPicPr>
+                    <pic:cNvPr id="150721413" name="Picture 150721413"/>
+                    <pic:cNvPicPr/>
+                  </pic:nvPicPr>
+                  <pic:blipFill rotWithShape="1">
+                    <a:blip r:embed="rId9" cstate="print">
+                      <a:extLst>
+                        <a:ext uri="{28A0092B-C50C-407E-A947-70E740481C1C}">
+                          <a14:useLocalDpi xmlns:a14="http://schemas.microsoft.com/office/drawing/2010/main" val="0"/>
+                        </a:ext>
+                      </a:extLst>
+                    </a:blip>
+                    <a:srcRect t="53973" b="24952"/>
+                    <a:stretch>
+                      <a:fillRect/>
+                    </a:stretch>
+                  </pic:blipFill>
+                  <pic:spPr bwMode="auto">
+                    <a:xfrm>
+                      <a:off x="0" y="0"/>
+                      <a:ext cx="5943600" cy="446315"/>
+                    </a:xfrm>
+                    <a:prstGeom prst="rect">
+                      <a:avLst/>
+                    </a:prstGeom>
+                    <a:ln>
+                      <a:noFill/>
+                    </a:ln>
+                    <a:extLst>
+                      <a:ext uri="{53640926-AAD7-44D8-BBD7-CCE9431645EC}">
+                        <a14:shadowObscured xmlns:a14="http://schemas.microsoft.com/office/drawing/2010/main"/>
+                      </a:ext>
+                    </a:extLst>
+                  </pic:spPr>
+                </pic:pic>
+              </a:graphicData>
+            </a:graphic>
+          </wp:inline>
+        </w:drawing>
+      </w:r>
+    </w:p>
+    <w:p>
+      <w:pPr>
+        <w:spacing w:after="0"/>
+        <w:jc w:val="both"/>
         <w:rPr>
           <w:b/>
           <w:bCs/>
           <w:lang w:val="es-ES"/>
         </w:rPr>
-        <w:t>Análisis de viabilidad operativa</w:t>
-      </w:r>
-    </w:p>
-    <w:p>
-      <w:pPr>
-        <w:spacing w:after="0"/>
+      </w:pPr>
+    </w:p>
+    <w:p>
+      <w:pPr>
+        <w:spacing w:after="0"/>
+        <w:jc w:val="both"/>
+        <w:rPr>
+          <w:lang w:val="es-ES"/>
+        </w:rPr>
+      </w:pPr>
+      <w:r>
+        <w:rPr>
+          <w:lang w:val="es-ES"/>
+        </w:rPr>
+        <w:lastRenderedPageBreak/>
+        <w:t xml:space="preserve">Los resultados reflejan el comportamiento esperado de ambas arquitecturas. Faster R-CNN, al ser un detector de dos etapas, prioriza la calidad de las predicciones, lo que se traduce en un mejor desempeño en métricas de localización como </w:t>
+      </w:r>
+      <w:proofErr w:type="spellStart"/>
+      <w:r>
+        <w:rPr>
+          <w:lang w:val="es-ES"/>
+        </w:rPr>
+        <w:t>mAP</w:t>
+      </w:r>
+      <w:proofErr w:type="spellEnd"/>
+      <w:r>
+        <w:rPr>
+          <w:lang w:val="es-ES"/>
+        </w:rPr>
+        <w:t>. Esto es particularmente relevante en escenarios de anaqueles densos, donde múltiples objetos similares se encuentran muy próximos entre sí y requieren una discriminación espacial precisa.</w:t>
+      </w:r>
+    </w:p>
+    <w:p>
+      <w:pPr>
+        <w:spacing w:after="0"/>
+        <w:jc w:val="both"/>
+        <w:rPr>
+          <w:lang w:val="es-ES"/>
+        </w:rPr>
+      </w:pPr>
+    </w:p>
+    <w:p>
+      <w:pPr>
+        <w:spacing w:after="0"/>
+        <w:jc w:val="both"/>
+        <w:rPr>
+          <w:lang w:val="es-ES"/>
+        </w:rPr>
+      </w:pPr>
+      <w:r>
+        <w:rPr>
+          <w:lang w:val="es-ES"/>
+        </w:rPr>
+        <w:t xml:space="preserve">Por otro lado, YOLOv8n, como modelo de una sola etapa, está optimizado para velocidad y eficiencia, lo que explica su alto valor de precisión. Sin embargo, su bajo </w:t>
+      </w:r>
+      <w:proofErr w:type="spellStart"/>
+      <w:r>
+        <w:rPr>
+          <w:lang w:val="es-ES"/>
+        </w:rPr>
+        <w:t>recall</w:t>
+      </w:r>
+      <w:proofErr w:type="spellEnd"/>
+      <w:r>
+        <w:rPr>
+          <w:lang w:val="es-ES"/>
+        </w:rPr>
+        <w:t xml:space="preserve"> indica que el modelo tiende a omitir una cantidad significativa de objetos presentes en la escena, lo cual es crítico en aplicaciones de auditoría de inventario. En este contexto, perder productos (falsos negativos) puede generar un impacto operativo mayor que reportar detecciones incorrectas.</w:t>
+      </w:r>
+    </w:p>
+    <w:p>
+      <w:pPr>
+        <w:spacing w:after="0"/>
+        <w:jc w:val="both"/>
+        <w:rPr>
+          <w:lang w:val="es-ES"/>
+        </w:rPr>
+      </w:pPr>
+    </w:p>
+    <w:p>
+      <w:pPr>
+        <w:spacing w:after="0"/>
+        <w:jc w:val="both"/>
+        <w:rPr>
+          <w:lang w:val="es-ES"/>
+        </w:rPr>
+      </w:pPr>
+      <w:r>
+        <w:rPr>
+          <w:lang w:val="es-ES"/>
+        </w:rPr>
+        <w:t>En conjunto, estos resultados evidencian que existe un compromiso entre velocidad, precisión y cobertura, donde Faster R-CNN ofrece un desempeño más equilibrado para el problema específico.</w:t>
+      </w:r>
+    </w:p>
+    <w:p>
+      <w:pPr>
+        <w:spacing w:after="0"/>
+        <w:jc w:val="both"/>
         <w:rPr>
           <w:b/>
           <w:bCs/>
@@ -3781,6 +3836,7 @@
     <w:p>
       <w:pPr>
         <w:spacing w:after="0"/>
+        <w:jc w:val="both"/>
         <w:rPr>
           <w:b/>
           <w:bCs/>
@@ -3793,22 +3849,129 @@
           <w:bCs/>
           <w:lang w:val="es-ES"/>
         </w:rPr>
-        <w:t xml:space="preserve">Cuánto cuesta en MB cada punto de </w:t>
-      </w:r>
-      <w:proofErr w:type="spellStart"/>
-      <w:r>
+        <w:t>Recomendación final</w:t>
+      </w:r>
+    </w:p>
+    <w:p>
+      <w:pPr>
+        <w:spacing w:after="0"/>
+        <w:jc w:val="both"/>
         <w:rPr>
           <w:b/>
           <w:bCs/>
           <w:lang w:val="es-ES"/>
         </w:rPr>
-        <w:t>mAP</w:t>
+      </w:pPr>
+    </w:p>
+    <w:p>
+      <w:pPr>
+        <w:spacing w:after="0"/>
+        <w:jc w:val="both"/>
+        <w:rPr>
+          <w:lang w:val="es-ES"/>
+        </w:rPr>
+      </w:pPr>
+      <w:r>
+        <w:rPr>
+          <w:lang w:val="es-ES"/>
+        </w:rPr>
+        <w:t xml:space="preserve">Considerando las restricciones operativas del sistema </w:t>
+      </w:r>
+      <w:proofErr w:type="spellStart"/>
+      <w:r>
+        <w:rPr>
+          <w:lang w:val="es-ES"/>
+        </w:rPr>
+        <w:t>VisorShelf</w:t>
       </w:r>
       <w:proofErr w:type="spellEnd"/>
-    </w:p>
-    <w:p>
-      <w:pPr>
-        <w:spacing w:after="0"/>
+      <w:r>
+        <w:rPr>
+          <w:lang w:val="es-ES"/>
+        </w:rPr>
+        <w:t>, especialmente la necesidad de procesar imágenes en menos de 500 ms en hardware sin GPU, se recomienda el uso de Faster R-CNN con ResNet-50 + FPN para despliegue en producción.</w:t>
+      </w:r>
+    </w:p>
+    <w:p>
+      <w:pPr>
+        <w:spacing w:after="0"/>
+        <w:jc w:val="both"/>
+        <w:rPr>
+          <w:lang w:val="es-ES"/>
+        </w:rPr>
+      </w:pPr>
+    </w:p>
+    <w:p>
+      <w:pPr>
+        <w:spacing w:after="0"/>
+        <w:jc w:val="both"/>
+        <w:rPr>
+          <w:lang w:val="es-ES"/>
+        </w:rPr>
+      </w:pPr>
+      <w:r>
+        <w:rPr>
+          <w:lang w:val="es-ES"/>
+        </w:rPr>
+        <w:t xml:space="preserve">Este modelo cumple con los requisitos de latencia, registrando un tiempo promedio de 136 ms por imagen, lo cual se encuentra significativamente por debajo del límite establecido. Además, su mayor </w:t>
+      </w:r>
+      <w:proofErr w:type="spellStart"/>
+      <w:r>
+        <w:rPr>
+          <w:lang w:val="es-ES"/>
+        </w:rPr>
+        <w:t>recall</w:t>
+      </w:r>
+      <w:proofErr w:type="spellEnd"/>
+      <w:r>
+        <w:rPr>
+          <w:lang w:val="es-ES"/>
+        </w:rPr>
+        <w:t xml:space="preserve"> lo convierte en una opción más confiable para detectar productos en anaqueles densamente poblados, reduciendo el riesgo de omitir objetos relevantes.</w:t>
+      </w:r>
+    </w:p>
+    <w:p>
+      <w:pPr>
+        <w:spacing w:after="0"/>
+        <w:jc w:val="both"/>
+        <w:rPr>
+          <w:lang w:val="es-ES"/>
+        </w:rPr>
+      </w:pPr>
+    </w:p>
+    <w:p>
+      <w:pPr>
+        <w:spacing w:after="0"/>
+        <w:jc w:val="both"/>
+        <w:rPr>
+          <w:lang w:val="es-ES"/>
+        </w:rPr>
+      </w:pPr>
+      <w:r>
+        <w:rPr>
+          <w:lang w:val="es-ES"/>
+        </w:rPr>
+        <w:t xml:space="preserve">Aunque YOLOv8n presenta ventajas en términos de tamaño del modelo y eficiencia en memoria, su bajo </w:t>
+      </w:r>
+      <w:proofErr w:type="spellStart"/>
+      <w:r>
+        <w:rPr>
+          <w:lang w:val="es-ES"/>
+        </w:rPr>
+        <w:t>recall</w:t>
+      </w:r>
+      <w:proofErr w:type="spellEnd"/>
+      <w:r>
+        <w:rPr>
+          <w:lang w:val="es-ES"/>
+        </w:rPr>
+        <w:t xml:space="preserve"> y los problemas observados en la inferencia lo hacen menos adecuado para este escenario, donde la prioridad es la detección exhaustiva de productos.</w:t>
+      </w:r>
+    </w:p>
+    <w:p>
+      <w:pPr>
+        <w:spacing w:after="0"/>
+        <w:jc w:val="both"/>
         <w:rPr>
           <w:b/>
           <w:bCs/>
@@ -3819,6 +3982,7 @@
     <w:p>
       <w:pPr>
         <w:spacing w:after="0"/>
+        <w:jc w:val="both"/>
         <w:rPr>
           <w:b/>
           <w:bCs/>
@@ -3829,41 +3993,528 @@
         <w:rPr>
           <w:b/>
           <w:bCs/>
-          <w:lang w:val="es-ES"/>
-        </w:rPr>
-        <w:t>Reflexión sobre generalización</w:t>
-      </w:r>
-    </w:p>
-    <w:p>
-      <w:pPr>
-        <w:spacing w:after="0"/>
+          <w:noProof/>
+          <w:lang w:val="es-ES"/>
+        </w:rPr>
+        <w:lastRenderedPageBreak/>
+        <w:drawing>
+          <wp:anchor distT="0" distB="0" distL="114300" distR="114300" simplePos="0" relativeHeight="251659264" behindDoc="0" locked="0" layoutInCell="1" allowOverlap="1" wp14:anchorId="4EE62402" wp14:editId="2ABD1226">
+            <wp:simplePos x="0" y="0"/>
+            <wp:positionH relativeFrom="column">
+              <wp:posOffset>0</wp:posOffset>
+            </wp:positionH>
+            <wp:positionV relativeFrom="paragraph">
+              <wp:posOffset>329384</wp:posOffset>
+            </wp:positionV>
+            <wp:extent cx="5943600" cy="2785745"/>
+            <wp:effectExtent l="0" t="0" r="0" b="0"/>
+            <wp:wrapTopAndBottom/>
+            <wp:docPr id="1836558432" name="Picture 2"/>
+            <wp:cNvGraphicFramePr>
+              <a:graphicFrameLocks xmlns:a="http://schemas.openxmlformats.org/drawingml/2006/main" noChangeAspect="1"/>
+            </wp:cNvGraphicFramePr>
+            <a:graphic xmlns:a="http://schemas.openxmlformats.org/drawingml/2006/main">
+              <a:graphicData uri="http://schemas.openxmlformats.org/drawingml/2006/picture">
+                <pic:pic xmlns:pic="http://schemas.openxmlformats.org/drawingml/2006/picture">
+                  <pic:nvPicPr>
+                    <pic:cNvPr id="1836558432" name="Picture 1836558432"/>
+                    <pic:cNvPicPr/>
+                  </pic:nvPicPr>
+                  <pic:blipFill>
+                    <a:blip r:embed="rId10" cstate="print">
+                      <a:extLst>
+                        <a:ext uri="{28A0092B-C50C-407E-A947-70E740481C1C}">
+                          <a14:useLocalDpi xmlns:a14="http://schemas.microsoft.com/office/drawing/2010/main" val="0"/>
+                        </a:ext>
+                      </a:extLst>
+                    </a:blip>
+                    <a:stretch>
+                      <a:fillRect/>
+                    </a:stretch>
+                  </pic:blipFill>
+                  <pic:spPr>
+                    <a:xfrm>
+                      <a:off x="0" y="0"/>
+                      <a:ext cx="5943600" cy="2785745"/>
+                    </a:xfrm>
+                    <a:prstGeom prst="rect">
+                      <a:avLst/>
+                    </a:prstGeom>
+                  </pic:spPr>
+                </pic:pic>
+              </a:graphicData>
+            </a:graphic>
+            <wp14:sizeRelH relativeFrom="page">
+              <wp14:pctWidth>0</wp14:pctWidth>
+            </wp14:sizeRelH>
+            <wp14:sizeRelV relativeFrom="page">
+              <wp14:pctHeight>0</wp14:pctHeight>
+            </wp14:sizeRelV>
+          </wp:anchor>
+        </w:drawing>
+      </w:r>
+      <w:r>
         <w:rPr>
           <w:b/>
           <w:bCs/>
           <w:lang w:val="es-ES"/>
         </w:rPr>
-      </w:pPr>
-    </w:p>
-    <w:p>
-      <w:pPr>
-        <w:spacing w:after="0"/>
+        <w:t>Análisis de viabilidad operativa</w:t>
+      </w:r>
+    </w:p>
+    <w:p>
+      <w:pPr>
+        <w:spacing w:after="0"/>
+        <w:jc w:val="both"/>
         <w:rPr>
           <w:b/>
           <w:bCs/>
           <w:lang w:val="es-ES"/>
         </w:rPr>
       </w:pPr>
-      <w:r>
+    </w:p>
+    <w:p>
+      <w:pPr>
+        <w:spacing w:after="0"/>
+        <w:jc w:val="both"/>
+        <w:rPr>
+          <w:lang w:val="es-ES"/>
+        </w:rPr>
+      </w:pPr>
+      <w:r>
+        <w:rPr>
+          <w:lang w:val="es-ES"/>
+        </w:rPr>
+        <w:t xml:space="preserve">Desde una perspectiva operativa, Faster R-CNN demuestra ser altamente viable. Con una velocidad de 7.35 FPS, el sistema es capaz de procesar aproximadamente 26,460 imágenes por hora, lo cual excede ampliamente el requerimiento de una imagen cada 30 segundos por cámara. Incluso en un escenario con múltiples cámaras, por </w:t>
+      </w:r>
+      <w:proofErr w:type="gramStart"/>
+      <w:r>
+        <w:rPr>
+          <w:lang w:val="es-ES"/>
+        </w:rPr>
+        <w:t>ejemplo</w:t>
+      </w:r>
+      <w:proofErr w:type="gramEnd"/>
+      <w:r>
+        <w:rPr>
+          <w:lang w:val="es-ES"/>
+        </w:rPr>
+        <w:t xml:space="preserve"> cinco dispositivos operando simultáneamente, el sistema puede sostener una carga de aproximadamente 5,292 imágenes por hora por cámara, manteniéndose dentro de los límites operativos.</w:t>
+      </w:r>
+    </w:p>
+    <w:p>
+      <w:pPr>
+        <w:spacing w:after="0"/>
+        <w:jc w:val="both"/>
+        <w:rPr>
+          <w:lang w:val="es-ES"/>
+        </w:rPr>
+      </w:pPr>
+    </w:p>
+    <w:p>
+      <w:pPr>
+        <w:spacing w:after="0"/>
+        <w:jc w:val="both"/>
+        <w:rPr>
+          <w:lang w:val="es-ES"/>
+        </w:rPr>
+      </w:pPr>
+      <w:r>
+        <w:rPr>
+          <w:lang w:val="es-ES"/>
+        </w:rPr>
+        <w:t>En contraste, YOLOv8n no cumple con los requisitos de latencia establecidos, registrando aproximadamente 999 ms por imagen, lo que impide su uso en tiempo real bajo las condiciones actuales. Además, la medición de FPS igual a cero sugiere posibles inconsistencias en el entorno de evaluación o en la configuración del modelo.</w:t>
+      </w:r>
+    </w:p>
+    <w:p>
+      <w:pPr>
+        <w:spacing w:after="0"/>
+        <w:jc w:val="both"/>
         <w:rPr>
           <w:b/>
           <w:bCs/>
           <w:lang w:val="es-ES"/>
         </w:rPr>
+      </w:pPr>
+    </w:p>
+    <w:p>
+      <w:pPr>
+        <w:spacing w:after="0"/>
+        <w:jc w:val="both"/>
+        <w:rPr>
+          <w:b/>
+          <w:bCs/>
+          <w:lang w:val="es-ES"/>
+        </w:rPr>
+      </w:pPr>
+      <w:r>
+        <w:rPr>
+          <w:b/>
+          <w:bCs/>
+          <w:lang w:val="es-ES"/>
+        </w:rPr>
+        <w:t xml:space="preserve">Cuánto cuesta en MB cada punto de </w:t>
+      </w:r>
+      <w:proofErr w:type="spellStart"/>
+      <w:r>
+        <w:rPr>
+          <w:b/>
+          <w:bCs/>
+          <w:lang w:val="es-ES"/>
+        </w:rPr>
+        <w:t>mAP</w:t>
+      </w:r>
+      <w:proofErr w:type="spellEnd"/>
+    </w:p>
+    <w:p>
+      <w:pPr>
+        <w:spacing w:after="0"/>
+        <w:jc w:val="both"/>
+        <w:rPr>
+          <w:b/>
+          <w:bCs/>
+          <w:lang w:val="es-ES"/>
+        </w:rPr>
+      </w:pPr>
+    </w:p>
+    <w:p>
+      <w:pPr>
+        <w:spacing w:after="0"/>
+        <w:jc w:val="both"/>
+        <w:rPr>
+          <w:lang w:val="es-ES"/>
+        </w:rPr>
+      </w:pPr>
+      <w:r>
+        <w:rPr>
+          <w:lang w:val="es-ES"/>
+        </w:rPr>
+        <w:t xml:space="preserve">Desde una perspectiva operativa, Faster R-CNN demuestra ser altamente viable. Con una velocidad de 7.35 FPS, el sistema es capaz de procesar aproximadamente 26,460 imágenes por hora, lo cual excede ampliamente el requerimiento de una imagen cada 30 segundos por cámara. Incluso en un escenario con múltiples cámaras, por </w:t>
+      </w:r>
+      <w:proofErr w:type="gramStart"/>
+      <w:r>
+        <w:rPr>
+          <w:lang w:val="es-ES"/>
+        </w:rPr>
+        <w:t>ejemplo</w:t>
+      </w:r>
+      <w:proofErr w:type="gramEnd"/>
+      <w:r>
+        <w:rPr>
+          <w:lang w:val="es-ES"/>
+        </w:rPr>
+        <w:t xml:space="preserve"> cinco dispositivos operando simultáneamente, el sistema puede sostener una carga de aproximadamente 5,292 imágenes por hora por cámara, manteniéndose dentro de los límites operativos.</w:t>
+      </w:r>
+    </w:p>
+    <w:p>
+      <w:pPr>
+        <w:spacing w:after="0"/>
+        <w:jc w:val="both"/>
+        <w:rPr>
+          <w:lang w:val="es-ES"/>
+        </w:rPr>
+      </w:pPr>
+    </w:p>
+    <w:p>
+      <w:pPr>
+        <w:spacing w:after="0"/>
+        <w:jc w:val="both"/>
+        <w:rPr>
+          <w:lang w:val="es-ES"/>
+        </w:rPr>
+      </w:pPr>
+      <w:r>
+        <w:rPr>
+          <w:lang w:val="es-ES"/>
+        </w:rPr>
+        <w:lastRenderedPageBreak/>
+        <w:t>En contraste, YOLOv8n no cumple con los requisitos de latencia establecidos, registrando aproximadamente 999 ms por imagen, lo que impide su uso en tiempo real bajo las condiciones actuales. Además, la medición de FPS igual a cero sugiere posibles inconsistencias en el entorno de evaluación o en la configuración del modelo.</w:t>
+      </w:r>
+    </w:p>
+    <w:p>
+      <w:pPr>
+        <w:spacing w:after="0"/>
+        <w:jc w:val="both"/>
+        <w:rPr>
+          <w:b/>
+          <w:bCs/>
+          <w:lang w:val="es-ES"/>
+        </w:rPr>
+      </w:pPr>
+    </w:p>
+    <w:p>
+      <w:pPr>
+        <w:spacing w:after="0"/>
+        <w:jc w:val="both"/>
+        <w:rPr>
+          <w:b/>
+          <w:bCs/>
+          <w:lang w:val="es-ES"/>
+        </w:rPr>
+      </w:pPr>
+      <w:r>
+        <w:rPr>
+          <w:b/>
+          <w:bCs/>
+          <w:lang w:val="es-ES"/>
+        </w:rPr>
+        <w:t>Reflexión sobre generalización</w:t>
+      </w:r>
+    </w:p>
+    <w:p>
+      <w:pPr>
+        <w:spacing w:after="0"/>
+        <w:jc w:val="both"/>
+        <w:rPr>
+          <w:lang w:val="es-ES"/>
+        </w:rPr>
+      </w:pPr>
+    </w:p>
+    <w:p>
+      <w:pPr>
+        <w:spacing w:after="0"/>
+        <w:jc w:val="both"/>
+        <w:rPr>
+          <w:lang w:val="es-ES"/>
+        </w:rPr>
+      </w:pPr>
+      <w:r>
+        <w:rPr>
+          <w:lang w:val="es-ES"/>
+        </w:rPr>
+        <w:t>Es importante destacar que los modelos entrenados podrían experimentar una disminución en su desempeño al ser desplegados en entornos reales. Factores como variaciones en iluminación, diferencias en la calidad y ángulo de las cámaras, así como cambios en las categorías de productos, pueden afectar la capacidad de generalización del sistema.</w:t>
+      </w:r>
+    </w:p>
+    <w:p>
+      <w:pPr>
+        <w:spacing w:after="0"/>
+        <w:jc w:val="both"/>
+        <w:rPr>
+          <w:lang w:val="es-ES"/>
+        </w:rPr>
+      </w:pPr>
+    </w:p>
+    <w:p>
+      <w:pPr>
+        <w:spacing w:after="0"/>
+        <w:jc w:val="both"/>
+        <w:rPr>
+          <w:lang w:val="es-ES"/>
+        </w:rPr>
+      </w:pPr>
+      <w:r>
+        <w:rPr>
+          <w:lang w:val="es-ES"/>
+        </w:rPr>
+        <w:t>Para mitigar estos efectos, será necesario implementar estrategias como fine-</w:t>
+      </w:r>
+      <w:proofErr w:type="spellStart"/>
+      <w:r>
+        <w:rPr>
+          <w:lang w:val="es-ES"/>
+        </w:rPr>
+        <w:t>tuning</w:t>
+      </w:r>
+      <w:proofErr w:type="spellEnd"/>
+      <w:r>
+        <w:rPr>
+          <w:lang w:val="es-ES"/>
+        </w:rPr>
+        <w:t xml:space="preserve"> continuo, incorporación de datos adicionales representativos de distintos entornos y el uso de técnicas de data </w:t>
+      </w:r>
+      <w:proofErr w:type="spellStart"/>
+      <w:r>
+        <w:rPr>
+          <w:lang w:val="es-ES"/>
+        </w:rPr>
+        <w:t>augmentation</w:t>
+      </w:r>
+      <w:proofErr w:type="spellEnd"/>
+      <w:r>
+        <w:rPr>
+          <w:lang w:val="es-ES"/>
+        </w:rPr>
+        <w:t>. Esto permitirá mejorar la robustez del modelo y facilitar su escalabilidad a nuevas tiendas.</w:t>
+      </w:r>
+    </w:p>
+    <w:p>
+      <w:pPr>
+        <w:spacing w:after="0"/>
+        <w:jc w:val="both"/>
+        <w:rPr>
+          <w:b/>
+          <w:bCs/>
+          <w:lang w:val="es-ES"/>
+        </w:rPr>
+      </w:pPr>
+    </w:p>
+    <w:p>
+      <w:pPr>
+        <w:spacing w:after="0"/>
+        <w:jc w:val="both"/>
+        <w:rPr>
+          <w:b/>
+          <w:bCs/>
+          <w:lang w:val="es-ES"/>
+        </w:rPr>
+      </w:pPr>
+      <w:r>
+        <w:rPr>
+          <w:b/>
+          <w:bCs/>
+          <w:lang w:val="es-ES"/>
+        </w:rPr>
         <w:t>Limitaciones del experimento</w:t>
       </w:r>
     </w:p>
+    <w:p>
+      <w:pPr>
+        <w:spacing w:after="0"/>
+        <w:jc w:val="both"/>
+        <w:rPr>
+          <w:b/>
+          <w:bCs/>
+          <w:lang w:val="es-ES"/>
+        </w:rPr>
+      </w:pPr>
+    </w:p>
+    <w:p>
+      <w:pPr>
+        <w:spacing w:after="0"/>
+        <w:jc w:val="both"/>
+        <w:rPr>
+          <w:lang w:val="es-ES"/>
+        </w:rPr>
+      </w:pPr>
+      <w:r>
+        <w:rPr>
+          <w:lang w:val="es-ES"/>
+        </w:rPr>
+        <w:t>Es importante destacar que los modelos entrenados podrían experimentar una disminución en su desempeño al ser desplegados en entornos reales. Factores como variaciones en iluminación, diferencias en la calidad y ángulo de las cámaras, así como cambios en las categorías de productos, pueden afectar la capacidad de generalización del sistema.</w:t>
+      </w:r>
+    </w:p>
+    <w:p>
+      <w:pPr>
+        <w:spacing w:after="0"/>
+        <w:jc w:val="both"/>
+        <w:rPr>
+          <w:lang w:val="es-ES"/>
+        </w:rPr>
+      </w:pPr>
+    </w:p>
+    <w:p>
+      <w:pPr>
+        <w:spacing w:after="0"/>
+        <w:jc w:val="both"/>
+        <w:rPr>
+          <w:lang w:val="es-ES"/>
+        </w:rPr>
+      </w:pPr>
+      <w:r>
+        <w:rPr>
+          <w:lang w:val="es-ES"/>
+        </w:rPr>
+        <w:t>Para mitigar estos efectos, será necesario implementar estrategias como fine-</w:t>
+      </w:r>
+      <w:proofErr w:type="spellStart"/>
+      <w:r>
+        <w:rPr>
+          <w:lang w:val="es-ES"/>
+        </w:rPr>
+        <w:t>tuning</w:t>
+      </w:r>
+      <w:proofErr w:type="spellEnd"/>
+      <w:r>
+        <w:rPr>
+          <w:lang w:val="es-ES"/>
+        </w:rPr>
+        <w:t xml:space="preserve"> continuo, incorporación de datos adicionales representativos de distintos entornos y el uso de técnicas de data </w:t>
+      </w:r>
+      <w:proofErr w:type="spellStart"/>
+      <w:r>
+        <w:rPr>
+          <w:lang w:val="es-ES"/>
+        </w:rPr>
+        <w:t>augmentation</w:t>
+      </w:r>
+      <w:proofErr w:type="spellEnd"/>
+      <w:r>
+        <w:rPr>
+          <w:lang w:val="es-ES"/>
+        </w:rPr>
+        <w:t>. Esto permitirá mejorar la robustez del modelo y facilitar su escalabilidad a nuevas tiendas.</w:t>
+      </w:r>
+    </w:p>
+    <w:p>
+      <w:pPr>
+        <w:spacing w:after="0"/>
+        <w:jc w:val="both"/>
+        <w:rPr>
+          <w:lang w:val="es-ES"/>
+        </w:rPr>
+      </w:pPr>
+    </w:p>
+    <w:p>
+      <w:pPr>
+        <w:spacing w:after="0"/>
+        <w:jc w:val="both"/>
+        <w:rPr>
+          <w:b/>
+          <w:bCs/>
+          <w:lang w:val="es-ES"/>
+        </w:rPr>
+      </w:pPr>
+      <w:r>
+        <w:rPr>
+          <w:b/>
+          <w:bCs/>
+          <w:lang w:val="es-ES"/>
+        </w:rPr>
+        <w:t>Conclusión</w:t>
+      </w:r>
+    </w:p>
+    <w:p>
+      <w:pPr>
+        <w:spacing w:after="0"/>
+        <w:jc w:val="both"/>
+        <w:rPr>
+          <w:b/>
+          <w:bCs/>
+          <w:lang w:val="es-ES"/>
+        </w:rPr>
+      </w:pPr>
+    </w:p>
+    <w:p>
+      <w:pPr>
+        <w:spacing w:after="0"/>
+        <w:jc w:val="both"/>
+        <w:rPr>
+          <w:lang w:val="es-ES"/>
+        </w:rPr>
+      </w:pPr>
+      <w:r>
+        <w:rPr>
+          <w:lang w:val="es-ES"/>
+        </w:rPr>
+        <w:t xml:space="preserve">En función del análisis realizado, se concluye que Faster R-CNN con ResNet-50 + FPN es la opción más adecuada para el sistema </w:t>
+      </w:r>
+      <w:proofErr w:type="spellStart"/>
+      <w:r>
+        <w:rPr>
+          <w:lang w:val="es-ES"/>
+        </w:rPr>
+        <w:t>VisorShelf</w:t>
+      </w:r>
+      <w:proofErr w:type="spellEnd"/>
+      <w:r>
+        <w:rPr>
+          <w:lang w:val="es-ES"/>
+        </w:rPr>
+        <w:t xml:space="preserve"> bajo las condiciones actuales de operación. A pesar de su mayor costo computacional y tamaño, este modelo ofrece un mejor equilibrio entre precisión, cobertura y viabilidad operativa, factores críticos en el contexto de auditoría automática de anaqueles.</w:t>
+      </w:r>
+    </w:p>
     <w:sectPr>
-      <w:headerReference w:type="first" r:id="rId9"/>
+      <w:headerReference w:type="first" r:id="rId11"/>
       <w:pgSz w:w="12240" w:h="15840"/>
       <w:pgMar w:top="1440" w:right="1440" w:bottom="1440" w:left="1440" w:header="708" w:footer="708" w:gutter="0"/>
       <w:cols w:space="708"/>
@@ -3928,7 +4579,7 @@
 <w:hdr xmlns:wpc="http://schemas.microsoft.com/office/word/2010/wordprocessingCanvas" xmlns:cx="http://schemas.microsoft.com/office/drawing/2014/chartex" xmlns:cx1="http://schemas.microsoft.com/office/drawing/2015/9/8/chartex" xmlns:cx2="http://schemas.microsoft.com/office/drawing/2015/10/21/chartex" xmlns:cx3="http://schemas.microsoft.com/office/drawing/2016/5/9/chartex" xmlns:cx4="http://schemas.microsoft.com/office/drawing/2016/5/10/chartex" xmlns:cx5="http://schemas.microsoft.com/office/drawing/2016/5/11/chartex" xmlns:cx6="http://schemas.microsoft.com/office/drawing/2016/5/12/chartex" xmlns:cx7="http://schemas.microsoft.com/office/drawing/2016/5/13/chartex" xmlns:cx8="http://schemas.microsoft.com/office/drawing/2016/5/14/chartex" xmlns:mc="http://schemas.openxmlformats.org/markup-compatibility/2006" xmlns:aink="http://schemas.microsoft.com/office/drawing/2016/ink" xmlns:am3d="http://schemas.microsoft.com/office/drawing/2017/model3d" xmlns:o="urn:schemas-microsoft-com:office:office" xmlns:oel="http://schemas.microsoft.com/office/2019/extlst" xmlns:r="http://schemas.openxmlformats.org/officeDocument/2006/relationships" xmlns:m="http://schemas.openxmlformats.org/officeDocument/2006/math" xmlns:v="urn:schemas-microsoft-com:vml" xmlns:wp14="http://schemas.microsoft.com/office/word/2010/wordprocessingDrawing" xmlns:wp="http://schemas.openxmlformats.org/drawingml/2006/wordprocessingDrawing" xmlns:w10="urn:schemas-microsoft-com:office:word" xmlns:w="http://schemas.openxmlformats.org/wordprocessingml/2006/main" xmlns:w14="http://schemas.microsoft.com/office/word/2010/wordml" xmlns:w15="http://schemas.microsoft.com/office/word/2012/wordml" xmlns:w16cex="http://schemas.microsoft.com/office/word/2018/wordml/cex" xmlns:w16cid="http://schemas.microsoft.com/office/word/2016/wordml/cid" xmlns:w16="http://schemas.microsoft.com/office/word/2018/wordml" xmlns:w16du="http://schemas.microsoft.com/office/word/2023/wordml/word16du" xmlns:w16sdtdh="http://schemas.microsoft.com/office/word/2020/wordml/sdtdatahash" xmlns:w16sdtfl="http://schemas.microsoft.com/office/word/2024/wordml/sdtformatlock" xmlns:w16se="http://schemas.microsoft.com/office/word/2015/wordml/symex" xmlns:wpg="http://schemas.microsoft.com/office/word/2010/wordprocessingGroup" xmlns:wpi="http://schemas.microsoft.com/office/word/2010/wordprocessingInk" xmlns:wne="http://schemas.microsoft.com/office/word/2006/wordml" xmlns:wps="http://schemas.microsoft.com/office/word/2010/wordprocessingShape" mc:Ignorable="w14 w15 w16se w16cid w16 w16cex w16sdtdh w16sdtfl w16du wp14">
   <w:p>
     <w:pPr>
-      <w:pStyle w:val="Encabezado"/>
+      <w:pStyle w:val="Header"/>
       <w:rPr>
         <w:lang w:val="es-GT"/>
       </w:rPr>
@@ -3955,7 +4606,7 @@
   </w:p>
   <w:p>
     <w:pPr>
-      <w:pStyle w:val="Encabezado"/>
+      <w:pStyle w:val="Header"/>
       <w:rPr>
         <w:lang w:val="es-GT"/>
       </w:rPr>
@@ -4413,7 +5064,7 @@
         <w:kern w:val="2"/>
         <w:sz w:val="24"/>
         <w:szCs w:val="24"/>
-        <w:lang w:eastAsia="en-US" w:bidi="he-IL"/>
+        <w:lang w:val="en-GT" w:eastAsia="en-US" w:bidi="he-IL"/>
         <w14:ligatures w14:val="standardContextual"/>
       </w:rPr>
     </w:rPrDefault>
@@ -4805,11 +5456,11 @@
     <w:name w:val="Normal"/>
     <w:qFormat/>
   </w:style>
-  <w:style w:type="paragraph" w:styleId="Ttulo1">
+  <w:style w:type="paragraph" w:styleId="Heading1">
     <w:name w:val="heading 1"/>
     <w:basedOn w:val="Normal"/>
     <w:next w:val="Normal"/>
-    <w:link w:val="Ttulo1Car"/>
+    <w:link w:val="Heading1Char"/>
     <w:uiPriority w:val="9"/>
     <w:qFormat/>
     <w:rsid w:val="005D3AD3"/>
@@ -4826,11 +5477,11 @@
       <w:szCs w:val="40"/>
     </w:rPr>
   </w:style>
-  <w:style w:type="paragraph" w:styleId="Ttulo2">
+  <w:style w:type="paragraph" w:styleId="Heading2">
     <w:name w:val="heading 2"/>
     <w:basedOn w:val="Normal"/>
     <w:next w:val="Normal"/>
-    <w:link w:val="Ttulo2Car"/>
+    <w:link w:val="Heading2Char"/>
     <w:uiPriority w:val="9"/>
     <w:semiHidden/>
     <w:unhideWhenUsed/>
@@ -4849,11 +5500,11 @@
       <w:szCs w:val="32"/>
     </w:rPr>
   </w:style>
-  <w:style w:type="paragraph" w:styleId="Ttulo3">
+  <w:style w:type="paragraph" w:styleId="Heading3">
     <w:name w:val="heading 3"/>
     <w:basedOn w:val="Normal"/>
     <w:next w:val="Normal"/>
-    <w:link w:val="Ttulo3Car"/>
+    <w:link w:val="Heading3Char"/>
     <w:uiPriority w:val="9"/>
     <w:semiHidden/>
     <w:unhideWhenUsed/>
@@ -4872,11 +5523,11 @@
       <w:szCs w:val="28"/>
     </w:rPr>
   </w:style>
-  <w:style w:type="paragraph" w:styleId="Ttulo4">
+  <w:style w:type="paragraph" w:styleId="Heading4">
     <w:name w:val="heading 4"/>
     <w:basedOn w:val="Normal"/>
     <w:next w:val="Normal"/>
-    <w:link w:val="Ttulo4Car"/>
+    <w:link w:val="Heading4Char"/>
     <w:uiPriority w:val="9"/>
     <w:semiHidden/>
     <w:unhideWhenUsed/>
@@ -4895,11 +5546,11 @@
       <w:color w:val="0F4761" w:themeColor="accent1" w:themeShade="BF"/>
     </w:rPr>
   </w:style>
-  <w:style w:type="paragraph" w:styleId="Ttulo5">
+  <w:style w:type="paragraph" w:styleId="Heading5">
     <w:name w:val="heading 5"/>
     <w:basedOn w:val="Normal"/>
     <w:next w:val="Normal"/>
-    <w:link w:val="Ttulo5Car"/>
+    <w:link w:val="Heading5Char"/>
     <w:uiPriority w:val="9"/>
     <w:semiHidden/>
     <w:unhideWhenUsed/>
@@ -4916,11 +5567,11 @@
       <w:color w:val="0F4761" w:themeColor="accent1" w:themeShade="BF"/>
     </w:rPr>
   </w:style>
-  <w:style w:type="paragraph" w:styleId="Ttulo6">
+  <w:style w:type="paragraph" w:styleId="Heading6">
     <w:name w:val="heading 6"/>
     <w:basedOn w:val="Normal"/>
     <w:next w:val="Normal"/>
-    <w:link w:val="Ttulo6Car"/>
+    <w:link w:val="Heading6Char"/>
     <w:uiPriority w:val="9"/>
     <w:semiHidden/>
     <w:unhideWhenUsed/>
@@ -4939,11 +5590,11 @@
       <w:color w:val="595959" w:themeColor="text1" w:themeTint="A6"/>
     </w:rPr>
   </w:style>
-  <w:style w:type="paragraph" w:styleId="Ttulo7">
+  <w:style w:type="paragraph" w:styleId="Heading7">
     <w:name w:val="heading 7"/>
     <w:basedOn w:val="Normal"/>
     <w:next w:val="Normal"/>
-    <w:link w:val="Ttulo7Car"/>
+    <w:link w:val="Heading7Char"/>
     <w:uiPriority w:val="9"/>
     <w:semiHidden/>
     <w:unhideWhenUsed/>
@@ -4960,11 +5611,11 @@
       <w:color w:val="595959" w:themeColor="text1" w:themeTint="A6"/>
     </w:rPr>
   </w:style>
-  <w:style w:type="paragraph" w:styleId="Ttulo8">
+  <w:style w:type="paragraph" w:styleId="Heading8">
     <w:name w:val="heading 8"/>
     <w:basedOn w:val="Normal"/>
     <w:next w:val="Normal"/>
-    <w:link w:val="Ttulo8Car"/>
+    <w:link w:val="Heading8Char"/>
     <w:uiPriority w:val="9"/>
     <w:semiHidden/>
     <w:unhideWhenUsed/>
@@ -4983,11 +5634,11 @@
       <w:color w:val="272727" w:themeColor="text1" w:themeTint="D8"/>
     </w:rPr>
   </w:style>
-  <w:style w:type="paragraph" w:styleId="Ttulo9">
+  <w:style w:type="paragraph" w:styleId="Heading9">
     <w:name w:val="heading 9"/>
     <w:basedOn w:val="Normal"/>
     <w:next w:val="Normal"/>
-    <w:link w:val="Ttulo9Car"/>
+    <w:link w:val="Heading9Char"/>
     <w:uiPriority w:val="9"/>
     <w:semiHidden/>
     <w:unhideWhenUsed/>
@@ -5004,13 +5655,13 @@
       <w:color w:val="272727" w:themeColor="text1" w:themeTint="D8"/>
     </w:rPr>
   </w:style>
-  <w:style w:type="character" w:default="1" w:styleId="Fuentedeprrafopredeter">
+  <w:style w:type="character" w:default="1" w:styleId="DefaultParagraphFont">
     <w:name w:val="Default Paragraph Font"/>
     <w:uiPriority w:val="1"/>
     <w:semiHidden/>
     <w:unhideWhenUsed/>
   </w:style>
-  <w:style w:type="table" w:default="1" w:styleId="Tablanormal">
+  <w:style w:type="table" w:default="1" w:styleId="TableNormal">
     <w:name w:val="Normal Table"/>
     <w:uiPriority w:val="99"/>
     <w:semiHidden/>
@@ -5025,16 +5676,16 @@
       </w:tblCellMar>
     </w:tblPr>
   </w:style>
-  <w:style w:type="numbering" w:default="1" w:styleId="Sinlista">
+  <w:style w:type="numbering" w:default="1" w:styleId="NoList">
     <w:name w:val="No List"/>
     <w:uiPriority w:val="99"/>
     <w:semiHidden/>
     <w:unhideWhenUsed/>
   </w:style>
-  <w:style w:type="character" w:customStyle="1" w:styleId="Ttulo1Car">
-    <w:name w:val="Título 1 Car"/>
-    <w:basedOn w:val="Fuentedeprrafopredeter"/>
-    <w:link w:val="Ttulo1"/>
+  <w:style w:type="character" w:customStyle="1" w:styleId="Heading1Char">
+    <w:name w:val="Heading 1 Char"/>
+    <w:basedOn w:val="DefaultParagraphFont"/>
+    <w:link w:val="Heading1"/>
     <w:uiPriority w:val="9"/>
     <w:rsid w:val="005D3AD3"/>
     <w:rPr>
@@ -5044,10 +5695,10 @@
       <w:szCs w:val="40"/>
     </w:rPr>
   </w:style>
-  <w:style w:type="character" w:customStyle="1" w:styleId="Ttulo2Car">
-    <w:name w:val="Título 2 Car"/>
-    <w:basedOn w:val="Fuentedeprrafopredeter"/>
-    <w:link w:val="Ttulo2"/>
+  <w:style w:type="character" w:customStyle="1" w:styleId="Heading2Char">
+    <w:name w:val="Heading 2 Char"/>
+    <w:basedOn w:val="DefaultParagraphFont"/>
+    <w:link w:val="Heading2"/>
     <w:uiPriority w:val="9"/>
     <w:semiHidden/>
     <w:rsid w:val="005D3AD3"/>
@@ -5058,10 +5709,10 @@
       <w:szCs w:val="32"/>
     </w:rPr>
   </w:style>
-  <w:style w:type="character" w:customStyle="1" w:styleId="Ttulo3Car">
-    <w:name w:val="Título 3 Car"/>
-    <w:basedOn w:val="Fuentedeprrafopredeter"/>
-    <w:link w:val="Ttulo3"/>
+  <w:style w:type="character" w:customStyle="1" w:styleId="Heading3Char">
+    <w:name w:val="Heading 3 Char"/>
+    <w:basedOn w:val="DefaultParagraphFont"/>
+    <w:link w:val="Heading3"/>
     <w:uiPriority w:val="9"/>
     <w:semiHidden/>
     <w:rsid w:val="005D3AD3"/>
@@ -5072,10 +5723,10 @@
       <w:szCs w:val="28"/>
     </w:rPr>
   </w:style>
-  <w:style w:type="character" w:customStyle="1" w:styleId="Ttulo4Car">
-    <w:name w:val="Título 4 Car"/>
-    <w:basedOn w:val="Fuentedeprrafopredeter"/>
-    <w:link w:val="Ttulo4"/>
+  <w:style w:type="character" w:customStyle="1" w:styleId="Heading4Char">
+    <w:name w:val="Heading 4 Char"/>
+    <w:basedOn w:val="DefaultParagraphFont"/>
+    <w:link w:val="Heading4"/>
     <w:uiPriority w:val="9"/>
     <w:semiHidden/>
     <w:rsid w:val="005D3AD3"/>
@@ -5086,10 +5737,10 @@
       <w:color w:val="0F4761" w:themeColor="accent1" w:themeShade="BF"/>
     </w:rPr>
   </w:style>
-  <w:style w:type="character" w:customStyle="1" w:styleId="Ttulo5Car">
-    <w:name w:val="Título 5 Car"/>
-    <w:basedOn w:val="Fuentedeprrafopredeter"/>
-    <w:link w:val="Ttulo5"/>
+  <w:style w:type="character" w:customStyle="1" w:styleId="Heading5Char">
+    <w:name w:val="Heading 5 Char"/>
+    <w:basedOn w:val="DefaultParagraphFont"/>
+    <w:link w:val="Heading5"/>
     <w:uiPriority w:val="9"/>
     <w:semiHidden/>
     <w:rsid w:val="005D3AD3"/>
@@ -5098,10 +5749,10 @@
       <w:color w:val="0F4761" w:themeColor="accent1" w:themeShade="BF"/>
     </w:rPr>
   </w:style>
-  <w:style w:type="character" w:customStyle="1" w:styleId="Ttulo6Car">
-    <w:name w:val="Título 6 Car"/>
-    <w:basedOn w:val="Fuentedeprrafopredeter"/>
-    <w:link w:val="Ttulo6"/>
+  <w:style w:type="character" w:customStyle="1" w:styleId="Heading6Char">
+    <w:name w:val="Heading 6 Char"/>
+    <w:basedOn w:val="DefaultParagraphFont"/>
+    <w:link w:val="Heading6"/>
     <w:uiPriority w:val="9"/>
     <w:semiHidden/>
     <w:rsid w:val="005D3AD3"/>
@@ -5112,10 +5763,10 @@
       <w:color w:val="595959" w:themeColor="text1" w:themeTint="A6"/>
     </w:rPr>
   </w:style>
-  <w:style w:type="character" w:customStyle="1" w:styleId="Ttulo7Car">
-    <w:name w:val="Título 7 Car"/>
-    <w:basedOn w:val="Fuentedeprrafopredeter"/>
-    <w:link w:val="Ttulo7"/>
+  <w:style w:type="character" w:customStyle="1" w:styleId="Heading7Char">
+    <w:name w:val="Heading 7 Char"/>
+    <w:basedOn w:val="DefaultParagraphFont"/>
+    <w:link w:val="Heading7"/>
     <w:uiPriority w:val="9"/>
     <w:semiHidden/>
     <w:rsid w:val="005D3AD3"/>
@@ -5124,10 +5775,10 @@
       <w:color w:val="595959" w:themeColor="text1" w:themeTint="A6"/>
     </w:rPr>
   </w:style>
-  <w:style w:type="character" w:customStyle="1" w:styleId="Ttulo8Car">
-    <w:name w:val="Título 8 Car"/>
-    <w:basedOn w:val="Fuentedeprrafopredeter"/>
-    <w:link w:val="Ttulo8"/>
+  <w:style w:type="character" w:customStyle="1" w:styleId="Heading8Char">
+    <w:name w:val="Heading 8 Char"/>
+    <w:basedOn w:val="DefaultParagraphFont"/>
+    <w:link w:val="Heading8"/>
     <w:uiPriority w:val="9"/>
     <w:semiHidden/>
     <w:rsid w:val="005D3AD3"/>
@@ -5138,10 +5789,10 @@
       <w:color w:val="272727" w:themeColor="text1" w:themeTint="D8"/>
     </w:rPr>
   </w:style>
-  <w:style w:type="character" w:customStyle="1" w:styleId="Ttulo9Car">
-    <w:name w:val="Título 9 Car"/>
-    <w:basedOn w:val="Fuentedeprrafopredeter"/>
-    <w:link w:val="Ttulo9"/>
+  <w:style w:type="character" w:customStyle="1" w:styleId="Heading9Char">
+    <w:name w:val="Heading 9 Char"/>
+    <w:basedOn w:val="DefaultParagraphFont"/>
+    <w:link w:val="Heading9"/>
     <w:uiPriority w:val="9"/>
     <w:semiHidden/>
     <w:rsid w:val="005D3AD3"/>
@@ -5150,11 +5801,11 @@
       <w:color w:val="272727" w:themeColor="text1" w:themeTint="D8"/>
     </w:rPr>
   </w:style>
-  <w:style w:type="paragraph" w:styleId="Ttulo">
+  <w:style w:type="paragraph" w:styleId="Title">
     <w:name w:val="Title"/>
     <w:basedOn w:val="Normal"/>
     <w:next w:val="Normal"/>
-    <w:link w:val="TtuloCar"/>
+    <w:link w:val="TitleChar"/>
     <w:uiPriority w:val="10"/>
     <w:qFormat/>
     <w:rsid w:val="005D3AD3"/>
@@ -5170,10 +5821,10 @@
       <w:szCs w:val="56"/>
     </w:rPr>
   </w:style>
-  <w:style w:type="character" w:customStyle="1" w:styleId="TtuloCar">
-    <w:name w:val="Título Car"/>
-    <w:basedOn w:val="Fuentedeprrafopredeter"/>
-    <w:link w:val="Ttulo"/>
+  <w:style w:type="character" w:customStyle="1" w:styleId="TitleChar">
+    <w:name w:val="Title Char"/>
+    <w:basedOn w:val="DefaultParagraphFont"/>
+    <w:link w:val="Title"/>
     <w:uiPriority w:val="10"/>
     <w:rsid w:val="005D3AD3"/>
     <w:rPr>
@@ -5184,11 +5835,11 @@
       <w:szCs w:val="56"/>
     </w:rPr>
   </w:style>
-  <w:style w:type="paragraph" w:styleId="Subttulo">
+  <w:style w:type="paragraph" w:styleId="Subtitle">
     <w:name w:val="Subtitle"/>
     <w:basedOn w:val="Normal"/>
     <w:next w:val="Normal"/>
-    <w:link w:val="SubttuloCar"/>
+    <w:link w:val="SubtitleChar"/>
     <w:uiPriority w:val="11"/>
     <w:qFormat/>
     <w:rsid w:val="005D3AD3"/>
@@ -5205,10 +5856,10 @@
       <w:szCs w:val="28"/>
     </w:rPr>
   </w:style>
-  <w:style w:type="character" w:customStyle="1" w:styleId="SubttuloCar">
-    <w:name w:val="Subtítulo Car"/>
-    <w:basedOn w:val="Fuentedeprrafopredeter"/>
-    <w:link w:val="Subttulo"/>
+  <w:style w:type="character" w:customStyle="1" w:styleId="SubtitleChar">
+    <w:name w:val="Subtitle Char"/>
+    <w:basedOn w:val="DefaultParagraphFont"/>
+    <w:link w:val="Subtitle"/>
     <w:uiPriority w:val="11"/>
     <w:rsid w:val="005D3AD3"/>
     <w:rPr>
@@ -5219,11 +5870,11 @@
       <w:szCs w:val="28"/>
     </w:rPr>
   </w:style>
-  <w:style w:type="paragraph" w:styleId="Cita">
+  <w:style w:type="paragraph" w:styleId="Quote">
     <w:name w:val="Quote"/>
     <w:basedOn w:val="Normal"/>
     <w:next w:val="Normal"/>
-    <w:link w:val="CitaCar"/>
+    <w:link w:val="QuoteChar"/>
     <w:uiPriority w:val="29"/>
     <w:qFormat/>
     <w:rsid w:val="005D3AD3"/>
@@ -5237,10 +5888,10 @@
       <w:color w:val="404040" w:themeColor="text1" w:themeTint="BF"/>
     </w:rPr>
   </w:style>
-  <w:style w:type="character" w:customStyle="1" w:styleId="CitaCar">
-    <w:name w:val="Cita Car"/>
-    <w:basedOn w:val="Fuentedeprrafopredeter"/>
-    <w:link w:val="Cita"/>
+  <w:style w:type="character" w:customStyle="1" w:styleId="QuoteChar">
+    <w:name w:val="Quote Char"/>
+    <w:basedOn w:val="DefaultParagraphFont"/>
+    <w:link w:val="Quote"/>
     <w:uiPriority w:val="29"/>
     <w:rsid w:val="005D3AD3"/>
     <w:rPr>
@@ -5249,7 +5900,7 @@
       <w:color w:val="404040" w:themeColor="text1" w:themeTint="BF"/>
     </w:rPr>
   </w:style>
-  <w:style w:type="paragraph" w:styleId="Prrafodelista">
+  <w:style w:type="paragraph" w:styleId="ListParagraph">
     <w:name w:val="List Paragraph"/>
     <w:basedOn w:val="Normal"/>
     <w:uiPriority w:val="34"/>
@@ -5260,9 +5911,9 @@
       <w:contextualSpacing/>
     </w:pPr>
   </w:style>
-  <w:style w:type="character" w:styleId="nfasisintenso">
+  <w:style w:type="character" w:styleId="IntenseEmphasis">
     <w:name w:val="Intense Emphasis"/>
-    <w:basedOn w:val="Fuentedeprrafopredeter"/>
+    <w:basedOn w:val="DefaultParagraphFont"/>
     <w:uiPriority w:val="21"/>
     <w:qFormat/>
     <w:rsid w:val="005D3AD3"/>
@@ -5272,11 +5923,11 @@
       <w:color w:val="0F4761" w:themeColor="accent1" w:themeShade="BF"/>
     </w:rPr>
   </w:style>
-  <w:style w:type="paragraph" w:styleId="Citadestacada">
+  <w:style w:type="paragraph" w:styleId="IntenseQuote">
     <w:name w:val="Intense Quote"/>
     <w:basedOn w:val="Normal"/>
     <w:next w:val="Normal"/>
-    <w:link w:val="CitadestacadaCar"/>
+    <w:link w:val="IntenseQuoteChar"/>
     <w:uiPriority w:val="30"/>
     <w:qFormat/>
     <w:rsid w:val="005D3AD3"/>
@@ -5295,10 +5946,10 @@
       <w:color w:val="0F4761" w:themeColor="accent1" w:themeShade="BF"/>
     </w:rPr>
   </w:style>
-  <w:style w:type="character" w:customStyle="1" w:styleId="CitadestacadaCar">
-    <w:name w:val="Cita destacada Car"/>
-    <w:basedOn w:val="Fuentedeprrafopredeter"/>
-    <w:link w:val="Citadestacada"/>
+  <w:style w:type="character" w:customStyle="1" w:styleId="IntenseQuoteChar">
+    <w:name w:val="Intense Quote Char"/>
+    <w:basedOn w:val="DefaultParagraphFont"/>
+    <w:link w:val="IntenseQuote"/>
     <w:uiPriority w:val="30"/>
     <w:rsid w:val="005D3AD3"/>
     <w:rPr>
@@ -5307,9 +5958,9 @@
       <w:color w:val="0F4761" w:themeColor="accent1" w:themeShade="BF"/>
     </w:rPr>
   </w:style>
-  <w:style w:type="character" w:styleId="Referenciaintensa">
+  <w:style w:type="character" w:styleId="IntenseReference">
     <w:name w:val="Intense Reference"/>
-    <w:basedOn w:val="Fuentedeprrafopredeter"/>
+    <w:basedOn w:val="DefaultParagraphFont"/>
     <w:uiPriority w:val="32"/>
     <w:qFormat/>
     <w:rsid w:val="005D3AD3"/>
@@ -5321,10 +5972,10 @@
       <w:spacing w:val="5"/>
     </w:rPr>
   </w:style>
-  <w:style w:type="paragraph" w:styleId="Encabezado">
+  <w:style w:type="paragraph" w:styleId="Header">
     <w:name w:val="header"/>
     <w:basedOn w:val="Normal"/>
-    <w:link w:val="EncabezadoCar"/>
+    <w:link w:val="HeaderChar"/>
     <w:uiPriority w:val="99"/>
     <w:unhideWhenUsed/>
     <w:rsid w:val="00650C70"/>
@@ -5336,17 +5987,17 @@
       <w:spacing w:after="0" w:line="240" w:lineRule="auto"/>
     </w:pPr>
   </w:style>
-  <w:style w:type="character" w:customStyle="1" w:styleId="EncabezadoCar">
-    <w:name w:val="Encabezado Car"/>
-    <w:basedOn w:val="Fuentedeprrafopredeter"/>
-    <w:link w:val="Encabezado"/>
+  <w:style w:type="character" w:customStyle="1" w:styleId="HeaderChar">
+    <w:name w:val="Header Char"/>
+    <w:basedOn w:val="DefaultParagraphFont"/>
+    <w:link w:val="Header"/>
     <w:uiPriority w:val="99"/>
     <w:rsid w:val="00650C70"/>
   </w:style>
-  <w:style w:type="paragraph" w:styleId="Piedepgina">
+  <w:style w:type="paragraph" w:styleId="Footer">
     <w:name w:val="footer"/>
     <w:basedOn w:val="Normal"/>
-    <w:link w:val="PiedepginaCar"/>
+    <w:link w:val="FooterChar"/>
     <w:uiPriority w:val="99"/>
     <w:unhideWhenUsed/>
     <w:rsid w:val="00650C70"/>
@@ -5358,16 +6009,16 @@
       <w:spacing w:after="0" w:line="240" w:lineRule="auto"/>
     </w:pPr>
   </w:style>
-  <w:style w:type="character" w:customStyle="1" w:styleId="PiedepginaCar">
-    <w:name w:val="Pie de página Car"/>
-    <w:basedOn w:val="Fuentedeprrafopredeter"/>
-    <w:link w:val="Piedepgina"/>
+  <w:style w:type="character" w:customStyle="1" w:styleId="FooterChar">
+    <w:name w:val="Footer Char"/>
+    <w:basedOn w:val="DefaultParagraphFont"/>
+    <w:link w:val="Footer"/>
     <w:uiPriority w:val="99"/>
     <w:rsid w:val="00650C70"/>
   </w:style>
-  <w:style w:type="character" w:styleId="Textodelmarcadordeposicin">
+  <w:style w:type="character" w:styleId="PlaceholderText">
     <w:name w:val="Placeholder Text"/>
-    <w:basedOn w:val="Fuentedeprrafopredeter"/>
+    <w:basedOn w:val="DefaultParagraphFont"/>
     <w:uiPriority w:val="99"/>
     <w:semiHidden/>
     <w:rsid w:val="00650C70"/>
@@ -5375,9 +6026,9 @@
       <w:color w:val="666666"/>
     </w:rPr>
   </w:style>
-  <w:style w:type="character" w:styleId="Hipervnculo">
+  <w:style w:type="character" w:styleId="Hyperlink">
     <w:name w:val="Hyperlink"/>
-    <w:basedOn w:val="Fuentedeprrafopredeter"/>
+    <w:basedOn w:val="DefaultParagraphFont"/>
     <w:uiPriority w:val="99"/>
     <w:unhideWhenUsed/>
     <w:rsid w:val="00EB4007"/>
@@ -5386,9 +6037,9 @@
       <w:u w:val="single"/>
     </w:rPr>
   </w:style>
-  <w:style w:type="character" w:styleId="Mencinsinresolver">
+  <w:style w:type="character" w:styleId="UnresolvedMention">
     <w:name w:val="Unresolved Mention"/>
-    <w:basedOn w:val="Fuentedeprrafopredeter"/>
+    <w:basedOn w:val="DefaultParagraphFont"/>
     <w:uiPriority w:val="99"/>
     <w:semiHidden/>
     <w:unhideWhenUsed/>

--- a/LAB8.docx
+++ b/LAB8.docx
@@ -5,6 +5,98 @@
     <w:p>
       <w:pPr>
         <w:spacing w:after="0"/>
+        <w:jc w:val="center"/>
+        <w:rPr>
+          <w:b/>
+          <w:bCs/>
+          <w:sz w:val="32"/>
+          <w:szCs w:val="32"/>
+          <w:lang w:val="es-ES"/>
+        </w:rPr>
+      </w:pPr>
+      <w:r>
+        <w:rPr>
+          <w:b/>
+          <w:bCs/>
+          <w:sz w:val="32"/>
+          <w:szCs w:val="32"/>
+          <w:lang w:val="es-ES"/>
+        </w:rPr>
+        <w:t>Laboratorio 8</w:t>
+      </w:r>
+    </w:p>
+    <w:p>
+      <w:pPr>
+        <w:spacing w:after="0"/>
+        <w:jc w:val="center"/>
+        <w:rPr>
+          <w:b/>
+          <w:bCs/>
+          <w:sz w:val="32"/>
+          <w:szCs w:val="32"/>
+          <w:lang w:val="es-ES"/>
+        </w:rPr>
+      </w:pPr>
+    </w:p>
+    <w:p>
+      <w:pPr>
+        <w:spacing w:after="0"/>
+        <w:jc w:val="both"/>
+        <w:rPr>
+          <w:sz w:val="22"/>
+          <w:szCs w:val="22"/>
+          <w:lang w:val="es-ES"/>
+        </w:rPr>
+      </w:pPr>
+      <w:r>
+        <w:rPr>
+          <w:sz w:val="22"/>
+          <w:szCs w:val="22"/>
+          <w:lang w:val="es-ES"/>
+        </w:rPr>
+        <w:t xml:space="preserve">Repositorio </w:t>
+      </w:r>
+      <w:proofErr w:type="spellStart"/>
+      <w:r>
+        <w:rPr>
+          <w:sz w:val="22"/>
+          <w:szCs w:val="22"/>
+          <w:lang w:val="es-ES"/>
+        </w:rPr>
+        <w:t>github</w:t>
+      </w:r>
+      <w:proofErr w:type="spellEnd"/>
+      <w:r>
+        <w:rPr>
+          <w:sz w:val="22"/>
+          <w:szCs w:val="22"/>
+          <w:lang w:val="es-ES"/>
+        </w:rPr>
+        <w:t xml:space="preserve"> – </w:t>
+      </w:r>
+      <w:hyperlink r:id="rId7" w:history="1">
+        <w:r>
+          <w:rPr>
+            <w:rStyle w:val="Hipervnculo"/>
+            <w:sz w:val="22"/>
+            <w:szCs w:val="22"/>
+            <w:lang w:val="es-ES"/>
+          </w:rPr>
+          <w:t>https://github.com/ArielaMishaanCohen/LAB8.git</w:t>
+        </w:r>
+      </w:hyperlink>
+      <w:r>
+        <w:rPr>
+          <w:sz w:val="22"/>
+          <w:szCs w:val="22"/>
+          <w:lang w:val="es-ES"/>
+        </w:rPr>
+        <w:t xml:space="preserve"> </w:t>
+      </w:r>
+    </w:p>
+    <w:p>
+      <w:pPr>
+        <w:spacing w:after="0"/>
         <w:jc w:val="both"/>
         <w:rPr>
           <w:b/>
@@ -14,16 +106,6 @@
           <w:lang w:val="es-ES"/>
         </w:rPr>
       </w:pPr>
-      <w:r>
-        <w:rPr>
-          <w:b/>
-          <w:bCs/>
-          <w:sz w:val="32"/>
-          <w:szCs w:val="32"/>
-          <w:lang w:val="es-ES"/>
-        </w:rPr>
-        <w:t>Laboratorio 8</w:t>
-      </w:r>
     </w:p>
     <w:p>
       <w:pPr>
@@ -95,7 +177,7 @@
     </w:p>
     <w:p>
       <w:pPr>
-        <w:pStyle w:val="ListParagraph"/>
+        <w:pStyle w:val="Prrafodelista"/>
         <w:numPr>
           <w:ilvl w:val="0"/>
           <w:numId w:val="1"/>
@@ -137,7 +219,7 @@
     </w:p>
     <w:p>
       <w:pPr>
-        <w:pStyle w:val="ListParagraph"/>
+        <w:pStyle w:val="Prrafodelista"/>
         <w:numPr>
           <w:ilvl w:val="0"/>
           <w:numId w:val="2"/>
@@ -188,7 +270,7 @@
     </w:p>
     <w:p>
       <w:pPr>
-        <w:pStyle w:val="ListParagraph"/>
+        <w:pStyle w:val="Prrafodelista"/>
         <w:numPr>
           <w:ilvl w:val="0"/>
           <w:numId w:val="2"/>
@@ -259,7 +341,7 @@
     </w:p>
     <w:p>
       <w:pPr>
-        <w:pStyle w:val="ListParagraph"/>
+        <w:pStyle w:val="Prrafodelista"/>
         <w:numPr>
           <w:ilvl w:val="0"/>
           <w:numId w:val="3"/>
@@ -283,7 +365,7 @@
     </w:p>
     <w:p>
       <w:pPr>
-        <w:pStyle w:val="ListParagraph"/>
+        <w:pStyle w:val="Prrafodelista"/>
         <w:spacing w:after="0"/>
         <w:ind w:left="1080"/>
         <w:jc w:val="both"/>
@@ -410,7 +492,7 @@
     </w:p>
     <w:p>
       <w:pPr>
-        <w:pStyle w:val="ListParagraph"/>
+        <w:pStyle w:val="Prrafodelista"/>
         <w:spacing w:after="0"/>
         <w:ind w:left="1080"/>
         <w:jc w:val="both"/>
@@ -536,7 +618,7 @@
     </w:p>
     <w:p>
       <w:pPr>
-        <w:pStyle w:val="ListParagraph"/>
+        <w:pStyle w:val="Prrafodelista"/>
         <w:spacing w:after="0"/>
         <w:ind w:left="1080"/>
         <w:jc w:val="both"/>
@@ -662,7 +744,7 @@
     </w:p>
     <w:p>
       <w:pPr>
-        <w:pStyle w:val="ListParagraph"/>
+        <w:pStyle w:val="Prrafodelista"/>
         <w:spacing w:after="0"/>
         <w:ind w:left="1080"/>
         <w:jc w:val="both"/>
@@ -789,7 +871,7 @@
     </w:p>
     <w:p>
       <w:pPr>
-        <w:pStyle w:val="ListParagraph"/>
+        <w:pStyle w:val="Prrafodelista"/>
         <w:pBdr>
           <w:bottom w:val="single" w:sz="4" w:space="1" w:color="auto"/>
         </w:pBdr>
@@ -805,7 +887,7 @@
     </w:p>
     <w:p>
       <w:pPr>
-        <w:pStyle w:val="ListParagraph"/>
+        <w:pStyle w:val="Prrafodelista"/>
         <w:spacing w:after="0"/>
         <w:ind w:left="1080"/>
         <w:jc w:val="both"/>
@@ -843,7 +925,7 @@
     </w:p>
     <w:p>
       <w:pPr>
-        <w:pStyle w:val="ListParagraph"/>
+        <w:pStyle w:val="Prrafodelista"/>
         <w:spacing w:after="0"/>
         <w:ind w:left="1080"/>
         <w:jc w:val="both"/>
@@ -907,7 +989,7 @@
     </w:p>
     <w:p>
       <w:pPr>
-        <w:pStyle w:val="ListParagraph"/>
+        <w:pStyle w:val="Prrafodelista"/>
         <w:spacing w:after="0"/>
         <w:ind w:left="1080"/>
         <w:jc w:val="both"/>
@@ -994,7 +1076,7 @@
     </w:p>
     <w:p>
       <w:pPr>
-        <w:pStyle w:val="ListParagraph"/>
+        <w:pStyle w:val="Prrafodelista"/>
         <w:spacing w:after="0"/>
         <w:ind w:left="1080"/>
         <w:jc w:val="both"/>
@@ -1007,7 +1089,7 @@
     </w:p>
     <w:p>
       <w:pPr>
-        <w:pStyle w:val="ListParagraph"/>
+        <w:pStyle w:val="Prrafodelista"/>
         <w:numPr>
           <w:ilvl w:val="0"/>
           <w:numId w:val="3"/>
@@ -1031,7 +1113,7 @@
     </w:p>
     <w:p>
       <w:pPr>
-        <w:pStyle w:val="ListParagraph"/>
+        <w:pStyle w:val="Prrafodelista"/>
         <w:spacing w:after="0"/>
         <w:ind w:left="1440"/>
         <w:jc w:val="both"/>
@@ -1156,7 +1238,7 @@
     </w:p>
     <w:p>
       <w:pPr>
-        <w:pStyle w:val="ListParagraph"/>
+        <w:pStyle w:val="Prrafodelista"/>
         <w:spacing w:after="0"/>
         <w:ind w:left="1440"/>
         <w:jc w:val="both"/>
@@ -1232,7 +1314,7 @@
     </w:p>
     <w:p>
       <w:pPr>
-        <w:pStyle w:val="ListParagraph"/>
+        <w:pStyle w:val="Prrafodelista"/>
         <w:spacing w:after="0"/>
         <w:ind w:left="1440"/>
         <w:jc w:val="both"/>
@@ -1245,7 +1327,7 @@
     </w:p>
     <w:p>
       <w:pPr>
-        <w:pStyle w:val="ListParagraph"/>
+        <w:pStyle w:val="Prrafodelista"/>
         <w:numPr>
           <w:ilvl w:val="0"/>
           <w:numId w:val="3"/>
@@ -1269,7 +1351,7 @@
     </w:p>
     <w:p>
       <w:pPr>
-        <w:pStyle w:val="ListParagraph"/>
+        <w:pStyle w:val="Prrafodelista"/>
         <w:spacing w:after="0"/>
         <w:ind w:left="1080"/>
         <w:jc w:val="both"/>
@@ -1357,7 +1439,7 @@
     </w:p>
     <w:p>
       <w:pPr>
-        <w:pStyle w:val="ListParagraph"/>
+        <w:pStyle w:val="Prrafodelista"/>
         <w:spacing w:after="0"/>
         <w:ind w:left="1080"/>
         <w:jc w:val="both"/>
@@ -1370,7 +1452,7 @@
     </w:p>
     <w:p>
       <w:pPr>
-        <w:pStyle w:val="ListParagraph"/>
+        <w:pStyle w:val="Prrafodelista"/>
         <w:numPr>
           <w:ilvl w:val="0"/>
           <w:numId w:val="3"/>
@@ -1404,7 +1486,7 @@
     </w:p>
     <w:p>
       <w:pPr>
-        <w:pStyle w:val="ListParagraph"/>
+        <w:pStyle w:val="Prrafodelista"/>
         <w:spacing w:after="0"/>
         <w:ind w:left="1080"/>
         <w:jc w:val="both"/>
@@ -1475,7 +1557,7 @@
     </w:p>
     <w:p>
       <w:pPr>
-        <w:pStyle w:val="ListParagraph"/>
+        <w:pStyle w:val="Prrafodelista"/>
         <w:spacing w:after="0"/>
         <w:ind w:left="1080"/>
         <w:jc w:val="both"/>
@@ -1518,7 +1600,7 @@
     </w:p>
     <w:p>
       <w:pPr>
-        <w:pStyle w:val="ListParagraph"/>
+        <w:pStyle w:val="Prrafodelista"/>
         <w:spacing w:after="0"/>
         <w:ind w:left="1080"/>
         <w:jc w:val="both"/>
@@ -1531,7 +1613,7 @@
     </w:p>
     <w:p>
       <w:pPr>
-        <w:pStyle w:val="ListParagraph"/>
+        <w:pStyle w:val="Prrafodelista"/>
         <w:numPr>
           <w:ilvl w:val="0"/>
           <w:numId w:val="1"/>
@@ -1599,7 +1681,7 @@
     </w:p>
     <w:p>
       <w:pPr>
-        <w:pStyle w:val="ListParagraph"/>
+        <w:pStyle w:val="Prrafodelista"/>
         <w:numPr>
           <w:ilvl w:val="0"/>
           <w:numId w:val="2"/>
@@ -1623,7 +1705,7 @@
     </w:p>
     <w:p>
       <w:pPr>
-        <w:pStyle w:val="ListParagraph"/>
+        <w:pStyle w:val="Prrafodelista"/>
         <w:numPr>
           <w:ilvl w:val="0"/>
           <w:numId w:val="2"/>
@@ -1642,12 +1724,13 @@
           <w:szCs w:val="22"/>
           <w:lang w:val="es-ES"/>
         </w:rPr>
+        <w:lastRenderedPageBreak/>
         <w:t xml:space="preserve">|U| es el área de unión: todos los píxeles cubiertos por cualquiera de las dos cajas. Representa el espacio total involucrado en la comparación. </w:t>
       </w:r>
     </w:p>
     <w:p>
       <w:pPr>
-        <w:pStyle w:val="ListParagraph"/>
+        <w:pStyle w:val="Prrafodelista"/>
         <w:spacing w:after="0"/>
         <w:ind w:left="1080"/>
         <w:jc w:val="both"/>
@@ -1660,7 +1743,7 @@
     </w:p>
     <w:p>
       <w:pPr>
-        <w:pStyle w:val="ListParagraph"/>
+        <w:pStyle w:val="Prrafodelista"/>
         <w:spacing w:after="0"/>
         <w:ind w:left="1080"/>
         <w:jc w:val="both"/>
@@ -1676,7 +1759,6 @@
           <w:szCs w:val="22"/>
           <w:lang w:val="es-ES"/>
         </w:rPr>
-        <w:lastRenderedPageBreak/>
         <w:t xml:space="preserve">Si se usara solo el área real como denominador, una caja predicha gigantesca que cubra toda la imagen siempre daría un valor cercano a 1.0, porque contendría el </w:t>
       </w:r>
       <w:proofErr w:type="spellStart"/>
@@ -1718,7 +1800,7 @@
     </w:p>
     <w:p>
       <w:pPr>
-        <w:pStyle w:val="ListParagraph"/>
+        <w:pStyle w:val="Prrafodelista"/>
         <w:spacing w:after="0"/>
         <w:ind w:left="1080"/>
         <w:jc w:val="both"/>
@@ -1731,7 +1813,7 @@
     </w:p>
     <w:p>
       <w:pPr>
-        <w:pStyle w:val="ListParagraph"/>
+        <w:pStyle w:val="Prrafodelista"/>
         <w:numPr>
           <w:ilvl w:val="0"/>
           <w:numId w:val="1"/>
@@ -1755,7 +1837,7 @@
     </w:p>
     <w:p>
       <w:pPr>
-        <w:pStyle w:val="ListParagraph"/>
+        <w:pStyle w:val="Prrafodelista"/>
         <w:spacing w:after="0"/>
         <w:jc w:val="both"/>
         <w:rPr>
@@ -1796,7 +1878,7 @@
     </w:p>
     <w:p>
       <w:pPr>
-        <w:pStyle w:val="ListParagraph"/>
+        <w:pStyle w:val="Prrafodelista"/>
         <w:spacing w:after="0"/>
         <w:jc w:val="both"/>
         <w:rPr>
@@ -1818,7 +1900,7 @@
     </w:p>
     <w:p>
       <w:pPr>
-        <w:pStyle w:val="ListParagraph"/>
+        <w:pStyle w:val="Prrafodelista"/>
         <w:numPr>
           <w:ilvl w:val="0"/>
           <w:numId w:val="2"/>
@@ -1842,7 +1924,7 @@
     </w:p>
     <w:p>
       <w:pPr>
-        <w:pStyle w:val="ListParagraph"/>
+        <w:pStyle w:val="Prrafodelista"/>
         <w:numPr>
           <w:ilvl w:val="0"/>
           <w:numId w:val="2"/>
@@ -1917,17 +1999,17 @@
     </w:p>
     <w:p>
       <w:pPr>
-        <w:pStyle w:val="ListParagraph"/>
-        <w:spacing w:after="0"/>
-        <w:jc w:val="both"/>
-        <w:rPr>
-          <w:lang w:val="es-ES"/>
-        </w:rPr>
-      </w:pPr>
-    </w:p>
-    <w:p>
-      <w:pPr>
-        <w:pStyle w:val="ListParagraph"/>
+        <w:pStyle w:val="Prrafodelista"/>
+        <w:spacing w:after="0"/>
+        <w:jc w:val="both"/>
+        <w:rPr>
+          <w:lang w:val="es-ES"/>
+        </w:rPr>
+      </w:pPr>
+    </w:p>
+    <w:p>
+      <w:pPr>
+        <w:pStyle w:val="Prrafodelista"/>
         <w:numPr>
           <w:ilvl w:val="0"/>
           <w:numId w:val="1"/>
@@ -1961,7 +2043,7 @@
     </w:p>
     <w:p>
       <w:pPr>
-        <w:pStyle w:val="ListParagraph"/>
+        <w:pStyle w:val="Prrafodelista"/>
         <w:numPr>
           <w:ilvl w:val="0"/>
           <w:numId w:val="2"/>
@@ -2091,7 +2173,7 @@
     </w:p>
     <w:p>
       <w:pPr>
-        <w:pStyle w:val="ListParagraph"/>
+        <w:pStyle w:val="Prrafodelista"/>
         <w:numPr>
           <w:ilvl w:val="0"/>
           <w:numId w:val="2"/>
@@ -2231,7 +2313,7 @@
     </w:p>
     <w:p>
       <w:pPr>
-        <w:pStyle w:val="ListParagraph"/>
+        <w:pStyle w:val="Prrafodelista"/>
         <w:spacing w:after="0"/>
         <w:ind w:left="1080"/>
         <w:jc w:val="both"/>
@@ -2242,7 +2324,7 @@
     </w:p>
     <w:p>
       <w:pPr>
-        <w:pStyle w:val="ListParagraph"/>
+        <w:pStyle w:val="Prrafodelista"/>
         <w:numPr>
           <w:ilvl w:val="0"/>
           <w:numId w:val="2"/>
@@ -2263,7 +2345,7 @@
     </w:p>
     <w:p>
       <w:pPr>
-        <w:pStyle w:val="ListParagraph"/>
+        <w:pStyle w:val="Prrafodelista"/>
         <w:numPr>
           <w:ilvl w:val="0"/>
           <w:numId w:val="2"/>
@@ -2320,6 +2402,7 @@
         <w:rPr>
           <w:lang w:val="es-ES"/>
         </w:rPr>
+        <w:lastRenderedPageBreak/>
         <w:t xml:space="preserve">Un modelo que predice detecciones en toda la imagen va a tener </w:t>
       </w:r>
       <w:proofErr w:type="spellStart"/>
@@ -2373,7 +2456,7 @@
     </w:p>
     <w:p>
       <w:pPr>
-        <w:pStyle w:val="ListParagraph"/>
+        <w:pStyle w:val="Prrafodelista"/>
         <w:numPr>
           <w:ilvl w:val="0"/>
           <w:numId w:val="1"/>
@@ -2407,7 +2490,7 @@
     </w:p>
     <w:p>
       <w:pPr>
-        <w:pStyle w:val="ListParagraph"/>
+        <w:pStyle w:val="Prrafodelista"/>
         <w:spacing w:after="0"/>
         <w:jc w:val="both"/>
         <w:rPr>
@@ -2451,17 +2534,17 @@
     </w:p>
     <w:p>
       <w:pPr>
-        <w:pStyle w:val="ListParagraph"/>
-        <w:spacing w:after="0"/>
-        <w:jc w:val="both"/>
-        <w:rPr>
-          <w:lang w:val="es-ES"/>
-        </w:rPr>
-      </w:pPr>
-    </w:p>
-    <w:p>
-      <w:pPr>
-        <w:pStyle w:val="ListParagraph"/>
+        <w:pStyle w:val="Prrafodelista"/>
+        <w:spacing w:after="0"/>
+        <w:jc w:val="both"/>
+        <w:rPr>
+          <w:lang w:val="es-ES"/>
+        </w:rPr>
+      </w:pPr>
+    </w:p>
+    <w:p>
+      <w:pPr>
+        <w:pStyle w:val="Prrafodelista"/>
         <w:numPr>
           <w:ilvl w:val="0"/>
           <w:numId w:val="1"/>
@@ -2509,7 +2592,7 @@
     </w:p>
     <w:p>
       <w:pPr>
-        <w:pStyle w:val="ListParagraph"/>
+        <w:pStyle w:val="Prrafodelista"/>
         <w:spacing w:after="0"/>
         <w:jc w:val="both"/>
         <w:rPr>
@@ -2537,7 +2620,7 @@
     </w:p>
     <w:p>
       <w:pPr>
-        <w:pStyle w:val="ListParagraph"/>
+        <w:pStyle w:val="Prrafodelista"/>
         <w:spacing w:after="0"/>
         <w:jc w:val="both"/>
         <w:rPr>
@@ -2547,7 +2630,7 @@
     </w:p>
     <w:p>
       <w:pPr>
-        <w:pStyle w:val="ListParagraph"/>
+        <w:pStyle w:val="Prrafodelista"/>
         <w:numPr>
           <w:ilvl w:val="0"/>
           <w:numId w:val="2"/>
@@ -2584,7 +2667,7 @@
     </w:p>
     <w:p>
       <w:pPr>
-        <w:pStyle w:val="ListParagraph"/>
+        <w:pStyle w:val="Prrafodelista"/>
         <w:numPr>
           <w:ilvl w:val="0"/>
           <w:numId w:val="2"/>
@@ -2645,70 +2728,50 @@
         </w:rPr>
         <w:t xml:space="preserve">El protocolo COCO es más exigente. Para los anaqueles del SKU110K, donde los productos están muy juntos, acertar la localización final es difícil porque los márgenes entre productos son mínimos. Un modelo podría obtener buen </w:t>
       </w:r>
-      <w:r>
-        <w:fldChar w:fldCharType="begin"/>
-      </w:r>
-      <w:r>
-        <w:instrText>HYPERLINK "mailto:mAP@0.5"</w:instrText>
-      </w:r>
-      <w:r>
-        <w:fldChar w:fldCharType="separate"/>
-      </w:r>
-      <w:r>
-        <w:rPr>
-          <w:rStyle w:val="Hyperlink"/>
+      <w:hyperlink r:id="rId8" w:history="1">
+        <w:r>
+          <w:rPr>
+            <w:rStyle w:val="Hipervnculo"/>
+            <w:rFonts w:eastAsiaTheme="minorEastAsia"/>
+            <w:lang w:val="es-GT"/>
+          </w:rPr>
+          <w:t>mAP@0.5</w:t>
+        </w:r>
+      </w:hyperlink>
+      <w:r>
+        <w:rPr>
           <w:rFonts w:eastAsiaTheme="minorEastAsia"/>
           <w:lang w:val="es-GT"/>
         </w:rPr>
-        <w:t>mAP@0.5</w:t>
-      </w:r>
-      <w:r>
-        <w:fldChar w:fldCharType="end"/>
-      </w:r>
+        <w:t xml:space="preserve"> pero colapsar en </w:t>
+      </w:r>
+      <w:hyperlink r:id="rId9" w:history="1">
+        <w:r>
+          <w:rPr>
+            <w:rStyle w:val="Hipervnculo"/>
+            <w:rFonts w:eastAsiaTheme="minorEastAsia"/>
+            <w:lang w:val="es-GT"/>
+          </w:rPr>
+          <w:t>mAP@0.5:0.95</w:t>
+        </w:r>
+      </w:hyperlink>
       <w:r>
         <w:rPr>
           <w:rFonts w:eastAsiaTheme="minorEastAsia"/>
           <w:lang w:val="es-GT"/>
         </w:rPr>
-        <w:t xml:space="preserve"> pero colapsar en </w:t>
-      </w:r>
-      <w:r>
-        <w:fldChar w:fldCharType="begin"/>
-      </w:r>
-      <w:r>
-        <w:instrText>HYPERLINK "mailto:mAP@0.5:0.95"</w:instrText>
-      </w:r>
-      <w:r>
-        <w:fldChar w:fldCharType="separate"/>
-      </w:r>
-      <w:r>
-        <w:rPr>
-          <w:rStyle w:val="Hyperlink"/>
+        <w:t xml:space="preserve"> si no localiza con precisión los bordes de cada producto. Por eso COCO penaliza más las impresiones de localización que son muy probables en escenarios densos como anaqueles. </w:t>
+      </w:r>
+    </w:p>
+    <w:p>
+      <w:pPr>
+        <w:pStyle w:val="Prrafodelista"/>
+        <w:spacing w:after="0"/>
+        <w:jc w:val="both"/>
+        <w:rPr>
           <w:rFonts w:eastAsiaTheme="minorEastAsia"/>
           <w:lang w:val="es-GT"/>
         </w:rPr>
-        <w:t>mAP@0.5:0.95</w:t>
-      </w:r>
-      <w:r>
-        <w:fldChar w:fldCharType="end"/>
-      </w:r>
-      <w:r>
-        <w:rPr>
-          <w:rFonts w:eastAsiaTheme="minorEastAsia"/>
-          <w:lang w:val="es-GT"/>
-        </w:rPr>
-        <w:t xml:space="preserve"> si no localiza con precisión los bordes de cada producto. Por eso COCO penaliza más las impresiones de localización que son muy probables en escenarios densos como anaqueles. </w:t>
-      </w:r>
-    </w:p>
-    <w:p>
-      <w:pPr>
-        <w:pStyle w:val="ListParagraph"/>
-        <w:spacing w:after="0"/>
-        <w:jc w:val="both"/>
-        <w:rPr>
-          <w:rFonts w:eastAsiaTheme="minorEastAsia"/>
-          <w:lang w:val="es-GT"/>
-        </w:rPr>
       </w:pPr>
     </w:p>
     <w:p>
@@ -2727,12 +2790,13 @@
           <w:bCs/>
           <w:lang w:val="es-ES"/>
         </w:rPr>
+        <w:lastRenderedPageBreak/>
         <w:t>Pregunta 1.3</w:t>
       </w:r>
     </w:p>
     <w:p>
       <w:pPr>
-        <w:pStyle w:val="ListParagraph"/>
+        <w:pStyle w:val="Prrafodelista"/>
         <w:numPr>
           <w:ilvl w:val="0"/>
           <w:numId w:val="1"/>
@@ -2780,24 +2844,23 @@
     </w:p>
     <w:p>
       <w:pPr>
-        <w:pStyle w:val="ListParagraph"/>
-        <w:spacing w:after="0"/>
-        <w:jc w:val="both"/>
-        <w:rPr>
-          <w:lang w:val="es-ES"/>
-        </w:rPr>
-      </w:pPr>
-      <w:r>
-        <w:rPr>
-          <w:lang w:val="es-ES"/>
-        </w:rPr>
-        <w:lastRenderedPageBreak/>
+        <w:pStyle w:val="Prrafodelista"/>
+        <w:spacing w:after="0"/>
+        <w:jc w:val="both"/>
+        <w:rPr>
+          <w:lang w:val="es-ES"/>
+        </w:rPr>
+      </w:pPr>
+      <w:r>
+        <w:rPr>
+          <w:lang w:val="es-ES"/>
+        </w:rPr>
         <w:t xml:space="preserve">Los detectores modernos no miran la imagen una sola vez: dividen la imagen en una cuadrícula y, desde cada celda, generan múltiples propuestas de dónde podría haber un objeto. Como un producto en anaquel puede estar en el área de varias celdas al mismo tiempo, el modelo propone la misma lata de atún desde 8, 15 o 20 ángulos distintos. </w:t>
       </w:r>
     </w:p>
     <w:p>
       <w:pPr>
-        <w:pStyle w:val="ListParagraph"/>
+        <w:pStyle w:val="Prrafodelista"/>
         <w:spacing w:after="0"/>
         <w:jc w:val="both"/>
         <w:rPr>
@@ -2813,7 +2876,7 @@
     </w:p>
     <w:p>
       <w:pPr>
-        <w:pStyle w:val="ListParagraph"/>
+        <w:pStyle w:val="Prrafodelista"/>
         <w:numPr>
           <w:ilvl w:val="0"/>
           <w:numId w:val="4"/>
@@ -2833,7 +2896,7 @@
     </w:p>
     <w:p>
       <w:pPr>
-        <w:pStyle w:val="ListParagraph"/>
+        <w:pStyle w:val="Prrafodelista"/>
         <w:numPr>
           <w:ilvl w:val="0"/>
           <w:numId w:val="4"/>
@@ -2853,7 +2916,7 @@
     </w:p>
     <w:p>
       <w:pPr>
-        <w:pStyle w:val="ListParagraph"/>
+        <w:pStyle w:val="Prrafodelista"/>
         <w:numPr>
           <w:ilvl w:val="0"/>
           <w:numId w:val="4"/>
@@ -2873,7 +2936,7 @@
     </w:p>
     <w:p>
       <w:pPr>
-        <w:pStyle w:val="ListParagraph"/>
+        <w:pStyle w:val="Prrafodelista"/>
         <w:numPr>
           <w:ilvl w:val="0"/>
           <w:numId w:val="4"/>
@@ -2893,7 +2956,7 @@
     </w:p>
     <w:p>
       <w:pPr>
-        <w:pStyle w:val="ListParagraph"/>
+        <w:pStyle w:val="Prrafodelista"/>
         <w:numPr>
           <w:ilvl w:val="0"/>
           <w:numId w:val="4"/>
@@ -2913,7 +2976,7 @@
     </w:p>
     <w:p>
       <w:pPr>
-        <w:pStyle w:val="ListParagraph"/>
+        <w:pStyle w:val="Prrafodelista"/>
         <w:spacing w:after="0"/>
         <w:ind w:left="1080"/>
         <w:jc w:val="both"/>
@@ -2924,7 +2987,7 @@
     </w:p>
     <w:p>
       <w:pPr>
-        <w:pStyle w:val="ListParagraph"/>
+        <w:pStyle w:val="Prrafodelista"/>
         <w:numPr>
           <w:ilvl w:val="0"/>
           <w:numId w:val="1"/>
@@ -2960,7 +3023,7 @@
     </w:p>
     <w:p>
       <w:pPr>
-        <w:pStyle w:val="ListParagraph"/>
+        <w:pStyle w:val="Prrafodelista"/>
         <w:spacing w:after="0"/>
         <w:jc w:val="both"/>
         <w:rPr>
@@ -3026,17 +3089,17 @@
     </w:p>
     <w:p>
       <w:pPr>
-        <w:pStyle w:val="ListParagraph"/>
-        <w:spacing w:after="0"/>
-        <w:jc w:val="both"/>
-        <w:rPr>
-          <w:lang w:val="es-ES"/>
-        </w:rPr>
-      </w:pPr>
-    </w:p>
-    <w:p>
-      <w:pPr>
-        <w:pStyle w:val="ListParagraph"/>
+        <w:pStyle w:val="Prrafodelista"/>
+        <w:spacing w:after="0"/>
+        <w:jc w:val="both"/>
+        <w:rPr>
+          <w:lang w:val="es-ES"/>
+        </w:rPr>
+      </w:pPr>
+    </w:p>
+    <w:p>
+      <w:pPr>
+        <w:pStyle w:val="Prrafodelista"/>
         <w:numPr>
           <w:ilvl w:val="0"/>
           <w:numId w:val="1"/>
@@ -3057,7 +3120,7 @@
     </w:p>
     <w:p>
       <w:pPr>
-        <w:pStyle w:val="ListParagraph"/>
+        <w:pStyle w:val="Prrafodelista"/>
         <w:spacing w:after="0"/>
         <w:jc w:val="both"/>
         <w:rPr>
@@ -3075,7 +3138,7 @@
     </w:p>
     <w:p>
       <w:pPr>
-        <w:pStyle w:val="ListParagraph"/>
+        <w:pStyle w:val="Prrafodelista"/>
         <w:spacing w:after="0"/>
         <w:jc w:val="both"/>
         <w:rPr>
@@ -3161,7 +3224,7 @@
     </w:p>
     <w:p>
       <w:pPr>
-        <w:pStyle w:val="ListParagraph"/>
+        <w:pStyle w:val="Prrafodelista"/>
         <w:spacing w:after="0"/>
         <w:jc w:val="both"/>
         <w:rPr>
@@ -3172,7 +3235,7 @@
     </w:p>
     <w:p>
       <w:pPr>
-        <w:pStyle w:val="ListParagraph"/>
+        <w:pStyle w:val="Prrafodelista"/>
         <w:spacing w:after="0"/>
         <w:jc w:val="both"/>
         <w:rPr>
@@ -3190,7 +3253,7 @@
     </w:p>
     <w:p>
       <w:pPr>
-        <w:pStyle w:val="ListParagraph"/>
+        <w:pStyle w:val="Prrafodelista"/>
         <w:spacing w:after="0"/>
         <w:jc w:val="both"/>
         <w:rPr>
@@ -3229,22 +3292,29 @@
         <w:rPr>
           <w:lang w:val="es-ES"/>
         </w:rPr>
-        <w:t>, sin contar la inferencia de la red. Además, las cajas de baja confianza pueden introducir supresiones incorrectas: una caja con confianza 0.05 podría eliminar por solapamiento una caja con confianza 0.9 que sí era correcta.</w:t>
-      </w:r>
-    </w:p>
-    <w:p>
-      <w:pPr>
-        <w:pStyle w:val="ListParagraph"/>
-        <w:spacing w:after="0"/>
-        <w:jc w:val="both"/>
-        <w:rPr>
-          <w:lang w:val="es-ES"/>
-        </w:rPr>
-      </w:pPr>
-    </w:p>
-    <w:p>
-      <w:pPr>
-        <w:pStyle w:val="ListParagraph"/>
+        <w:t xml:space="preserve">, </w:t>
+      </w:r>
+      <w:r>
+        <w:rPr>
+          <w:lang w:val="es-ES"/>
+        </w:rPr>
+        <w:lastRenderedPageBreak/>
+        <w:t>sin contar la inferencia de la red. Además, las cajas de baja confianza pueden introducir supresiones incorrectas: una caja con confianza 0.05 podría eliminar por solapamiento una caja con confianza 0.9 que sí era correcta.</w:t>
+      </w:r>
+    </w:p>
+    <w:p>
+      <w:pPr>
+        <w:pStyle w:val="Prrafodelista"/>
+        <w:spacing w:after="0"/>
+        <w:jc w:val="both"/>
+        <w:rPr>
+          <w:lang w:val="es-ES"/>
+        </w:rPr>
+      </w:pPr>
+    </w:p>
+    <w:p>
+      <w:pPr>
+        <w:pStyle w:val="Prrafodelista"/>
         <w:spacing w:after="0"/>
         <w:jc w:val="both"/>
         <w:rPr>
@@ -3383,7 +3453,7 @@
           <w:lang w:val="es-ES"/>
         </w:rPr>
         <w:drawing>
-          <wp:anchor distT="0" distB="0" distL="114300" distR="114300" simplePos="0" relativeHeight="251658240" behindDoc="0" locked="0" layoutInCell="1" allowOverlap="1" wp14:anchorId="2CF1248F" wp14:editId="3F7E6373">
+          <wp:anchor distT="0" distB="0" distL="114300" distR="114300" simplePos="0" relativeHeight="251658240" behindDoc="0" locked="0" layoutInCell="1" allowOverlap="1" wp14:anchorId="2CF1248F" wp14:editId="71DC16D2">
             <wp:simplePos x="0" y="0"/>
             <wp:positionH relativeFrom="column">
               <wp:posOffset>0</wp:posOffset>
@@ -3406,7 +3476,7 @@
                     <pic:cNvPicPr/>
                   </pic:nvPicPr>
                   <pic:blipFill>
-                    <a:blip r:embed="rId7" cstate="print">
+                    <a:blip r:embed="rId10" cstate="print">
                       <a:extLst>
                         <a:ext uri="{28A0092B-C50C-407E-A947-70E740481C1C}">
                           <a14:useLocalDpi xmlns:a14="http://schemas.microsoft.com/office/drawing/2010/main" val="0"/>
@@ -3498,21 +3568,7 @@
         <w:rPr>
           <w:lang w:val="es-ES"/>
         </w:rPr>
-        <w:t xml:space="preserve"> Pyramid Network (FPN), un modelo de una etapa, YOLOv8n, ambos ajustados sobre un subconjunto del </w:t>
-      </w:r>
-      <w:proofErr w:type="spellStart"/>
-      <w:r>
-        <w:rPr>
-          <w:lang w:val="es-ES"/>
-        </w:rPr>
-        <w:t>dataset</w:t>
-      </w:r>
-      <w:proofErr w:type="spellEnd"/>
-      <w:r>
-        <w:rPr>
-          <w:lang w:val="es-ES"/>
-        </w:rPr>
-        <w:t xml:space="preserve"> de anaqueles. Los resultados obtenidos muestran diferencias claras de desempeño, eficiencia y viabilidad operativa. </w:t>
+        <w:t xml:space="preserve"> Pyramid Network (FPN), un modelo de una etapa, YOLOv8n, ambos ajustados sobre un subconjunto del dataset de anaqueles. Los resultados obtenidos muestran diferencias claras de desempeño, eficiencia y viabilidad operativa. </w:t>
       </w:r>
     </w:p>
     <w:p>
@@ -3623,7 +3679,7 @@
                     </pic:cNvPicPr>
                   </pic:nvPicPr>
                   <pic:blipFill>
-                    <a:blip r:embed="rId8">
+                    <a:blip r:embed="rId11">
                       <a:extLst>
                         <a:ext uri="{28A0092B-C50C-407E-A947-70E740481C1C}">
                           <a14:useLocalDpi xmlns:a14="http://schemas.microsoft.com/office/drawing/2010/main" val="0"/>
@@ -3668,7 +3724,7 @@
           <w:lang w:val="es-ES"/>
         </w:rPr>
         <w:drawing>
-          <wp:inline distT="0" distB="0" distL="0" distR="0" wp14:anchorId="6C2051C0" wp14:editId="7C2ADC83">
+          <wp:inline distT="0" distB="0" distL="0" distR="0" wp14:anchorId="6C2051C0" wp14:editId="3CCF2570">
             <wp:extent cx="5943600" cy="446315"/>
             <wp:effectExtent l="0" t="0" r="0" b="0"/>
             <wp:docPr id="150721413" name="Picture 3"/>
@@ -3683,7 +3739,7 @@
                     <pic:cNvPicPr/>
                   </pic:nvPicPr>
                   <pic:blipFill rotWithShape="1">
-                    <a:blip r:embed="rId9" cstate="print">
+                    <a:blip r:embed="rId12" cstate="print">
                       <a:extLst>
                         <a:ext uri="{28A0092B-C50C-407E-A947-70E740481C1C}">
                           <a14:useLocalDpi xmlns:a14="http://schemas.microsoft.com/office/drawing/2010/main" val="0"/>
@@ -3998,7 +4054,7 @@
         </w:rPr>
         <w:lastRenderedPageBreak/>
         <w:drawing>
-          <wp:anchor distT="0" distB="0" distL="114300" distR="114300" simplePos="0" relativeHeight="251659264" behindDoc="0" locked="0" layoutInCell="1" allowOverlap="1" wp14:anchorId="4EE62402" wp14:editId="2ABD1226">
+          <wp:anchor distT="0" distB="0" distL="114300" distR="114300" simplePos="0" relativeHeight="251659264" behindDoc="0" locked="0" layoutInCell="1" allowOverlap="1" wp14:anchorId="4EE62402" wp14:editId="77957C51">
             <wp:simplePos x="0" y="0"/>
             <wp:positionH relativeFrom="column">
               <wp:posOffset>0</wp:posOffset>
@@ -4021,7 +4077,7 @@
                     <pic:cNvPicPr/>
                   </pic:nvPicPr>
                   <pic:blipFill>
-                    <a:blip r:embed="rId10" cstate="print">
+                    <a:blip r:embed="rId13" cstate="print">
                       <a:extLst>
                         <a:ext uri="{28A0092B-C50C-407E-A947-70E740481C1C}">
                           <a14:useLocalDpi xmlns:a14="http://schemas.microsoft.com/office/drawing/2010/main" val="0"/>
@@ -4514,7 +4570,7 @@
       </w:r>
     </w:p>
     <w:sectPr>
-      <w:headerReference w:type="first" r:id="rId11"/>
+      <w:headerReference w:type="first" r:id="rId14"/>
       <w:pgSz w:w="12240" w:h="15840"/>
       <w:pgMar w:top="1440" w:right="1440" w:bottom="1440" w:left="1440" w:header="708" w:footer="708" w:gutter="0"/>
       <w:cols w:space="708"/>
@@ -4579,7 +4635,7 @@
 <w:hdr xmlns:wpc="http://schemas.microsoft.com/office/word/2010/wordprocessingCanvas" xmlns:cx="http://schemas.microsoft.com/office/drawing/2014/chartex" xmlns:cx1="http://schemas.microsoft.com/office/drawing/2015/9/8/chartex" xmlns:cx2="http://schemas.microsoft.com/office/drawing/2015/10/21/chartex" xmlns:cx3="http://schemas.microsoft.com/office/drawing/2016/5/9/chartex" xmlns:cx4="http://schemas.microsoft.com/office/drawing/2016/5/10/chartex" xmlns:cx5="http://schemas.microsoft.com/office/drawing/2016/5/11/chartex" xmlns:cx6="http://schemas.microsoft.com/office/drawing/2016/5/12/chartex" xmlns:cx7="http://schemas.microsoft.com/office/drawing/2016/5/13/chartex" xmlns:cx8="http://schemas.microsoft.com/office/drawing/2016/5/14/chartex" xmlns:mc="http://schemas.openxmlformats.org/markup-compatibility/2006" xmlns:aink="http://schemas.microsoft.com/office/drawing/2016/ink" xmlns:am3d="http://schemas.microsoft.com/office/drawing/2017/model3d" xmlns:o="urn:schemas-microsoft-com:office:office" xmlns:oel="http://schemas.microsoft.com/office/2019/extlst" xmlns:r="http://schemas.openxmlformats.org/officeDocument/2006/relationships" xmlns:m="http://schemas.openxmlformats.org/officeDocument/2006/math" xmlns:v="urn:schemas-microsoft-com:vml" xmlns:wp14="http://schemas.microsoft.com/office/word/2010/wordprocessingDrawing" xmlns:wp="http://schemas.openxmlformats.org/drawingml/2006/wordprocessingDrawing" xmlns:w10="urn:schemas-microsoft-com:office:word" xmlns:w="http://schemas.openxmlformats.org/wordprocessingml/2006/main" xmlns:w14="http://schemas.microsoft.com/office/word/2010/wordml" xmlns:w15="http://schemas.microsoft.com/office/word/2012/wordml" xmlns:w16cex="http://schemas.microsoft.com/office/word/2018/wordml/cex" xmlns:w16cid="http://schemas.microsoft.com/office/word/2016/wordml/cid" xmlns:w16="http://schemas.microsoft.com/office/word/2018/wordml" xmlns:w16du="http://schemas.microsoft.com/office/word/2023/wordml/word16du" xmlns:w16sdtdh="http://schemas.microsoft.com/office/word/2020/wordml/sdtdatahash" xmlns:w16sdtfl="http://schemas.microsoft.com/office/word/2024/wordml/sdtformatlock" xmlns:w16se="http://schemas.microsoft.com/office/word/2015/wordml/symex" xmlns:wpg="http://schemas.microsoft.com/office/word/2010/wordprocessingGroup" xmlns:wpi="http://schemas.microsoft.com/office/word/2010/wordprocessingInk" xmlns:wne="http://schemas.microsoft.com/office/word/2006/wordml" xmlns:wps="http://schemas.microsoft.com/office/word/2010/wordprocessingShape" mc:Ignorable="w14 w15 w16se w16cid w16 w16cex w16sdtdh w16sdtfl w16du wp14">
   <w:p>
     <w:pPr>
-      <w:pStyle w:val="Header"/>
+      <w:pStyle w:val="Encabezado"/>
       <w:rPr>
         <w:lang w:val="es-GT"/>
       </w:rPr>
@@ -4606,7 +4662,7 @@
   </w:p>
   <w:p>
     <w:pPr>
-      <w:pStyle w:val="Header"/>
+      <w:pStyle w:val="Encabezado"/>
       <w:rPr>
         <w:lang w:val="es-GT"/>
       </w:rPr>
@@ -5064,7 +5120,7 @@
         <w:kern w:val="2"/>
         <w:sz w:val="24"/>
         <w:szCs w:val="24"/>
-        <w:lang w:val="en-GT" w:eastAsia="en-US" w:bidi="he-IL"/>
+        <w:lang w:eastAsia="en-US" w:bidi="he-IL"/>
         <w14:ligatures w14:val="standardContextual"/>
       </w:rPr>
     </w:rPrDefault>
@@ -5456,11 +5512,11 @@
     <w:name w:val="Normal"/>
     <w:qFormat/>
   </w:style>
-  <w:style w:type="paragraph" w:styleId="Heading1">
+  <w:style w:type="paragraph" w:styleId="Ttulo1">
     <w:name w:val="heading 1"/>
     <w:basedOn w:val="Normal"/>
     <w:next w:val="Normal"/>
-    <w:link w:val="Heading1Char"/>
+    <w:link w:val="Ttulo1Car"/>
     <w:uiPriority w:val="9"/>
     <w:qFormat/>
     <w:rsid w:val="005D3AD3"/>
@@ -5477,11 +5533,11 @@
       <w:szCs w:val="40"/>
     </w:rPr>
   </w:style>
-  <w:style w:type="paragraph" w:styleId="Heading2">
+  <w:style w:type="paragraph" w:styleId="Ttulo2">
     <w:name w:val="heading 2"/>
     <w:basedOn w:val="Normal"/>
     <w:next w:val="Normal"/>
-    <w:link w:val="Heading2Char"/>
+    <w:link w:val="Ttulo2Car"/>
     <w:uiPriority w:val="9"/>
     <w:semiHidden/>
     <w:unhideWhenUsed/>
@@ -5500,11 +5556,11 @@
       <w:szCs w:val="32"/>
     </w:rPr>
   </w:style>
-  <w:style w:type="paragraph" w:styleId="Heading3">
+  <w:style w:type="paragraph" w:styleId="Ttulo3">
     <w:name w:val="heading 3"/>
     <w:basedOn w:val="Normal"/>
     <w:next w:val="Normal"/>
-    <w:link w:val="Heading3Char"/>
+    <w:link w:val="Ttulo3Car"/>
     <w:uiPriority w:val="9"/>
     <w:semiHidden/>
     <w:unhideWhenUsed/>
@@ -5523,11 +5579,11 @@
       <w:szCs w:val="28"/>
     </w:rPr>
   </w:style>
-  <w:style w:type="paragraph" w:styleId="Heading4">
+  <w:style w:type="paragraph" w:styleId="Ttulo4">
     <w:name w:val="heading 4"/>
     <w:basedOn w:val="Normal"/>
     <w:next w:val="Normal"/>
-    <w:link w:val="Heading4Char"/>
+    <w:link w:val="Ttulo4Car"/>
     <w:uiPriority w:val="9"/>
     <w:semiHidden/>
     <w:unhideWhenUsed/>
@@ -5546,11 +5602,11 @@
       <w:color w:val="0F4761" w:themeColor="accent1" w:themeShade="BF"/>
     </w:rPr>
   </w:style>
-  <w:style w:type="paragraph" w:styleId="Heading5">
+  <w:style w:type="paragraph" w:styleId="Ttulo5">
     <w:name w:val="heading 5"/>
     <w:basedOn w:val="Normal"/>
     <w:next w:val="Normal"/>
-    <w:link w:val="Heading5Char"/>
+    <w:link w:val="Ttulo5Car"/>
     <w:uiPriority w:val="9"/>
     <w:semiHidden/>
     <w:unhideWhenUsed/>
@@ -5567,11 +5623,11 @@
       <w:color w:val="0F4761" w:themeColor="accent1" w:themeShade="BF"/>
     </w:rPr>
   </w:style>
-  <w:style w:type="paragraph" w:styleId="Heading6">
+  <w:style w:type="paragraph" w:styleId="Ttulo6">
     <w:name w:val="heading 6"/>
     <w:basedOn w:val="Normal"/>
     <w:next w:val="Normal"/>
-    <w:link w:val="Heading6Char"/>
+    <w:link w:val="Ttulo6Car"/>
     <w:uiPriority w:val="9"/>
     <w:semiHidden/>
     <w:unhideWhenUsed/>
@@ -5590,11 +5646,11 @@
       <w:color w:val="595959" w:themeColor="text1" w:themeTint="A6"/>
     </w:rPr>
   </w:style>
-  <w:style w:type="paragraph" w:styleId="Heading7">
+  <w:style w:type="paragraph" w:styleId="Ttulo7">
     <w:name w:val="heading 7"/>
     <w:basedOn w:val="Normal"/>
     <w:next w:val="Normal"/>
-    <w:link w:val="Heading7Char"/>
+    <w:link w:val="Ttulo7Car"/>
     <w:uiPriority w:val="9"/>
     <w:semiHidden/>
     <w:unhideWhenUsed/>
@@ -5611,11 +5667,11 @@
       <w:color w:val="595959" w:themeColor="text1" w:themeTint="A6"/>
     </w:rPr>
   </w:style>
-  <w:style w:type="paragraph" w:styleId="Heading8">
+  <w:style w:type="paragraph" w:styleId="Ttulo8">
     <w:name w:val="heading 8"/>
     <w:basedOn w:val="Normal"/>
     <w:next w:val="Normal"/>
-    <w:link w:val="Heading8Char"/>
+    <w:link w:val="Ttulo8Car"/>
     <w:uiPriority w:val="9"/>
     <w:semiHidden/>
     <w:unhideWhenUsed/>
@@ -5634,11 +5690,11 @@
       <w:color w:val="272727" w:themeColor="text1" w:themeTint="D8"/>
     </w:rPr>
   </w:style>
-  <w:style w:type="paragraph" w:styleId="Heading9">
+  <w:style w:type="paragraph" w:styleId="Ttulo9">
     <w:name w:val="heading 9"/>
     <w:basedOn w:val="Normal"/>
     <w:next w:val="Normal"/>
-    <w:link w:val="Heading9Char"/>
+    <w:link w:val="Ttulo9Car"/>
     <w:uiPriority w:val="9"/>
     <w:semiHidden/>
     <w:unhideWhenUsed/>
@@ -5655,13 +5711,12 @@
       <w:color w:val="272727" w:themeColor="text1" w:themeTint="D8"/>
     </w:rPr>
   </w:style>
-  <w:style w:type="character" w:default="1" w:styleId="DefaultParagraphFont">
+  <w:style w:type="character" w:default="1" w:styleId="Fuentedeprrafopredeter">
     <w:name w:val="Default Paragraph Font"/>
     <w:uiPriority w:val="1"/>
-    <w:semiHidden/>
     <w:unhideWhenUsed/>
   </w:style>
-  <w:style w:type="table" w:default="1" w:styleId="TableNormal">
+  <w:style w:type="table" w:default="1" w:styleId="Tablanormal">
     <w:name w:val="Normal Table"/>
     <w:uiPriority w:val="99"/>
     <w:semiHidden/>
@@ -5676,16 +5731,16 @@
       </w:tblCellMar>
     </w:tblPr>
   </w:style>
-  <w:style w:type="numbering" w:default="1" w:styleId="NoList">
+  <w:style w:type="numbering" w:default="1" w:styleId="Sinlista">
     <w:name w:val="No List"/>
     <w:uiPriority w:val="99"/>
     <w:semiHidden/>
     <w:unhideWhenUsed/>
   </w:style>
-  <w:style w:type="character" w:customStyle="1" w:styleId="Heading1Char">
-    <w:name w:val="Heading 1 Char"/>
-    <w:basedOn w:val="DefaultParagraphFont"/>
-    <w:link w:val="Heading1"/>
+  <w:style w:type="character" w:customStyle="1" w:styleId="Ttulo1Car">
+    <w:name w:val="Título 1 Car"/>
+    <w:basedOn w:val="Fuentedeprrafopredeter"/>
+    <w:link w:val="Ttulo1"/>
     <w:uiPriority w:val="9"/>
     <w:rsid w:val="005D3AD3"/>
     <w:rPr>
@@ -5695,10 +5750,10 @@
       <w:szCs w:val="40"/>
     </w:rPr>
   </w:style>
-  <w:style w:type="character" w:customStyle="1" w:styleId="Heading2Char">
-    <w:name w:val="Heading 2 Char"/>
-    <w:basedOn w:val="DefaultParagraphFont"/>
-    <w:link w:val="Heading2"/>
+  <w:style w:type="character" w:customStyle="1" w:styleId="Ttulo2Car">
+    <w:name w:val="Título 2 Car"/>
+    <w:basedOn w:val="Fuentedeprrafopredeter"/>
+    <w:link w:val="Ttulo2"/>
     <w:uiPriority w:val="9"/>
     <w:semiHidden/>
     <w:rsid w:val="005D3AD3"/>
@@ -5709,10 +5764,10 @@
       <w:szCs w:val="32"/>
     </w:rPr>
   </w:style>
-  <w:style w:type="character" w:customStyle="1" w:styleId="Heading3Char">
-    <w:name w:val="Heading 3 Char"/>
-    <w:basedOn w:val="DefaultParagraphFont"/>
-    <w:link w:val="Heading3"/>
+  <w:style w:type="character" w:customStyle="1" w:styleId="Ttulo3Car">
+    <w:name w:val="Título 3 Car"/>
+    <w:basedOn w:val="Fuentedeprrafopredeter"/>
+    <w:link w:val="Ttulo3"/>
     <w:uiPriority w:val="9"/>
     <w:semiHidden/>
     <w:rsid w:val="005D3AD3"/>
@@ -5723,10 +5778,10 @@
       <w:szCs w:val="28"/>
     </w:rPr>
   </w:style>
-  <w:style w:type="character" w:customStyle="1" w:styleId="Heading4Char">
-    <w:name w:val="Heading 4 Char"/>
-    <w:basedOn w:val="DefaultParagraphFont"/>
-    <w:link w:val="Heading4"/>
+  <w:style w:type="character" w:customStyle="1" w:styleId="Ttulo4Car">
+    <w:name w:val="Título 4 Car"/>
+    <w:basedOn w:val="Fuentedeprrafopredeter"/>
+    <w:link w:val="Ttulo4"/>
     <w:uiPriority w:val="9"/>
     <w:semiHidden/>
     <w:rsid w:val="005D3AD3"/>
@@ -5737,10 +5792,10 @@
       <w:color w:val="0F4761" w:themeColor="accent1" w:themeShade="BF"/>
     </w:rPr>
   </w:style>
-  <w:style w:type="character" w:customStyle="1" w:styleId="Heading5Char">
-    <w:name w:val="Heading 5 Char"/>
-    <w:basedOn w:val="DefaultParagraphFont"/>
-    <w:link w:val="Heading5"/>
+  <w:style w:type="character" w:customStyle="1" w:styleId="Ttulo5Car">
+    <w:name w:val="Título 5 Car"/>
+    <w:basedOn w:val="Fuentedeprrafopredeter"/>
+    <w:link w:val="Ttulo5"/>
     <w:uiPriority w:val="9"/>
     <w:semiHidden/>
     <w:rsid w:val="005D3AD3"/>
@@ -5749,10 +5804,10 @@
       <w:color w:val="0F4761" w:themeColor="accent1" w:themeShade="BF"/>
     </w:rPr>
   </w:style>
-  <w:style w:type="character" w:customStyle="1" w:styleId="Heading6Char">
-    <w:name w:val="Heading 6 Char"/>
-    <w:basedOn w:val="DefaultParagraphFont"/>
-    <w:link w:val="Heading6"/>
+  <w:style w:type="character" w:customStyle="1" w:styleId="Ttulo6Car">
+    <w:name w:val="Título 6 Car"/>
+    <w:basedOn w:val="Fuentedeprrafopredeter"/>
+    <w:link w:val="Ttulo6"/>
     <w:uiPriority w:val="9"/>
     <w:semiHidden/>
     <w:rsid w:val="005D3AD3"/>
@@ -5763,10 +5818,10 @@
       <w:color w:val="595959" w:themeColor="text1" w:themeTint="A6"/>
     </w:rPr>
   </w:style>
-  <w:style w:type="character" w:customStyle="1" w:styleId="Heading7Char">
-    <w:name w:val="Heading 7 Char"/>
-    <w:basedOn w:val="DefaultParagraphFont"/>
-    <w:link w:val="Heading7"/>
+  <w:style w:type="character" w:customStyle="1" w:styleId="Ttulo7Car">
+    <w:name w:val="Título 7 Car"/>
+    <w:basedOn w:val="Fuentedeprrafopredeter"/>
+    <w:link w:val="Ttulo7"/>
     <w:uiPriority w:val="9"/>
     <w:semiHidden/>
     <w:rsid w:val="005D3AD3"/>
@@ -5775,10 +5830,10 @@
       <w:color w:val="595959" w:themeColor="text1" w:themeTint="A6"/>
     </w:rPr>
   </w:style>
-  <w:style w:type="character" w:customStyle="1" w:styleId="Heading8Char">
-    <w:name w:val="Heading 8 Char"/>
-    <w:basedOn w:val="DefaultParagraphFont"/>
-    <w:link w:val="Heading8"/>
+  <w:style w:type="character" w:customStyle="1" w:styleId="Ttulo8Car">
+    <w:name w:val="Título 8 Car"/>
+    <w:basedOn w:val="Fuentedeprrafopredeter"/>
+    <w:link w:val="Ttulo8"/>
     <w:uiPriority w:val="9"/>
     <w:semiHidden/>
     <w:rsid w:val="005D3AD3"/>
@@ -5789,10 +5844,10 @@
       <w:color w:val="272727" w:themeColor="text1" w:themeTint="D8"/>
     </w:rPr>
   </w:style>
-  <w:style w:type="character" w:customStyle="1" w:styleId="Heading9Char">
-    <w:name w:val="Heading 9 Char"/>
-    <w:basedOn w:val="DefaultParagraphFont"/>
-    <w:link w:val="Heading9"/>
+  <w:style w:type="character" w:customStyle="1" w:styleId="Ttulo9Car">
+    <w:name w:val="Título 9 Car"/>
+    <w:basedOn w:val="Fuentedeprrafopredeter"/>
+    <w:link w:val="Ttulo9"/>
     <w:uiPriority w:val="9"/>
     <w:semiHidden/>
     <w:rsid w:val="005D3AD3"/>
@@ -5801,11 +5856,11 @@
       <w:color w:val="272727" w:themeColor="text1" w:themeTint="D8"/>
     </w:rPr>
   </w:style>
-  <w:style w:type="paragraph" w:styleId="Title">
+  <w:style w:type="paragraph" w:styleId="Ttulo">
     <w:name w:val="Title"/>
     <w:basedOn w:val="Normal"/>
     <w:next w:val="Normal"/>
-    <w:link w:val="TitleChar"/>
+    <w:link w:val="TtuloCar"/>
     <w:uiPriority w:val="10"/>
     <w:qFormat/>
     <w:rsid w:val="005D3AD3"/>
@@ -5821,10 +5876,10 @@
       <w:szCs w:val="56"/>
     </w:rPr>
   </w:style>
-  <w:style w:type="character" w:customStyle="1" w:styleId="TitleChar">
-    <w:name w:val="Title Char"/>
-    <w:basedOn w:val="DefaultParagraphFont"/>
-    <w:link w:val="Title"/>
+  <w:style w:type="character" w:customStyle="1" w:styleId="TtuloCar">
+    <w:name w:val="Título Car"/>
+    <w:basedOn w:val="Fuentedeprrafopredeter"/>
+    <w:link w:val="Ttulo"/>
     <w:uiPriority w:val="10"/>
     <w:rsid w:val="005D3AD3"/>
     <w:rPr>
@@ -5835,11 +5890,11 @@
       <w:szCs w:val="56"/>
     </w:rPr>
   </w:style>
-  <w:style w:type="paragraph" w:styleId="Subtitle">
+  <w:style w:type="paragraph" w:styleId="Subttulo">
     <w:name w:val="Subtitle"/>
     <w:basedOn w:val="Normal"/>
     <w:next w:val="Normal"/>
-    <w:link w:val="SubtitleChar"/>
+    <w:link w:val="SubttuloCar"/>
     <w:uiPriority w:val="11"/>
     <w:qFormat/>
     <w:rsid w:val="005D3AD3"/>
@@ -5856,10 +5911,10 @@
       <w:szCs w:val="28"/>
     </w:rPr>
   </w:style>
-  <w:style w:type="character" w:customStyle="1" w:styleId="SubtitleChar">
-    <w:name w:val="Subtitle Char"/>
-    <w:basedOn w:val="DefaultParagraphFont"/>
-    <w:link w:val="Subtitle"/>
+  <w:style w:type="character" w:customStyle="1" w:styleId="SubttuloCar">
+    <w:name w:val="Subtítulo Car"/>
+    <w:basedOn w:val="Fuentedeprrafopredeter"/>
+    <w:link w:val="Subttulo"/>
     <w:uiPriority w:val="11"/>
     <w:rsid w:val="005D3AD3"/>
     <w:rPr>
@@ -5870,11 +5925,11 @@
       <w:szCs w:val="28"/>
     </w:rPr>
   </w:style>
-  <w:style w:type="paragraph" w:styleId="Quote">
+  <w:style w:type="paragraph" w:styleId="Cita">
     <w:name w:val="Quote"/>
     <w:basedOn w:val="Normal"/>
     <w:next w:val="Normal"/>
-    <w:link w:val="QuoteChar"/>
+    <w:link w:val="CitaCar"/>
     <w:uiPriority w:val="29"/>
     <w:qFormat/>
     <w:rsid w:val="005D3AD3"/>
@@ -5888,10 +5943,10 @@
       <w:color w:val="404040" w:themeColor="text1" w:themeTint="BF"/>
     </w:rPr>
   </w:style>
-  <w:style w:type="character" w:customStyle="1" w:styleId="QuoteChar">
-    <w:name w:val="Quote Char"/>
-    <w:basedOn w:val="DefaultParagraphFont"/>
-    <w:link w:val="Quote"/>
+  <w:style w:type="character" w:customStyle="1" w:styleId="CitaCar">
+    <w:name w:val="Cita Car"/>
+    <w:basedOn w:val="Fuentedeprrafopredeter"/>
+    <w:link w:val="Cita"/>
     <w:uiPriority w:val="29"/>
     <w:rsid w:val="005D3AD3"/>
     <w:rPr>
@@ -5900,7 +5955,7 @@
       <w:color w:val="404040" w:themeColor="text1" w:themeTint="BF"/>
     </w:rPr>
   </w:style>
-  <w:style w:type="paragraph" w:styleId="ListParagraph">
+  <w:style w:type="paragraph" w:styleId="Prrafodelista">
     <w:name w:val="List Paragraph"/>
     <w:basedOn w:val="Normal"/>
     <w:uiPriority w:val="34"/>
@@ -5911,9 +5966,9 @@
       <w:contextualSpacing/>
     </w:pPr>
   </w:style>
-  <w:style w:type="character" w:styleId="IntenseEmphasis">
+  <w:style w:type="character" w:styleId="nfasisintenso">
     <w:name w:val="Intense Emphasis"/>
-    <w:basedOn w:val="DefaultParagraphFont"/>
+    <w:basedOn w:val="Fuentedeprrafopredeter"/>
     <w:uiPriority w:val="21"/>
     <w:qFormat/>
     <w:rsid w:val="005D3AD3"/>
@@ -5923,11 +5978,11 @@
       <w:color w:val="0F4761" w:themeColor="accent1" w:themeShade="BF"/>
     </w:rPr>
   </w:style>
-  <w:style w:type="paragraph" w:styleId="IntenseQuote">
+  <w:style w:type="paragraph" w:styleId="Citadestacada">
     <w:name w:val="Intense Quote"/>
     <w:basedOn w:val="Normal"/>
     <w:next w:val="Normal"/>
-    <w:link w:val="IntenseQuoteChar"/>
+    <w:link w:val="CitadestacadaCar"/>
     <w:uiPriority w:val="30"/>
     <w:qFormat/>
     <w:rsid w:val="005D3AD3"/>
@@ -5946,10 +6001,10 @@
       <w:color w:val="0F4761" w:themeColor="accent1" w:themeShade="BF"/>
     </w:rPr>
   </w:style>
-  <w:style w:type="character" w:customStyle="1" w:styleId="IntenseQuoteChar">
-    <w:name w:val="Intense Quote Char"/>
-    <w:basedOn w:val="DefaultParagraphFont"/>
-    <w:link w:val="IntenseQuote"/>
+  <w:style w:type="character" w:customStyle="1" w:styleId="CitadestacadaCar">
+    <w:name w:val="Cita destacada Car"/>
+    <w:basedOn w:val="Fuentedeprrafopredeter"/>
+    <w:link w:val="Citadestacada"/>
     <w:uiPriority w:val="30"/>
     <w:rsid w:val="005D3AD3"/>
     <w:rPr>
@@ -5958,9 +6013,9 @@
       <w:color w:val="0F4761" w:themeColor="accent1" w:themeShade="BF"/>
     </w:rPr>
   </w:style>
-  <w:style w:type="character" w:styleId="IntenseReference">
+  <w:style w:type="character" w:styleId="Referenciaintensa">
     <w:name w:val="Intense Reference"/>
-    <w:basedOn w:val="DefaultParagraphFont"/>
+    <w:basedOn w:val="Fuentedeprrafopredeter"/>
     <w:uiPriority w:val="32"/>
     <w:qFormat/>
     <w:rsid w:val="005D3AD3"/>
@@ -5972,10 +6027,10 @@
       <w:spacing w:val="5"/>
     </w:rPr>
   </w:style>
-  <w:style w:type="paragraph" w:styleId="Header">
+  <w:style w:type="paragraph" w:styleId="Encabezado">
     <w:name w:val="header"/>
     <w:basedOn w:val="Normal"/>
-    <w:link w:val="HeaderChar"/>
+    <w:link w:val="EncabezadoCar"/>
     <w:uiPriority w:val="99"/>
     <w:unhideWhenUsed/>
     <w:rsid w:val="00650C70"/>
@@ -5987,17 +6042,17 @@
       <w:spacing w:after="0" w:line="240" w:lineRule="auto"/>
     </w:pPr>
   </w:style>
-  <w:style w:type="character" w:customStyle="1" w:styleId="HeaderChar">
-    <w:name w:val="Header Char"/>
-    <w:basedOn w:val="DefaultParagraphFont"/>
-    <w:link w:val="Header"/>
+  <w:style w:type="character" w:customStyle="1" w:styleId="EncabezadoCar">
+    <w:name w:val="Encabezado Car"/>
+    <w:basedOn w:val="Fuentedeprrafopredeter"/>
+    <w:link w:val="Encabezado"/>
     <w:uiPriority w:val="99"/>
     <w:rsid w:val="00650C70"/>
   </w:style>
-  <w:style w:type="paragraph" w:styleId="Footer">
+  <w:style w:type="paragraph" w:styleId="Piedepgina">
     <w:name w:val="footer"/>
     <w:basedOn w:val="Normal"/>
-    <w:link w:val="FooterChar"/>
+    <w:link w:val="PiedepginaCar"/>
     <w:uiPriority w:val="99"/>
     <w:unhideWhenUsed/>
     <w:rsid w:val="00650C70"/>
@@ -6009,16 +6064,16 @@
       <w:spacing w:after="0" w:line="240" w:lineRule="auto"/>
     </w:pPr>
   </w:style>
-  <w:style w:type="character" w:customStyle="1" w:styleId="FooterChar">
-    <w:name w:val="Footer Char"/>
-    <w:basedOn w:val="DefaultParagraphFont"/>
-    <w:link w:val="Footer"/>
+  <w:style w:type="character" w:customStyle="1" w:styleId="PiedepginaCar">
+    <w:name w:val="Pie de página Car"/>
+    <w:basedOn w:val="Fuentedeprrafopredeter"/>
+    <w:link w:val="Piedepgina"/>
     <w:uiPriority w:val="99"/>
     <w:rsid w:val="00650C70"/>
   </w:style>
-  <w:style w:type="character" w:styleId="PlaceholderText">
+  <w:style w:type="character" w:styleId="Textodelmarcadordeposicin">
     <w:name w:val="Placeholder Text"/>
-    <w:basedOn w:val="DefaultParagraphFont"/>
+    <w:basedOn w:val="Fuentedeprrafopredeter"/>
     <w:uiPriority w:val="99"/>
     <w:semiHidden/>
     <w:rsid w:val="00650C70"/>
@@ -6026,9 +6081,9 @@
       <w:color w:val="666666"/>
     </w:rPr>
   </w:style>
-  <w:style w:type="character" w:styleId="Hyperlink">
+  <w:style w:type="character" w:styleId="Hipervnculo">
     <w:name w:val="Hyperlink"/>
-    <w:basedOn w:val="DefaultParagraphFont"/>
+    <w:basedOn w:val="Fuentedeprrafopredeter"/>
     <w:uiPriority w:val="99"/>
     <w:unhideWhenUsed/>
     <w:rsid w:val="00EB4007"/>
@@ -6037,9 +6092,9 @@
       <w:u w:val="single"/>
     </w:rPr>
   </w:style>
-  <w:style w:type="character" w:styleId="UnresolvedMention">
+  <w:style w:type="character" w:styleId="Mencinsinresolver">
     <w:name w:val="Unresolved Mention"/>
-    <w:basedOn w:val="DefaultParagraphFont"/>
+    <w:basedOn w:val="Fuentedeprrafopredeter"/>
     <w:uiPriority w:val="99"/>
     <w:semiHidden/>
     <w:unhideWhenUsed/>

--- a/LAB8.docx
+++ b/LAB8.docx
@@ -2595,26 +2595,14 @@
         <w:pStyle w:val="Prrafodelista"/>
         <w:spacing w:after="0"/>
         <w:jc w:val="both"/>
-        <w:rPr>
-          <w:lang w:val="es-GT"/>
-        </w:rPr>
-      </w:pPr>
-      <w:r>
-        <w:rPr>
-          <w:lang w:val="es-GT"/>
-        </w:rPr>
+      </w:pPr>
+      <w:r>
         <w:t>El Map (Mean Average Precision) es el</w:t>
       </w:r>
       <w:r>
-        <w:rPr>
-          <w:lang w:val="es-GT"/>
-        </w:rPr>
         <w:t xml:space="preserve"> promedio de la métrica AP calculada a través de todas las clases del modelo. Para una sola clase, la AP resume toda la curva Precisión-Recall en un único número: en lugar de reportar un único punto (P,R), integra el comportamiento del modelo a todos los posibles umbrales de confianza. El mAP promedia eso entre todas las clases. </w:t>
       </w:r>
       <w:r>
-        <w:rPr>
-          <w:lang w:val="es-GT"/>
-        </w:rPr>
         <w:t xml:space="preserve">Es más informativo que un único P o R porque un valor de Precisión = 0.9 no dice nada si el Recall es de 0.2, ni viceversa. El mAP captura el comportamiento global. </w:t>
       </w:r>
     </w:p>
@@ -2623,9 +2611,6 @@
         <w:pStyle w:val="Prrafodelista"/>
         <w:spacing w:after="0"/>
         <w:jc w:val="both"/>
-        <w:rPr>
-          <w:lang w:val="es-GT"/>
-        </w:rPr>
       </w:pPr>
     </w:p>
     <w:p>
@@ -2639,20 +2624,15 @@
         <w:jc w:val="both"/>
         <w:rPr>
           <w:rFonts w:eastAsiaTheme="minorEastAsia"/>
-          <w:lang w:val="es-GT"/>
-        </w:rPr>
-      </w:pPr>
-      <w:r>
-        <w:rPr>
-          <w:lang w:val="es-GT"/>
-        </w:rPr>
+        </w:rPr>
+      </w:pPr>
+      <w:r>
         <w:t>PASCAL VOC: considera que una detección es correcta si IoU</w:t>
       </w:r>
       <m:oMath>
         <m:r>
           <w:rPr>
             <w:rFonts w:ascii="Cambria Math" w:hAnsi="Cambria Math"/>
-            <w:lang w:val="es-GT"/>
           </w:rPr>
           <m:t>≥5</m:t>
         </m:r>
@@ -2660,7 +2640,6 @@
       <w:r>
         <w:rPr>
           <w:rFonts w:eastAsiaTheme="minorEastAsia"/>
-          <w:lang w:val="es-GT"/>
         </w:rPr>
         <w:t xml:space="preserve">. Es un umbral único, relativamente permisivo. </w:t>
       </w:r>
@@ -2676,26 +2655,20 @@
         <w:jc w:val="both"/>
         <w:rPr>
           <w:rFonts w:eastAsiaTheme="minorEastAsia"/>
-          <w:lang w:val="es-GT"/>
-        </w:rPr>
-      </w:pPr>
-      <w:r>
-        <w:rPr>
-          <w:lang w:val="es-GT"/>
-        </w:rPr>
+        </w:rPr>
+      </w:pPr>
+      <w:r>
         <w:t>COCO</w:t>
       </w:r>
       <w:r>
         <w:rPr>
           <w:rFonts w:eastAsiaTheme="minorEastAsia"/>
-          <w:lang w:val="es-GT"/>
         </w:rPr>
         <w:t>:</w:t>
       </w:r>
       <w:r>
         <w:rPr>
           <w:rFonts w:eastAsiaTheme="minorEastAsia"/>
-          <w:lang w:val="es-GT"/>
         </w:rPr>
         <w:t xml:space="preserve"> promedio el AP calculado a 10 umbrales distintos de los IoU (0.50, 0.55… 0.95). Exige que el modelo localice bien el objeto a distintos niveles de precisión geométrica. </w:t>
       </w:r>
@@ -2707,7 +2680,6 @@
         <w:jc w:val="both"/>
         <w:rPr>
           <w:rFonts w:eastAsiaTheme="minorEastAsia"/>
-          <w:lang w:val="es-GT"/>
         </w:rPr>
       </w:pPr>
     </w:p>
@@ -2718,13 +2690,11 @@
         <w:jc w:val="both"/>
         <w:rPr>
           <w:rFonts w:eastAsiaTheme="minorEastAsia"/>
-          <w:lang w:val="es-GT"/>
         </w:rPr>
       </w:pPr>
       <w:r>
         <w:rPr>
           <w:rFonts w:eastAsiaTheme="minorEastAsia"/>
-          <w:lang w:val="es-GT"/>
         </w:rPr>
         <w:t xml:space="preserve">El protocolo COCO es más exigente. Para los anaqueles del SKU110K, donde los productos están muy juntos, acertar la localización final es difícil porque los márgenes entre productos son mínimos. Un modelo podría obtener buen </w:t>
       </w:r>
@@ -2733,7 +2703,6 @@
           <w:rPr>
             <w:rStyle w:val="Hipervnculo"/>
             <w:rFonts w:eastAsiaTheme="minorEastAsia"/>
-            <w:lang w:val="es-GT"/>
           </w:rPr>
           <w:t>mAP@0.5</w:t>
         </w:r>
@@ -2741,7 +2710,6 @@
       <w:r>
         <w:rPr>
           <w:rFonts w:eastAsiaTheme="minorEastAsia"/>
-          <w:lang w:val="es-GT"/>
         </w:rPr>
         <w:t xml:space="preserve"> pero colapsar en </w:t>
       </w:r>
@@ -2750,7 +2718,6 @@
           <w:rPr>
             <w:rStyle w:val="Hipervnculo"/>
             <w:rFonts w:eastAsiaTheme="minorEastAsia"/>
-            <w:lang w:val="es-GT"/>
           </w:rPr>
           <w:t>mAP@0.5:0.95</w:t>
         </w:r>
@@ -2758,7 +2725,6 @@
       <w:r>
         <w:rPr>
           <w:rFonts w:eastAsiaTheme="minorEastAsia"/>
-          <w:lang w:val="es-GT"/>
         </w:rPr>
         <w:t xml:space="preserve"> si no localiza con precisión los bordes de cada producto. Por eso COCO penaliza más las impresiones de localización que son muy probables en escenarios densos como anaqueles. </w:t>
       </w:r>
@@ -2770,7 +2736,6 @@
         <w:jc w:val="both"/>
         <w:rPr>
           <w:rFonts w:eastAsiaTheme="minorEastAsia"/>
-          <w:lang w:val="es-GT"/>
         </w:rPr>
       </w:pPr>
     </w:p>
@@ -3367,15 +3332,1390 @@
         <w:rPr>
           <w:b/>
           <w:bCs/>
-          <w:sz w:val="28"/>
-          <w:szCs w:val="28"/>
-          <w:u w:val="single"/>
-          <w:lang w:val="es-ES"/>
-        </w:rPr>
-      </w:pPr>
-    </w:p>
-    <w:p>
-      <w:pPr>
+          <w:lang w:val="es-ES"/>
+        </w:rPr>
+      </w:pPr>
+    </w:p>
+    <w:p>
+      <w:pPr>
+        <w:spacing w:after="0"/>
+        <w:jc w:val="both"/>
+        <w:rPr>
+          <w:b/>
+          <w:bCs/>
+          <w:color w:val="000000" w:themeColor="text1"/>
+          <w:lang w:val="es-ES"/>
+        </w:rPr>
+      </w:pPr>
+      <w:r>
+        <w:rPr>
+          <w:b/>
+          <w:bCs/>
+          <w:color w:val="000000" w:themeColor="text1"/>
+          <w:lang w:val="es-ES"/>
+        </w:rPr>
+        <w:t xml:space="preserve">Pregunta </w:t>
+      </w:r>
+      <w:r>
+        <w:rPr>
+          <w:b/>
+          <w:bCs/>
+          <w:color w:val="000000" w:themeColor="text1"/>
+          <w:lang w:val="es-ES"/>
+        </w:rPr>
+        <w:t>2</w:t>
+      </w:r>
+      <w:r>
+        <w:rPr>
+          <w:b/>
+          <w:bCs/>
+          <w:color w:val="000000" w:themeColor="text1"/>
+          <w:lang w:val="es-ES"/>
+        </w:rPr>
+        <w:t>.1</w:t>
+      </w:r>
+    </w:p>
+    <w:p>
+      <w:pPr>
+        <w:pStyle w:val="Prrafodelista"/>
+        <w:numPr>
+          <w:ilvl w:val="0"/>
+          <w:numId w:val="10"/>
+        </w:numPr>
+        <w:spacing w:after="0"/>
+        <w:jc w:val="both"/>
+        <w:rPr>
+          <w:color w:val="000000" w:themeColor="text1"/>
+          <w:lang w:val="es-ES"/>
+        </w:rPr>
+      </w:pPr>
+      <w:r>
+        <w:rPr>
+          <w:color w:val="000000" w:themeColor="text1"/>
+          <w:lang w:val="es-ES"/>
+        </w:rPr>
+        <w:t>Identifique el cuello de botella principal de R-CNN que causa esa latencia. Explique por qué procesar 2,000 propuestas de región de forma independiente es computacionalmente costoso, conectando su respuesta con lo que la red hace internamente en cada pasada.</w:t>
+      </w:r>
+      <w:r>
+        <w:rPr>
+          <w:color w:val="000000" w:themeColor="text1"/>
+          <w:lang w:val="es-ES"/>
+        </w:rPr>
+        <w:br/>
+      </w:r>
+      <w:r>
+        <w:rPr>
+          <w:color w:val="000000" w:themeColor="text1"/>
+          <w:lang w:val="es-ES"/>
+        </w:rPr>
+        <w:br/>
+        <w:t xml:space="preserve">El cuello de botella de R-CNN es que procesa cada una de las ~2000 regiones propuestas de forma independiente a través de la CNN. Esto implica ejecutar miles de forward </w:t>
+      </w:r>
+      <w:proofErr w:type="spellStart"/>
+      <w:r>
+        <w:rPr>
+          <w:color w:val="000000" w:themeColor="text1"/>
+          <w:lang w:val="es-ES"/>
+        </w:rPr>
+        <w:t>passes</w:t>
+      </w:r>
+      <w:proofErr w:type="spellEnd"/>
+      <w:r>
+        <w:rPr>
+          <w:color w:val="000000" w:themeColor="text1"/>
+          <w:lang w:val="es-ES"/>
+        </w:rPr>
+        <w:t xml:space="preserve"> completos, recalculando las mismas características visuales repetidamente sobre regiones solapadas. Esta redundancia computacional hace que el tiempo de inferencia sea muy alto (~45 segundos por imagen), volviendo inviable su uso en sistemas con restricciones de latencia.</w:t>
+      </w:r>
+    </w:p>
+    <w:p>
+      <w:pPr>
+        <w:pStyle w:val="Prrafodelista"/>
+        <w:spacing w:after="0"/>
+        <w:jc w:val="both"/>
+        <w:rPr>
+          <w:color w:val="000000" w:themeColor="text1"/>
+          <w:lang w:val="es-ES"/>
+        </w:rPr>
+      </w:pPr>
+    </w:p>
+    <w:p>
+      <w:pPr>
+        <w:pStyle w:val="Prrafodelista"/>
+        <w:numPr>
+          <w:ilvl w:val="0"/>
+          <w:numId w:val="10"/>
+        </w:numPr>
+        <w:spacing w:after="0"/>
+        <w:jc w:val="both"/>
+        <w:rPr>
+          <w:color w:val="000000" w:themeColor="text1"/>
+          <w:lang w:val="es-ES"/>
+        </w:rPr>
+      </w:pPr>
+      <w:r>
+        <w:rPr>
+          <w:color w:val="000000" w:themeColor="text1"/>
+        </w:rPr>
+        <w:t xml:space="preserve">Fast R-CNN introdujo el feature map compartido y el RoI Pooling para resolver ese cuello de botella. Explique la lógica detrás de cada uno: ¿qué cómputo elimina el feature map compartido?, ¿qué problema resuelve el RoI Pooling y qué operación matemática realiza para producir un tensor de tamaño fijo a partir de regiones de tamaño </w:t>
+      </w:r>
+      <w:r>
+        <w:rPr>
+          <w:color w:val="000000" w:themeColor="text1"/>
+        </w:rPr>
+        <w:t>variable?</w:t>
+      </w:r>
+    </w:p>
+    <w:p>
+      <w:pPr>
+        <w:spacing w:after="0"/>
+        <w:ind w:left="709"/>
+        <w:jc w:val="both"/>
+        <w:rPr>
+          <w:color w:val="000000" w:themeColor="text1"/>
+          <w:lang w:val="es-ES"/>
+        </w:rPr>
+      </w:pPr>
+      <w:r>
+        <w:rPr>
+          <w:color w:val="000000" w:themeColor="text1"/>
+        </w:rPr>
+        <w:br/>
+      </w:r>
+      <w:r>
+        <w:rPr>
+          <w:color w:val="000000" w:themeColor="text1"/>
+          <w:lang w:val="es-ES"/>
+        </w:rPr>
+        <w:t xml:space="preserve">Fast R-CNN soluciona esto usando un </w:t>
+      </w:r>
+      <w:proofErr w:type="spellStart"/>
+      <w:r>
+        <w:rPr>
+          <w:color w:val="000000" w:themeColor="text1"/>
+          <w:lang w:val="es-ES"/>
+        </w:rPr>
+        <w:t>feature</w:t>
+      </w:r>
+      <w:proofErr w:type="spellEnd"/>
+      <w:r>
+        <w:rPr>
+          <w:color w:val="000000" w:themeColor="text1"/>
+          <w:lang w:val="es-ES"/>
+        </w:rPr>
+        <w:t xml:space="preserve"> </w:t>
+      </w:r>
+      <w:proofErr w:type="spellStart"/>
+      <w:r>
+        <w:rPr>
+          <w:color w:val="000000" w:themeColor="text1"/>
+          <w:lang w:val="es-ES"/>
+        </w:rPr>
+        <w:t>map</w:t>
+      </w:r>
+      <w:proofErr w:type="spellEnd"/>
+      <w:r>
+        <w:rPr>
+          <w:color w:val="000000" w:themeColor="text1"/>
+          <w:lang w:val="es-ES"/>
+        </w:rPr>
+        <w:t xml:space="preserve"> compartido, donde la imagen completa se procesa una sola vez por la CNN, eliminando la redundancia. Luego, el RoI </w:t>
+      </w:r>
+      <w:proofErr w:type="spellStart"/>
+      <w:r>
+        <w:rPr>
+          <w:color w:val="000000" w:themeColor="text1"/>
+          <w:lang w:val="es-ES"/>
+        </w:rPr>
+        <w:t>Pooling</w:t>
+      </w:r>
+      <w:proofErr w:type="spellEnd"/>
+      <w:r>
+        <w:rPr>
+          <w:color w:val="000000" w:themeColor="text1"/>
+          <w:lang w:val="es-ES"/>
+        </w:rPr>
+        <w:t xml:space="preserve"> permite convertir regiones de tamaño variable en tensores de tamaño fijo mediante </w:t>
+      </w:r>
+      <w:proofErr w:type="spellStart"/>
+      <w:r>
+        <w:rPr>
+          <w:color w:val="000000" w:themeColor="text1"/>
+          <w:lang w:val="es-ES"/>
+        </w:rPr>
+        <w:t>max</w:t>
+      </w:r>
+      <w:proofErr w:type="spellEnd"/>
+      <w:r>
+        <w:rPr>
+          <w:color w:val="000000" w:themeColor="text1"/>
+          <w:lang w:val="es-ES"/>
+        </w:rPr>
+        <w:t xml:space="preserve"> </w:t>
+      </w:r>
+      <w:proofErr w:type="spellStart"/>
+      <w:r>
+        <w:rPr>
+          <w:color w:val="000000" w:themeColor="text1"/>
+          <w:lang w:val="es-ES"/>
+        </w:rPr>
+        <w:t>pooling</w:t>
+      </w:r>
+      <w:proofErr w:type="spellEnd"/>
+      <w:r>
+        <w:rPr>
+          <w:color w:val="000000" w:themeColor="text1"/>
+          <w:lang w:val="es-ES"/>
+        </w:rPr>
+        <w:t xml:space="preserve"> sobre una grilla, permitiendo procesarlas eficientemente en las capas finales de la red.</w:t>
+      </w:r>
+    </w:p>
+    <w:p>
+      <w:pPr>
+        <w:spacing w:after="0"/>
+        <w:ind w:left="709"/>
+        <w:jc w:val="both"/>
+        <w:rPr>
+          <w:color w:val="000000" w:themeColor="text1"/>
+          <w:lang w:val="es-ES"/>
+        </w:rPr>
+      </w:pPr>
+    </w:p>
+    <w:p>
+      <w:pPr>
+        <w:pStyle w:val="Prrafodelista"/>
+        <w:numPr>
+          <w:ilvl w:val="0"/>
+          <w:numId w:val="10"/>
+        </w:numPr>
+        <w:spacing w:after="0"/>
+        <w:jc w:val="both"/>
+        <w:rPr>
+          <w:color w:val="000000" w:themeColor="text1"/>
+          <w:lang w:val="es-ES"/>
+        </w:rPr>
+      </w:pPr>
+      <w:r>
+        <w:rPr>
+          <w:color w:val="000000" w:themeColor="text1"/>
+        </w:rPr>
+        <w:t>Con Fast R-CNN el tiempo de CNN bajó a 0.3 s/imagen, pero el tiempo total seguía siendo ~2.3 s. Identifique el nuevo cuello de botella y explique por qué Selective Search representa un problema arquitectónico más profundo que simplemente ser lento.</w:t>
+      </w:r>
+    </w:p>
+    <w:p>
+      <w:pPr>
+        <w:pStyle w:val="Prrafodelista"/>
+        <w:spacing w:after="0"/>
+        <w:jc w:val="both"/>
+        <w:rPr>
+          <w:color w:val="000000" w:themeColor="text1"/>
+          <w:lang w:val="es-ES"/>
+        </w:rPr>
+      </w:pPr>
+    </w:p>
+    <w:p>
+      <w:pPr>
+        <w:pStyle w:val="Prrafodelista"/>
+        <w:spacing w:after="0"/>
+        <w:jc w:val="both"/>
+        <w:rPr>
+          <w:color w:val="000000" w:themeColor="text1"/>
+          <w:lang w:val="es-ES"/>
+        </w:rPr>
+      </w:pPr>
+      <w:r>
+        <w:rPr>
+          <w:color w:val="000000" w:themeColor="text1"/>
+          <w:lang w:val="es-ES"/>
+        </w:rPr>
+        <w:lastRenderedPageBreak/>
+        <w:t xml:space="preserve">El nuevo cuello de botella es Selective Search, que tarda ~2 s por imagen generando propuestas. Además, es un método heurístico externo, no </w:t>
+      </w:r>
+      <w:proofErr w:type="spellStart"/>
+      <w:r>
+        <w:rPr>
+          <w:color w:val="000000" w:themeColor="text1"/>
+          <w:lang w:val="es-ES"/>
+        </w:rPr>
+        <w:t>aprendible</w:t>
+      </w:r>
+      <w:proofErr w:type="spellEnd"/>
+      <w:r>
+        <w:rPr>
+          <w:color w:val="000000" w:themeColor="text1"/>
+          <w:lang w:val="es-ES"/>
+        </w:rPr>
+        <w:t xml:space="preserve"> ni optimizable </w:t>
+      </w:r>
+      <w:proofErr w:type="spellStart"/>
+      <w:r>
+        <w:rPr>
+          <w:color w:val="000000" w:themeColor="text1"/>
+          <w:lang w:val="es-ES"/>
+        </w:rPr>
+        <w:t>end-to-end</w:t>
+      </w:r>
+      <w:proofErr w:type="spellEnd"/>
+      <w:r>
+        <w:rPr>
+          <w:color w:val="000000" w:themeColor="text1"/>
+          <w:lang w:val="es-ES"/>
+        </w:rPr>
+        <w:t>. Esto limita tanto la eficiencia como la capacidad del modelo de mejorar con los datos.</w:t>
+      </w:r>
+    </w:p>
+    <w:p>
+      <w:pPr>
+        <w:pStyle w:val="Prrafodelista"/>
+        <w:spacing w:after="0"/>
+        <w:jc w:val="both"/>
+        <w:rPr>
+          <w:color w:val="000000" w:themeColor="text1"/>
+          <w:lang w:val="es-ES"/>
+        </w:rPr>
+      </w:pPr>
+    </w:p>
+    <w:p>
+      <w:pPr>
+        <w:spacing w:after="0"/>
+        <w:jc w:val="both"/>
+        <w:rPr>
+          <w:b/>
+          <w:bCs/>
+          <w:color w:val="000000" w:themeColor="text1"/>
+          <w:lang w:val="es-ES"/>
+        </w:rPr>
+      </w:pPr>
+      <w:r>
+        <w:rPr>
+          <w:b/>
+          <w:bCs/>
+          <w:color w:val="000000" w:themeColor="text1"/>
+          <w:lang w:val="es-ES"/>
+        </w:rPr>
+        <w:t>Pregunta 2.</w:t>
+      </w:r>
+      <w:r>
+        <w:rPr>
+          <w:b/>
+          <w:bCs/>
+          <w:color w:val="000000" w:themeColor="text1"/>
+          <w:lang w:val="es-ES"/>
+        </w:rPr>
+        <w:t>2</w:t>
+      </w:r>
+    </w:p>
+    <w:p>
+      <w:pPr>
+        <w:spacing w:after="0"/>
+        <w:jc w:val="both"/>
+        <w:rPr>
+          <w:b/>
+          <w:bCs/>
+          <w:color w:val="000000" w:themeColor="text1"/>
+          <w:lang w:val="es-ES"/>
+        </w:rPr>
+      </w:pPr>
+    </w:p>
+    <w:p>
+      <w:pPr>
+        <w:pStyle w:val="Prrafodelista"/>
+        <w:numPr>
+          <w:ilvl w:val="0"/>
+          <w:numId w:val="10"/>
+        </w:numPr>
+        <w:spacing w:after="0"/>
+        <w:jc w:val="both"/>
+        <w:rPr>
+          <w:color w:val="000000" w:themeColor="text1"/>
+        </w:rPr>
+      </w:pPr>
+      <w:r>
+        <w:rPr>
+          <w:color w:val="000000" w:themeColor="text1"/>
+        </w:rPr>
+        <w:t xml:space="preserve">Responda la pregunta del ingeniero junior. Explique qué hace la RPN que un sliding window clásico no puede hacer, y por qué el hecho de que la RPN opere sobre el mismo feature map del backbone es una ventaja semántica, no solo computacional. </w:t>
+      </w:r>
+    </w:p>
+    <w:p>
+      <w:pPr>
+        <w:pStyle w:val="Prrafodelista"/>
+        <w:spacing w:after="0"/>
+        <w:jc w:val="both"/>
+        <w:rPr>
+          <w:color w:val="000000" w:themeColor="text1"/>
+        </w:rPr>
+      </w:pPr>
+    </w:p>
+    <w:p>
+      <w:pPr>
+        <w:pStyle w:val="Prrafodelista"/>
+        <w:spacing w:after="0"/>
+        <w:jc w:val="both"/>
+        <w:rPr>
+          <w:color w:val="000000" w:themeColor="text1"/>
+        </w:rPr>
+      </w:pPr>
+      <w:r>
+        <w:rPr>
+          <w:color w:val="000000" w:themeColor="text1"/>
+        </w:rPr>
+        <w:t>La RPN reemplaza al sliding window al generar propuestas de regiones de forma aprendida y basada en el contenido de la imagen. A diferencia del sliding window, que es rígido, la RPN utiliza el mismo feature map del backbone, aprovechando información semántica para generar propuestas más precisas y eficientes. Además, permite un entrenamiento completamente end-to-end.</w:t>
+      </w:r>
+    </w:p>
+    <w:p>
+      <w:pPr>
+        <w:spacing w:after="0"/>
+        <w:jc w:val="both"/>
+        <w:rPr>
+          <w:color w:val="000000" w:themeColor="text1"/>
+        </w:rPr>
+      </w:pPr>
+    </w:p>
+    <w:p>
+      <w:pPr>
+        <w:pStyle w:val="Prrafodelista"/>
+        <w:numPr>
+          <w:ilvl w:val="0"/>
+          <w:numId w:val="10"/>
+        </w:numPr>
+        <w:spacing w:after="0"/>
+        <w:jc w:val="both"/>
+        <w:rPr>
+          <w:color w:val="000000" w:themeColor="text1"/>
+        </w:rPr>
+      </w:pPr>
+      <w:r>
+        <w:rPr>
+          <w:color w:val="000000" w:themeColor="text1"/>
+        </w:rPr>
+        <w:t>La RPN utiliza anchor boxes predefinidos (9 por posición: 3 escalas × 3 relaciones de aspecto). Explique qué son los anchors y por qué la red predice deltas (Δx, Δy, Δw, Δh) en lugar de coordenadas absolutas. En la decodificación w = w_a · e^(Δw), identifique qué representa cada símbolo y explique por qué se usa la exponencial para las dimensiones.</w:t>
+      </w:r>
+    </w:p>
+    <w:p>
+      <w:pPr>
+        <w:pStyle w:val="Prrafodelista"/>
+        <w:spacing w:after="0"/>
+        <w:jc w:val="both"/>
+        <w:rPr>
+          <w:color w:val="000000" w:themeColor="text1"/>
+        </w:rPr>
+      </w:pPr>
+    </w:p>
+    <w:p>
+      <w:pPr>
+        <w:pStyle w:val="Prrafodelista"/>
+        <w:spacing w:after="0"/>
+        <w:jc w:val="both"/>
+        <w:rPr>
+          <w:color w:val="000000" w:themeColor="text1"/>
+        </w:rPr>
+      </w:pPr>
+      <w:r>
+        <w:rPr>
+          <w:color w:val="000000" w:themeColor="text1"/>
+        </w:rPr>
+        <w:t xml:space="preserve">Los anchor boxes son cajas predefinidas con distintas escalas y proporciones que sirven como referencia. La red predice deltas (Δx, Δy, Δw, Δh) en lugar de coordenadas absolutas porque es más fácil aprender ajustes relativos. En la ecuación </w:t>
+      </w:r>
+      <m:oMath>
+        <m:r>
+          <w:rPr>
+            <w:rFonts w:ascii="Cambria Math" w:hAnsi="Cambria Math"/>
+            <w:color w:val="000000" w:themeColor="text1"/>
+          </w:rPr>
+          <m:t xml:space="preserve">w= </m:t>
+        </m:r>
+        <m:sSub>
+          <m:sSubPr>
+            <m:ctrlPr>
+              <w:rPr>
+                <w:rFonts w:ascii="Cambria Math" w:hAnsi="Cambria Math"/>
+                <w:i/>
+                <w:color w:val="000000" w:themeColor="text1"/>
+              </w:rPr>
+            </m:ctrlPr>
+          </m:sSubPr>
+          <m:e>
+            <m:r>
+              <w:rPr>
+                <w:rFonts w:ascii="Cambria Math" w:hAnsi="Cambria Math"/>
+                <w:color w:val="000000" w:themeColor="text1"/>
+              </w:rPr>
+              <m:t>w</m:t>
+            </m:r>
+          </m:e>
+          <m:sub>
+            <m:r>
+              <w:rPr>
+                <w:rFonts w:ascii="Cambria Math" w:hAnsi="Cambria Math"/>
+                <w:color w:val="000000" w:themeColor="text1"/>
+              </w:rPr>
+              <m:t>a</m:t>
+            </m:r>
+          </m:sub>
+        </m:sSub>
+        <m:r>
+          <w:rPr>
+            <w:rFonts w:ascii="Cambria Math" w:hAnsi="Cambria Math"/>
+            <w:color w:val="000000" w:themeColor="text1"/>
+          </w:rPr>
+          <m:t>∙</m:t>
+        </m:r>
+        <m:sSup>
+          <m:sSupPr>
+            <m:ctrlPr>
+              <w:rPr>
+                <w:rFonts w:ascii="Cambria Math" w:hAnsi="Cambria Math"/>
+                <w:i/>
+                <w:color w:val="000000" w:themeColor="text1"/>
+              </w:rPr>
+            </m:ctrlPr>
+          </m:sSupPr>
+          <m:e>
+            <m:r>
+              <w:rPr>
+                <w:rFonts w:ascii="Cambria Math" w:hAnsi="Cambria Math"/>
+                <w:color w:val="000000" w:themeColor="text1"/>
+              </w:rPr>
+              <m:t>e</m:t>
+            </m:r>
+          </m:e>
+          <m:sup>
+            <m:r>
+              <w:rPr>
+                <w:rFonts w:ascii="Cambria Math" w:hAnsi="Cambria Math"/>
+                <w:color w:val="000000" w:themeColor="text1"/>
+              </w:rPr>
+              <m:t>∆w</m:t>
+            </m:r>
+          </m:sup>
+        </m:sSup>
+        <m:r>
+          <w:rPr>
+            <w:rFonts w:ascii="Cambria Math" w:hAnsi="Cambria Math"/>
+            <w:color w:val="000000" w:themeColor="text1"/>
+          </w:rPr>
+          <m:t>,</m:t>
+        </m:r>
+        <m:sSub>
+          <m:sSubPr>
+            <m:ctrlPr>
+              <w:rPr>
+                <w:rFonts w:ascii="Cambria Math" w:hAnsi="Cambria Math"/>
+                <w:i/>
+                <w:color w:val="000000" w:themeColor="text1"/>
+              </w:rPr>
+            </m:ctrlPr>
+          </m:sSubPr>
+          <m:e>
+            <m:r>
+              <w:rPr>
+                <w:rFonts w:ascii="Cambria Math" w:hAnsi="Cambria Math"/>
+                <w:color w:val="000000" w:themeColor="text1"/>
+              </w:rPr>
+              <m:t>w</m:t>
+            </m:r>
+          </m:e>
+          <m:sub>
+            <m:r>
+              <w:rPr>
+                <w:rFonts w:ascii="Cambria Math" w:hAnsi="Cambria Math"/>
+                <w:color w:val="000000" w:themeColor="text1"/>
+              </w:rPr>
+              <m:t>a</m:t>
+            </m:r>
+          </m:sub>
+        </m:sSub>
+      </m:oMath>
+      <w:r>
+        <w:rPr>
+          <w:color w:val="000000" w:themeColor="text1"/>
+        </w:rPr>
+        <w:t xml:space="preserve"> </w:t>
+      </w:r>
+      <w:r>
+        <w:rPr>
+          <w:color w:val="000000" w:themeColor="text1"/>
+        </w:rPr>
+        <w:t xml:space="preserve"> es el ancho del anchor y la exponencial garantiza valores positivos y permite modelar cambios de escala de forma estable.</w:t>
+      </w:r>
+    </w:p>
+    <w:p>
+      <w:pPr>
+        <w:spacing w:after="0"/>
+        <w:jc w:val="both"/>
+        <w:rPr>
+          <w:color w:val="000000" w:themeColor="text1"/>
+        </w:rPr>
+      </w:pPr>
+    </w:p>
+    <w:p>
+      <w:pPr>
+        <w:pStyle w:val="Prrafodelista"/>
+        <w:numPr>
+          <w:ilvl w:val="0"/>
+          <w:numId w:val="10"/>
+        </w:numPr>
+        <w:spacing w:after="0"/>
+        <w:jc w:val="both"/>
+        <w:rPr>
+          <w:color w:val="000000" w:themeColor="text1"/>
+        </w:rPr>
+      </w:pPr>
+      <w:r>
+        <w:rPr>
+          <w:color w:val="000000" w:themeColor="text1"/>
+        </w:rPr>
+        <w:t>Faster R-CNN logra ~5 FPS con VGG16. La restricción de VisorShelf es procesar una imagen en menos de 500 ms (≥ 2 FPS). Tomando en cuenta esa restricción, ¿recomendaría Faster R-CNN para producción en el hardware de tienda? Argumente su respuesta considerando al menos dos factores distintos a la velocidad pura (p. ej., precisión en objetos pequeños y densos, facilidad de fine-tuning, ecosistema de implementación).</w:t>
+      </w:r>
+    </w:p>
+    <w:p>
+      <w:pPr>
+        <w:pStyle w:val="Prrafodelista"/>
+        <w:spacing w:after="0"/>
+        <w:jc w:val="both"/>
+        <w:rPr>
+          <w:color w:val="000000" w:themeColor="text1"/>
+        </w:rPr>
+      </w:pPr>
+    </w:p>
+    <w:p>
+      <w:pPr>
+        <w:pStyle w:val="Prrafodelista"/>
+        <w:spacing w:after="0"/>
+        <w:jc w:val="both"/>
+        <w:rPr>
+          <w:color w:val="000000" w:themeColor="text1"/>
+        </w:rPr>
+      </w:pPr>
+      <w:r>
+        <w:rPr>
+          <w:color w:val="000000" w:themeColor="text1"/>
+        </w:rPr>
+        <w:t xml:space="preserve">No recomendaría Faster R-CNN para producción en CPU, ya que aunque es preciso, puede no cumplir consistentemente el límite de 500 ms. Además, su tamaño (~160 </w:t>
+      </w:r>
+      <w:r>
+        <w:rPr>
+          <w:color w:val="000000" w:themeColor="text1"/>
+        </w:rPr>
+        <w:lastRenderedPageBreak/>
+        <w:t>MB) y complejidad lo hacen menos práctico para despliegue en hardware limitado. Su ventaja en precisión no compensa el riesgo operativo en este contexto.</w:t>
+      </w:r>
+    </w:p>
+    <w:p>
+      <w:pPr>
+        <w:pStyle w:val="Prrafodelista"/>
+        <w:spacing w:after="0"/>
+        <w:jc w:val="both"/>
+        <w:rPr>
+          <w:color w:val="000000" w:themeColor="text1"/>
+        </w:rPr>
+      </w:pPr>
+    </w:p>
+    <w:p>
+      <w:pPr>
+        <w:spacing w:after="0"/>
+        <w:jc w:val="both"/>
+        <w:rPr>
+          <w:b/>
+          <w:bCs/>
+          <w:color w:val="000000" w:themeColor="text1"/>
+          <w:lang w:val="es-ES"/>
+        </w:rPr>
+      </w:pPr>
+      <w:r>
+        <w:rPr>
+          <w:b/>
+          <w:bCs/>
+          <w:color w:val="000000" w:themeColor="text1"/>
+          <w:lang w:val="es-ES"/>
+        </w:rPr>
+        <w:t>Pregunta 2.</w:t>
+      </w:r>
+      <w:r>
+        <w:rPr>
+          <w:b/>
+          <w:bCs/>
+          <w:color w:val="000000" w:themeColor="text1"/>
+          <w:lang w:val="es-ES"/>
+        </w:rPr>
+        <w:t>3</w:t>
+      </w:r>
+    </w:p>
+    <w:p>
+      <w:pPr>
+        <w:spacing w:after="0"/>
+        <w:jc w:val="both"/>
+        <w:rPr>
+          <w:b/>
+          <w:bCs/>
+          <w:color w:val="000000" w:themeColor="text1"/>
+          <w:lang w:val="es-ES"/>
+        </w:rPr>
+      </w:pPr>
+    </w:p>
+    <w:p>
+      <w:pPr>
+        <w:pStyle w:val="Prrafodelista"/>
+        <w:numPr>
+          <w:ilvl w:val="0"/>
+          <w:numId w:val="10"/>
+        </w:numPr>
+        <w:spacing w:after="0"/>
+        <w:jc w:val="both"/>
+        <w:rPr>
+          <w:color w:val="000000" w:themeColor="text1"/>
+          <w:lang w:val="es-ES"/>
+        </w:rPr>
+      </w:pPr>
+      <w:r>
+        <w:rPr>
+          <w:color w:val="000000" w:themeColor="text1"/>
+          <w:lang w:val="es-ES"/>
+        </w:rPr>
+        <w:t xml:space="preserve">Tomando en cuenta las restricciones operativas de </w:t>
+      </w:r>
+      <w:proofErr w:type="spellStart"/>
+      <w:r>
+        <w:rPr>
+          <w:color w:val="000000" w:themeColor="text1"/>
+          <w:lang w:val="es-ES"/>
+        </w:rPr>
+        <w:t>VisorShelf</w:t>
+      </w:r>
+      <w:proofErr w:type="spellEnd"/>
+      <w:r>
+        <w:rPr>
+          <w:color w:val="000000" w:themeColor="text1"/>
+          <w:lang w:val="es-ES"/>
+        </w:rPr>
+        <w:t xml:space="preserve"> (hardware sin GPU, latencia &lt; 500</w:t>
+      </w:r>
+      <w:r>
+        <w:rPr>
+          <w:color w:val="000000" w:themeColor="text1"/>
+          <w:lang w:val="es-ES"/>
+        </w:rPr>
+        <w:t xml:space="preserve"> </w:t>
+      </w:r>
+      <w:r>
+        <w:rPr>
+          <w:color w:val="000000" w:themeColor="text1"/>
+          <w:lang w:val="es-ES"/>
+        </w:rPr>
+        <w:t>ms, anaqueles densos), ¿cuál propuesta recomendaría y por qué? No se limite a comparar los</w:t>
+      </w:r>
+      <w:r>
+        <w:rPr>
+          <w:color w:val="000000" w:themeColor="text1"/>
+          <w:lang w:val="es-ES"/>
+        </w:rPr>
+        <w:t xml:space="preserve"> </w:t>
+      </w:r>
+      <w:r>
+        <w:rPr>
+          <w:color w:val="000000" w:themeColor="text1"/>
+          <w:lang w:val="es-ES"/>
+        </w:rPr>
+        <w:t>números de la tabla; argumente la lógica de la decisión conectándola con las características</w:t>
+      </w:r>
+      <w:r>
+        <w:rPr>
+          <w:color w:val="000000" w:themeColor="text1"/>
+          <w:lang w:val="es-ES"/>
+        </w:rPr>
+        <w:t xml:space="preserve"> </w:t>
+      </w:r>
+      <w:r>
+        <w:rPr>
+          <w:color w:val="000000" w:themeColor="text1"/>
+          <w:lang w:val="es-ES"/>
+        </w:rPr>
+        <w:t>técnicas de cada arquitectura.</w:t>
+      </w:r>
+    </w:p>
+    <w:p>
+      <w:pPr>
+        <w:pStyle w:val="Prrafodelista"/>
+        <w:spacing w:after="0"/>
+        <w:jc w:val="both"/>
+        <w:rPr>
+          <w:color w:val="000000" w:themeColor="text1"/>
+          <w:lang w:val="es-ES"/>
+        </w:rPr>
+      </w:pPr>
+    </w:p>
+    <w:p>
+      <w:pPr>
+        <w:pStyle w:val="Prrafodelista"/>
+        <w:spacing w:after="0"/>
+        <w:jc w:val="both"/>
+        <w:rPr>
+          <w:color w:val="000000" w:themeColor="text1"/>
+          <w:lang w:val="es-ES"/>
+        </w:rPr>
+      </w:pPr>
+      <w:r>
+        <w:rPr>
+          <w:color w:val="000000" w:themeColor="text1"/>
+          <w:lang w:val="es-ES"/>
+        </w:rPr>
+        <w:t xml:space="preserve">Recomendaría YOLOv8n, ya que cumple con la restricción crítica de latencia en CPU (&lt;500 ms). Aunque Faster R-CNN es más preciso y maneja </w:t>
+      </w:r>
+      <w:r>
+        <w:rPr>
+          <w:color w:val="000000" w:themeColor="text1"/>
+          <w:lang w:val="es-ES"/>
+        </w:rPr>
+        <w:t>mejores objetos densos</w:t>
+      </w:r>
+      <w:r>
+        <w:rPr>
+          <w:color w:val="000000" w:themeColor="text1"/>
+          <w:lang w:val="es-ES"/>
+        </w:rPr>
+        <w:t>, no cumple el tiempo requerido (~667 ms). En producción, un modelo que no cumple latencia no es viable, por lo que se prioriza eficiencia sobre precisión.</w:t>
+      </w:r>
+    </w:p>
+    <w:p>
+      <w:pPr>
+        <w:pStyle w:val="Prrafodelista"/>
+        <w:spacing w:after="0"/>
+        <w:jc w:val="both"/>
+        <w:rPr>
+          <w:color w:val="000000" w:themeColor="text1"/>
+          <w:lang w:val="es-ES"/>
+        </w:rPr>
+      </w:pPr>
+    </w:p>
+    <w:p>
+      <w:pPr>
+        <w:pStyle w:val="Prrafodelista"/>
+        <w:numPr>
+          <w:ilvl w:val="0"/>
+          <w:numId w:val="10"/>
+        </w:numPr>
+        <w:spacing w:after="0"/>
+        <w:jc w:val="both"/>
+        <w:rPr>
+          <w:color w:val="000000" w:themeColor="text1"/>
+          <w:lang w:val="es-ES"/>
+        </w:rPr>
+      </w:pPr>
+      <w:r>
+        <w:rPr>
+          <w:color w:val="000000" w:themeColor="text1"/>
+          <w:lang w:val="es-ES"/>
+        </w:rPr>
+        <w:t xml:space="preserve">Si </w:t>
+      </w:r>
+      <w:proofErr w:type="spellStart"/>
+      <w:r>
+        <w:rPr>
+          <w:color w:val="000000" w:themeColor="text1"/>
+          <w:lang w:val="es-ES"/>
+        </w:rPr>
+        <w:t>VisorShelf</w:t>
+      </w:r>
+      <w:proofErr w:type="spellEnd"/>
+      <w:r>
+        <w:rPr>
+          <w:color w:val="000000" w:themeColor="text1"/>
+          <w:lang w:val="es-ES"/>
+        </w:rPr>
+        <w:t xml:space="preserve"> logra instalar una GPU de gama media (RTX 3060) en las tiendas </w:t>
+      </w:r>
+      <w:proofErr w:type="spellStart"/>
+      <w:r>
+        <w:rPr>
+          <w:color w:val="000000" w:themeColor="text1"/>
+          <w:lang w:val="es-ES"/>
+        </w:rPr>
+        <w:t>flagship</w:t>
+      </w:r>
+      <w:proofErr w:type="spellEnd"/>
+      <w:r>
+        <w:rPr>
+          <w:color w:val="000000" w:themeColor="text1"/>
+          <w:lang w:val="es-ES"/>
+        </w:rPr>
+        <w:t>, ¿cambiaría</w:t>
+      </w:r>
+      <w:r>
+        <w:rPr>
+          <w:color w:val="000000" w:themeColor="text1"/>
+          <w:lang w:val="es-ES"/>
+        </w:rPr>
+        <w:t xml:space="preserve"> </w:t>
+      </w:r>
+      <w:r>
+        <w:rPr>
+          <w:color w:val="000000" w:themeColor="text1"/>
+          <w:lang w:val="es-ES"/>
+        </w:rPr>
+        <w:t xml:space="preserve">su recomendación? Explique cómo ese cambio de hardware altera el </w:t>
+      </w:r>
+      <w:proofErr w:type="spellStart"/>
+      <w:r>
+        <w:rPr>
+          <w:color w:val="000000" w:themeColor="text1"/>
+          <w:lang w:val="es-ES"/>
+        </w:rPr>
+        <w:t>trade</w:t>
+      </w:r>
+      <w:proofErr w:type="spellEnd"/>
+      <w:r>
+        <w:rPr>
+          <w:color w:val="000000" w:themeColor="text1"/>
+          <w:lang w:val="es-ES"/>
+        </w:rPr>
+        <w:t>-off entre las dos</w:t>
+      </w:r>
+      <w:r>
+        <w:rPr>
+          <w:color w:val="000000" w:themeColor="text1"/>
+          <w:lang w:val="es-ES"/>
+        </w:rPr>
+        <w:t xml:space="preserve"> </w:t>
+      </w:r>
+      <w:r>
+        <w:rPr>
+          <w:color w:val="000000" w:themeColor="text1"/>
+          <w:lang w:val="es-ES"/>
+        </w:rPr>
+        <w:t>propuestas.</w:t>
+      </w:r>
+    </w:p>
+    <w:p>
+      <w:pPr>
+        <w:pStyle w:val="Prrafodelista"/>
+        <w:rPr>
+          <w:color w:val="000000" w:themeColor="text1"/>
+          <w:lang w:val="es-ES"/>
+        </w:rPr>
+      </w:pPr>
+    </w:p>
+    <w:p>
+      <w:pPr>
+        <w:pStyle w:val="Prrafodelista"/>
+        <w:spacing w:after="0"/>
+        <w:jc w:val="both"/>
+        <w:rPr>
+          <w:color w:val="000000" w:themeColor="text1"/>
+          <w:lang w:val="es-ES"/>
+        </w:rPr>
+      </w:pPr>
+      <w:r>
+        <w:rPr>
+          <w:color w:val="000000" w:themeColor="text1"/>
+          <w:lang w:val="es-ES"/>
+        </w:rPr>
+        <w:t>Con una GPU como RTX 3060, recomendaría Faster R-CNN + FPN. La restricción de latencia desaparece y se puede priorizar la precisión, especialmente importante en anaqueles densos. El FPN mejora la detección de objetos pequeños, haciendo al modelo más robusto.</w:t>
+      </w:r>
+    </w:p>
+    <w:p>
+      <w:pPr>
+        <w:spacing w:after="0"/>
+        <w:jc w:val="both"/>
+        <w:rPr>
+          <w:color w:val="000000" w:themeColor="text1"/>
+          <w:lang w:val="es-ES"/>
+        </w:rPr>
+      </w:pPr>
+    </w:p>
+    <w:p>
+      <w:pPr>
+        <w:pStyle w:val="Prrafodelista"/>
+        <w:numPr>
+          <w:ilvl w:val="0"/>
+          <w:numId w:val="10"/>
+        </w:numPr>
+        <w:spacing w:after="0"/>
+        <w:jc w:val="both"/>
+        <w:rPr>
+          <w:color w:val="000000" w:themeColor="text1"/>
+          <w:lang w:val="es-ES"/>
+        </w:rPr>
+      </w:pPr>
+      <w:r>
+        <w:rPr>
+          <w:color w:val="000000" w:themeColor="text1"/>
+          <w:lang w:val="es-ES"/>
+        </w:rPr>
+        <w:t>¿Qué riesgo técnico específico introduce hacer fine-</w:t>
+      </w:r>
+      <w:proofErr w:type="spellStart"/>
+      <w:r>
+        <w:rPr>
+          <w:color w:val="000000" w:themeColor="text1"/>
+          <w:lang w:val="es-ES"/>
+        </w:rPr>
+        <w:t>tuning</w:t>
+      </w:r>
+      <w:proofErr w:type="spellEnd"/>
+      <w:r>
+        <w:rPr>
+          <w:color w:val="000000" w:themeColor="text1"/>
+          <w:lang w:val="es-ES"/>
+        </w:rPr>
+        <w:t xml:space="preserve"> de Faster R-CNN con un </w:t>
+      </w:r>
+      <w:proofErr w:type="spellStart"/>
+      <w:r>
+        <w:rPr>
+          <w:color w:val="000000" w:themeColor="text1"/>
+          <w:lang w:val="es-ES"/>
+        </w:rPr>
+        <w:t>dataset</w:t>
+      </w:r>
+      <w:proofErr w:type="spellEnd"/>
+      <w:r>
+        <w:rPr>
+          <w:color w:val="000000" w:themeColor="text1"/>
+          <w:lang w:val="es-ES"/>
+        </w:rPr>
+        <w:t xml:space="preserve"> de</w:t>
+      </w:r>
+      <w:r>
+        <w:rPr>
+          <w:color w:val="000000" w:themeColor="text1"/>
+          <w:lang w:val="es-ES"/>
+        </w:rPr>
+        <w:t xml:space="preserve"> </w:t>
+      </w:r>
+      <w:r>
+        <w:rPr>
+          <w:color w:val="000000" w:themeColor="text1"/>
+          <w:lang w:val="es-ES"/>
+        </w:rPr>
+        <w:t xml:space="preserve">anaqueles sin aplicar </w:t>
+      </w:r>
+      <w:proofErr w:type="spellStart"/>
+      <w:r>
+        <w:rPr>
+          <w:color w:val="000000" w:themeColor="text1"/>
+          <w:lang w:val="es-ES"/>
+        </w:rPr>
+        <w:t>learning</w:t>
+      </w:r>
+      <w:proofErr w:type="spellEnd"/>
+      <w:r>
+        <w:rPr>
+          <w:color w:val="000000" w:themeColor="text1"/>
+          <w:lang w:val="es-ES"/>
+        </w:rPr>
+        <w:t xml:space="preserve"> </w:t>
+      </w:r>
+      <w:proofErr w:type="spellStart"/>
+      <w:r>
+        <w:rPr>
+          <w:color w:val="000000" w:themeColor="text1"/>
+          <w:lang w:val="es-ES"/>
+        </w:rPr>
+        <w:t>rate</w:t>
+      </w:r>
+      <w:proofErr w:type="spellEnd"/>
+      <w:r>
+        <w:rPr>
+          <w:color w:val="000000" w:themeColor="text1"/>
+          <w:lang w:val="es-ES"/>
+        </w:rPr>
+        <w:t xml:space="preserve"> diferenciado entre el </w:t>
+      </w:r>
+      <w:proofErr w:type="spellStart"/>
+      <w:r>
+        <w:rPr>
+          <w:color w:val="000000" w:themeColor="text1"/>
+          <w:lang w:val="es-ES"/>
+        </w:rPr>
+        <w:t>backbone</w:t>
+      </w:r>
+      <w:proofErr w:type="spellEnd"/>
+      <w:r>
+        <w:rPr>
+          <w:color w:val="000000" w:themeColor="text1"/>
+          <w:lang w:val="es-ES"/>
+        </w:rPr>
+        <w:t xml:space="preserve"> y las capas nuevas? ¿Cómo se</w:t>
+      </w:r>
+      <w:r>
+        <w:rPr>
+          <w:color w:val="000000" w:themeColor="text1"/>
+          <w:lang w:val="es-ES"/>
+        </w:rPr>
+        <w:t xml:space="preserve"> </w:t>
+      </w:r>
+      <w:r>
+        <w:rPr>
+          <w:color w:val="000000" w:themeColor="text1"/>
+          <w:lang w:val="es-ES"/>
+        </w:rPr>
+        <w:t>llama ese fenómeno y cómo lo mitigaría?</w:t>
+      </w:r>
+    </w:p>
+    <w:p>
+      <w:pPr>
+        <w:pStyle w:val="Prrafodelista"/>
+        <w:spacing w:after="0"/>
+        <w:jc w:val="both"/>
+        <w:rPr>
+          <w:color w:val="000000" w:themeColor="text1"/>
+          <w:lang w:val="es-ES"/>
+        </w:rPr>
+      </w:pPr>
+    </w:p>
+    <w:p>
+      <w:pPr>
+        <w:pStyle w:val="Prrafodelista"/>
+        <w:spacing w:after="0"/>
+        <w:jc w:val="both"/>
+        <w:rPr>
+          <w:color w:val="000000" w:themeColor="text1"/>
+          <w:lang w:val="es-ES"/>
+        </w:rPr>
+      </w:pPr>
+      <w:r>
+        <w:rPr>
+          <w:color w:val="000000" w:themeColor="text1"/>
+          <w:lang w:val="es-ES"/>
+        </w:rPr>
+        <w:t xml:space="preserve">El riesgo es el </w:t>
+      </w:r>
+      <w:proofErr w:type="spellStart"/>
+      <w:r>
+        <w:rPr>
+          <w:color w:val="000000" w:themeColor="text1"/>
+          <w:lang w:val="es-ES"/>
+        </w:rPr>
+        <w:t>catastrophic</w:t>
+      </w:r>
+      <w:proofErr w:type="spellEnd"/>
+      <w:r>
+        <w:rPr>
+          <w:color w:val="000000" w:themeColor="text1"/>
+          <w:lang w:val="es-ES"/>
+        </w:rPr>
+        <w:t xml:space="preserve"> </w:t>
+      </w:r>
+      <w:proofErr w:type="spellStart"/>
+      <w:r>
+        <w:rPr>
+          <w:color w:val="000000" w:themeColor="text1"/>
+          <w:lang w:val="es-ES"/>
+        </w:rPr>
+        <w:t>forgetting</w:t>
+      </w:r>
+      <w:proofErr w:type="spellEnd"/>
+      <w:r>
+        <w:rPr>
+          <w:color w:val="000000" w:themeColor="text1"/>
+          <w:lang w:val="es-ES"/>
+        </w:rPr>
+        <w:t xml:space="preserve">, donde el modelo pierde las características aprendidas del </w:t>
+      </w:r>
+      <w:proofErr w:type="spellStart"/>
+      <w:r>
+        <w:rPr>
+          <w:color w:val="000000" w:themeColor="text1"/>
+          <w:lang w:val="es-ES"/>
+        </w:rPr>
+        <w:t>backbone</w:t>
+      </w:r>
+      <w:proofErr w:type="spellEnd"/>
+      <w:r>
+        <w:rPr>
+          <w:color w:val="000000" w:themeColor="text1"/>
+          <w:lang w:val="es-ES"/>
+        </w:rPr>
+        <w:t xml:space="preserve"> al usar un </w:t>
+      </w:r>
+      <w:proofErr w:type="spellStart"/>
+      <w:r>
+        <w:rPr>
+          <w:color w:val="000000" w:themeColor="text1"/>
+          <w:lang w:val="es-ES"/>
+        </w:rPr>
+        <w:t>learning</w:t>
+      </w:r>
+      <w:proofErr w:type="spellEnd"/>
+      <w:r>
+        <w:rPr>
+          <w:color w:val="000000" w:themeColor="text1"/>
+          <w:lang w:val="es-ES"/>
+        </w:rPr>
+        <w:t xml:space="preserve"> </w:t>
+      </w:r>
+      <w:proofErr w:type="spellStart"/>
+      <w:r>
+        <w:rPr>
+          <w:color w:val="000000" w:themeColor="text1"/>
+          <w:lang w:val="es-ES"/>
+        </w:rPr>
+        <w:t>rate</w:t>
+      </w:r>
+      <w:proofErr w:type="spellEnd"/>
+      <w:r>
+        <w:rPr>
+          <w:color w:val="000000" w:themeColor="text1"/>
+          <w:lang w:val="es-ES"/>
+        </w:rPr>
+        <w:t xml:space="preserve"> alto en todas las capas. Esto reduce la generalización. Se mitiga usando </w:t>
+      </w:r>
+      <w:proofErr w:type="spellStart"/>
+      <w:r>
+        <w:rPr>
+          <w:color w:val="000000" w:themeColor="text1"/>
+          <w:lang w:val="es-ES"/>
+        </w:rPr>
+        <w:t>learning</w:t>
+      </w:r>
+      <w:proofErr w:type="spellEnd"/>
+      <w:r>
+        <w:rPr>
+          <w:color w:val="000000" w:themeColor="text1"/>
+          <w:lang w:val="es-ES"/>
+        </w:rPr>
+        <w:t xml:space="preserve"> </w:t>
+      </w:r>
+      <w:proofErr w:type="spellStart"/>
+      <w:r>
+        <w:rPr>
+          <w:color w:val="000000" w:themeColor="text1"/>
+          <w:lang w:val="es-ES"/>
+        </w:rPr>
+        <w:t>rates</w:t>
+      </w:r>
+      <w:proofErr w:type="spellEnd"/>
+      <w:r>
+        <w:rPr>
+          <w:color w:val="000000" w:themeColor="text1"/>
+          <w:lang w:val="es-ES"/>
+        </w:rPr>
+        <w:t xml:space="preserve"> diferenciados (bajo para </w:t>
+      </w:r>
+      <w:proofErr w:type="spellStart"/>
+      <w:r>
+        <w:rPr>
+          <w:color w:val="000000" w:themeColor="text1"/>
+          <w:lang w:val="es-ES"/>
+        </w:rPr>
+        <w:t>backbone</w:t>
+      </w:r>
+      <w:proofErr w:type="spellEnd"/>
+      <w:r>
+        <w:rPr>
+          <w:color w:val="000000" w:themeColor="text1"/>
+          <w:lang w:val="es-ES"/>
+        </w:rPr>
+        <w:t>, alto para capas nuevas) y fine-</w:t>
+      </w:r>
+      <w:proofErr w:type="spellStart"/>
+      <w:r>
+        <w:rPr>
+          <w:color w:val="000000" w:themeColor="text1"/>
+          <w:lang w:val="es-ES"/>
+        </w:rPr>
+        <w:t>tuning</w:t>
+      </w:r>
+      <w:proofErr w:type="spellEnd"/>
+      <w:r>
+        <w:rPr>
+          <w:color w:val="000000" w:themeColor="text1"/>
+          <w:lang w:val="es-ES"/>
+        </w:rPr>
+        <w:t xml:space="preserve"> progresivo.</w:t>
+      </w:r>
+    </w:p>
+    <w:p>
+      <w:pPr>
+        <w:spacing w:after="0"/>
+        <w:jc w:val="both"/>
+      </w:pPr>
+    </w:p>
+    <w:p>
+      <w:pPr>
+        <w:spacing w:after="0"/>
+        <w:jc w:val="both"/>
+        <w:rPr>
+          <w:lang w:val="es-ES"/>
+        </w:rPr>
+      </w:pPr>
+    </w:p>
+    <w:p>
+      <w:pPr>
+        <w:pStyle w:val="Prrafodelista"/>
+        <w:spacing w:after="0"/>
+        <w:jc w:val="both"/>
+        <w:rPr>
+          <w:b/>
+          <w:bCs/>
+          <w:lang w:val="es-ES"/>
+        </w:rPr>
+      </w:pPr>
+    </w:p>
+    <w:p>
+      <w:pPr>
+        <w:pStyle w:val="Prrafodelista"/>
+        <w:spacing w:after="0"/>
+        <w:jc w:val="both"/>
+        <w:rPr>
+          <w:b/>
+          <w:bCs/>
+          <w:lang w:val="es-ES"/>
+        </w:rPr>
+      </w:pPr>
+    </w:p>
+    <w:p>
+      <w:pPr>
+        <w:pStyle w:val="Prrafodelista"/>
+        <w:spacing w:after="0"/>
+        <w:jc w:val="both"/>
+        <w:rPr>
+          <w:b/>
+          <w:bCs/>
+          <w:lang w:val="es-ES"/>
+        </w:rPr>
+      </w:pPr>
+    </w:p>
+    <w:p>
+      <w:pPr>
+        <w:pStyle w:val="Prrafodelista"/>
+        <w:spacing w:after="0"/>
+        <w:jc w:val="both"/>
+        <w:rPr>
+          <w:b/>
+          <w:bCs/>
+          <w:lang w:val="es-ES"/>
+        </w:rPr>
+      </w:pPr>
+    </w:p>
+    <w:p>
+      <w:pPr>
+        <w:pStyle w:val="Prrafodelista"/>
+        <w:spacing w:after="0"/>
+        <w:jc w:val="both"/>
+        <w:rPr>
+          <w:b/>
+          <w:bCs/>
+          <w:lang w:val="es-ES"/>
+        </w:rPr>
+      </w:pPr>
+    </w:p>
+    <w:p>
+      <w:pPr>
+        <w:pStyle w:val="Prrafodelista"/>
+        <w:spacing w:after="0"/>
+        <w:jc w:val="both"/>
+        <w:rPr>
+          <w:b/>
+          <w:bCs/>
+          <w:lang w:val="es-ES"/>
+        </w:rPr>
+      </w:pPr>
+    </w:p>
+    <w:p>
+      <w:pPr>
+        <w:spacing w:after="0"/>
         <w:jc w:val="both"/>
         <w:rPr>
           <w:b/>
@@ -3395,32 +4735,6 @@
           <w:u w:val="single"/>
           <w:lang w:val="es-ES"/>
         </w:rPr>
-        <w:br w:type="page"/>
-      </w:r>
-    </w:p>
-    <w:p>
-      <w:pPr>
-        <w:spacing w:after="0"/>
-        <w:jc w:val="both"/>
-        <w:rPr>
-          <w:b/>
-          <w:bCs/>
-          <w:sz w:val="28"/>
-          <w:szCs w:val="28"/>
-          <w:u w:val="single"/>
-          <w:lang w:val="es-ES"/>
-        </w:rPr>
-      </w:pPr>
-      <w:r>
-        <w:rPr>
-          <w:b/>
-          <w:bCs/>
-          <w:sz w:val="28"/>
-          <w:szCs w:val="28"/>
-          <w:u w:val="single"/>
-          <w:lang w:val="es-ES"/>
-        </w:rPr>
-        <w:lastRenderedPageBreak/>
         <w:t>Dictamen Ejecutivo</w:t>
       </w:r>
     </w:p>
@@ -3453,7 +4767,7 @@
           <w:lang w:val="es-ES"/>
         </w:rPr>
         <w:drawing>
-          <wp:anchor distT="0" distB="0" distL="114300" distR="114300" simplePos="0" relativeHeight="251658240" behindDoc="0" locked="0" layoutInCell="1" allowOverlap="1" wp14:anchorId="2CF1248F" wp14:editId="71DC16D2">
+          <wp:anchor distT="0" distB="0" distL="114300" distR="114300" simplePos="0" relativeHeight="251658240" behindDoc="0" locked="0" layoutInCell="1" allowOverlap="1" wp14:anchorId="2CF1248F" wp14:editId="30BD0216">
             <wp:simplePos x="0" y="0"/>
             <wp:positionH relativeFrom="column">
               <wp:posOffset>0</wp:posOffset>
@@ -3724,7 +5038,7 @@
           <w:lang w:val="es-ES"/>
         </w:rPr>
         <w:drawing>
-          <wp:inline distT="0" distB="0" distL="0" distR="0" wp14:anchorId="6C2051C0" wp14:editId="3CCF2570">
+          <wp:inline distT="0" distB="0" distL="0" distR="0" wp14:anchorId="6C2051C0" wp14:editId="0EB7802D">
             <wp:extent cx="5943600" cy="446315"/>
             <wp:effectExtent l="0" t="0" r="0" b="0"/>
             <wp:docPr id="150721413" name="Picture 3"/>
@@ -3798,7 +5112,6 @@
         <w:rPr>
           <w:lang w:val="es-ES"/>
         </w:rPr>
-        <w:lastRenderedPageBreak/>
         <w:t xml:space="preserve">Los resultados reflejan el comportamiento esperado de ambas arquitecturas. Faster R-CNN, al ser un detector de dos etapas, prioriza la calidad de las predicciones, lo que se traduce en un mejor desempeño en métricas de localización como </w:t>
       </w:r>
       <w:proofErr w:type="spellStart"/>
@@ -4054,7 +5367,7 @@
         </w:rPr>
         <w:lastRenderedPageBreak/>
         <w:drawing>
-          <wp:anchor distT="0" distB="0" distL="114300" distR="114300" simplePos="0" relativeHeight="251659264" behindDoc="0" locked="0" layoutInCell="1" allowOverlap="1" wp14:anchorId="4EE62402" wp14:editId="77957C51">
+          <wp:anchor distT="0" distB="0" distL="114300" distR="114300" simplePos="0" relativeHeight="251659264" behindDoc="0" locked="0" layoutInCell="1" allowOverlap="1" wp14:anchorId="4EE62402" wp14:editId="0B0660AD">
             <wp:simplePos x="0" y="0"/>
             <wp:positionH relativeFrom="column">
               <wp:posOffset>0</wp:posOffset>
@@ -4636,26 +5949,14 @@
   <w:p>
     <w:pPr>
       <w:pStyle w:val="Encabezado"/>
-      <w:rPr>
-        <w:lang w:val="es-GT"/>
-      </w:rPr>
     </w:pPr>
     <w:r>
-      <w:rPr>
-        <w:lang w:val="es-GT"/>
-      </w:rPr>
       <w:t>Universidad del Valle</w:t>
     </w:r>
     <w:r>
-      <w:rPr>
-        <w:lang w:val="es-GT"/>
-      </w:rPr>
       <w:tab/>
     </w:r>
     <w:r>
-      <w:rPr>
-        <w:lang w:val="es-GT"/>
-      </w:rPr>
       <w:tab/>
       <w:t>Alina Carías (22539), Daniel Machic (22118)</w:t>
     </w:r>
@@ -4663,26 +5964,14 @@
   <w:p>
     <w:pPr>
       <w:pStyle w:val="Encabezado"/>
-      <w:rPr>
-        <w:lang w:val="es-GT"/>
-      </w:rPr>
     </w:pPr>
     <w:r>
-      <w:rPr>
-        <w:lang w:val="es-GT"/>
-      </w:rPr>
       <w:t>Visión por Computadora</w:t>
     </w:r>
     <w:r>
-      <w:rPr>
-        <w:lang w:val="es-GT"/>
-      </w:rPr>
       <w:tab/>
     </w:r>
     <w:r>
-      <w:rPr>
-        <w:lang w:val="es-GT"/>
-      </w:rPr>
       <w:tab/>
       <w:t>Ariela Mishaan (22052)</w:t>
     </w:r>
@@ -4693,6 +5982,184 @@
 <file path=word/numbering.xml><?xml version="1.0" encoding="utf-8"?>
 <w:numbering xmlns:wpc="http://schemas.microsoft.com/office/word/2010/wordprocessingCanvas" xmlns:cx="http://schemas.microsoft.com/office/drawing/2014/chartex" xmlns:cx1="http://schemas.microsoft.com/office/drawing/2015/9/8/chartex" xmlns:cx2="http://schemas.microsoft.com/office/drawing/2015/10/21/chartex" xmlns:cx3="http://schemas.microsoft.com/office/drawing/2016/5/9/chartex" xmlns:cx4="http://schemas.microsoft.com/office/drawing/2016/5/10/chartex" xmlns:cx5="http://schemas.microsoft.com/office/drawing/2016/5/11/chartex" xmlns:cx6="http://schemas.microsoft.com/office/drawing/2016/5/12/chartex" xmlns:cx7="http://schemas.microsoft.com/office/drawing/2016/5/13/chartex" xmlns:cx8="http://schemas.microsoft.com/office/drawing/2016/5/14/chartex" xmlns:mc="http://schemas.openxmlformats.org/markup-compatibility/2006" xmlns:aink="http://schemas.microsoft.com/office/drawing/2016/ink" xmlns:am3d="http://schemas.microsoft.com/office/drawing/2017/model3d" xmlns:o="urn:schemas-microsoft-com:office:office" xmlns:oel="http://schemas.microsoft.com/office/2019/extlst" xmlns:r="http://schemas.openxmlformats.org/officeDocument/2006/relationships" xmlns:m="http://schemas.openxmlformats.org/officeDocument/2006/math" xmlns:v="urn:schemas-microsoft-com:vml" xmlns:wp14="http://schemas.microsoft.com/office/word/2010/wordprocessingDrawing" xmlns:wp="http://schemas.openxmlformats.org/drawingml/2006/wordprocessingDrawing" xmlns:w10="urn:schemas-microsoft-com:office:word" xmlns:w="http://schemas.openxmlformats.org/wordprocessingml/2006/main" xmlns:w14="http://schemas.microsoft.com/office/word/2010/wordml" xmlns:w15="http://schemas.microsoft.com/office/word/2012/wordml" xmlns:w16cex="http://schemas.microsoft.com/office/word/2018/wordml/cex" xmlns:w16cid="http://schemas.microsoft.com/office/word/2016/wordml/cid" xmlns:w16="http://schemas.microsoft.com/office/word/2018/wordml" xmlns:w16du="http://schemas.microsoft.com/office/word/2023/wordml/word16du" xmlns:w16sdtdh="http://schemas.microsoft.com/office/word/2020/wordml/sdtdatahash" xmlns:w16sdtfl="http://schemas.microsoft.com/office/word/2024/wordml/sdtformatlock" xmlns:w16se="http://schemas.microsoft.com/office/word/2015/wordml/symex" xmlns:wpg="http://schemas.microsoft.com/office/word/2010/wordprocessingGroup" xmlns:wpi="http://schemas.microsoft.com/office/word/2010/wordprocessingInk" xmlns:wne="http://schemas.microsoft.com/office/word/2006/wordml" xmlns:wps="http://schemas.microsoft.com/office/word/2010/wordprocessingShape" mc:Ignorable="w14 w15 w16se w16cid w16 w16cex w16sdtdh w16sdtfl w16du wp14">
   <w:abstractNum w:abstractNumId="0" w15:restartNumberingAfterBreak="0">
+    <w:nsid w:val="1BD73448"/>
+    <w:multiLevelType w:val="hybridMultilevel"/>
+    <w:tmpl w:val="2408B9C4"/>
+    <w:lvl w:ilvl="0" w:tplc="080A000F">
+      <w:start w:val="1"/>
+      <w:numFmt w:val="decimal"/>
+      <w:lvlText w:val="%1."/>
+      <w:lvlJc w:val="left"/>
+      <w:pPr>
+        <w:ind w:left="720" w:hanging="360"/>
+      </w:pPr>
+      <w:rPr>
+        <w:rFonts w:hint="default"/>
+      </w:rPr>
+    </w:lvl>
+    <w:lvl w:ilvl="1" w:tplc="080A0019" w:tentative="1">
+      <w:start w:val="1"/>
+      <w:numFmt w:val="lowerLetter"/>
+      <w:lvlText w:val="%2."/>
+      <w:lvlJc w:val="left"/>
+      <w:pPr>
+        <w:ind w:left="1440" w:hanging="360"/>
+      </w:pPr>
+    </w:lvl>
+    <w:lvl w:ilvl="2" w:tplc="080A001B" w:tentative="1">
+      <w:start w:val="1"/>
+      <w:numFmt w:val="lowerRoman"/>
+      <w:lvlText w:val="%3."/>
+      <w:lvlJc w:val="right"/>
+      <w:pPr>
+        <w:ind w:left="2160" w:hanging="180"/>
+      </w:pPr>
+    </w:lvl>
+    <w:lvl w:ilvl="3" w:tplc="080A000F" w:tentative="1">
+      <w:start w:val="1"/>
+      <w:numFmt w:val="decimal"/>
+      <w:lvlText w:val="%4."/>
+      <w:lvlJc w:val="left"/>
+      <w:pPr>
+        <w:ind w:left="2880" w:hanging="360"/>
+      </w:pPr>
+    </w:lvl>
+    <w:lvl w:ilvl="4" w:tplc="080A0019" w:tentative="1">
+      <w:start w:val="1"/>
+      <w:numFmt w:val="lowerLetter"/>
+      <w:lvlText w:val="%5."/>
+      <w:lvlJc w:val="left"/>
+      <w:pPr>
+        <w:ind w:left="3600" w:hanging="360"/>
+      </w:pPr>
+    </w:lvl>
+    <w:lvl w:ilvl="5" w:tplc="080A001B" w:tentative="1">
+      <w:start w:val="1"/>
+      <w:numFmt w:val="lowerRoman"/>
+      <w:lvlText w:val="%6."/>
+      <w:lvlJc w:val="right"/>
+      <w:pPr>
+        <w:ind w:left="4320" w:hanging="180"/>
+      </w:pPr>
+    </w:lvl>
+    <w:lvl w:ilvl="6" w:tplc="080A000F" w:tentative="1">
+      <w:start w:val="1"/>
+      <w:numFmt w:val="decimal"/>
+      <w:lvlText w:val="%7."/>
+      <w:lvlJc w:val="left"/>
+      <w:pPr>
+        <w:ind w:left="5040" w:hanging="360"/>
+      </w:pPr>
+    </w:lvl>
+    <w:lvl w:ilvl="7" w:tplc="080A0019" w:tentative="1">
+      <w:start w:val="1"/>
+      <w:numFmt w:val="lowerLetter"/>
+      <w:lvlText w:val="%8."/>
+      <w:lvlJc w:val="left"/>
+      <w:pPr>
+        <w:ind w:left="5760" w:hanging="360"/>
+      </w:pPr>
+    </w:lvl>
+    <w:lvl w:ilvl="8" w:tplc="080A001B" w:tentative="1">
+      <w:start w:val="1"/>
+      <w:numFmt w:val="lowerRoman"/>
+      <w:lvlText w:val="%9."/>
+      <w:lvlJc w:val="right"/>
+      <w:pPr>
+        <w:ind w:left="6480" w:hanging="180"/>
+      </w:pPr>
+    </w:lvl>
+  </w:abstractNum>
+  <w:abstractNum w:abstractNumId="1" w15:restartNumberingAfterBreak="0">
+    <w:nsid w:val="2FF33CE3"/>
+    <w:multiLevelType w:val="hybridMultilevel"/>
+    <w:tmpl w:val="5E9AAEA0"/>
+    <w:lvl w:ilvl="0" w:tplc="FFFFFFFF">
+      <w:start w:val="1"/>
+      <w:numFmt w:val="decimal"/>
+      <w:lvlText w:val="%1."/>
+      <w:lvlJc w:val="left"/>
+      <w:pPr>
+        <w:ind w:left="720" w:hanging="360"/>
+      </w:pPr>
+      <w:rPr>
+        <w:rFonts w:hint="default"/>
+      </w:rPr>
+    </w:lvl>
+    <w:lvl w:ilvl="1" w:tplc="FFFFFFFF" w:tentative="1">
+      <w:start w:val="1"/>
+      <w:numFmt w:val="lowerLetter"/>
+      <w:lvlText w:val="%2."/>
+      <w:lvlJc w:val="left"/>
+      <w:pPr>
+        <w:ind w:left="1440" w:hanging="360"/>
+      </w:pPr>
+    </w:lvl>
+    <w:lvl w:ilvl="2" w:tplc="FFFFFFFF" w:tentative="1">
+      <w:start w:val="1"/>
+      <w:numFmt w:val="lowerRoman"/>
+      <w:lvlText w:val="%3."/>
+      <w:lvlJc w:val="right"/>
+      <w:pPr>
+        <w:ind w:left="2160" w:hanging="180"/>
+      </w:pPr>
+    </w:lvl>
+    <w:lvl w:ilvl="3" w:tplc="FFFFFFFF" w:tentative="1">
+      <w:start w:val="1"/>
+      <w:numFmt w:val="decimal"/>
+      <w:lvlText w:val="%4."/>
+      <w:lvlJc w:val="left"/>
+      <w:pPr>
+        <w:ind w:left="2880" w:hanging="360"/>
+      </w:pPr>
+    </w:lvl>
+    <w:lvl w:ilvl="4" w:tplc="FFFFFFFF" w:tentative="1">
+      <w:start w:val="1"/>
+      <w:numFmt w:val="lowerLetter"/>
+      <w:lvlText w:val="%5."/>
+      <w:lvlJc w:val="left"/>
+      <w:pPr>
+        <w:ind w:left="3600" w:hanging="360"/>
+      </w:pPr>
+    </w:lvl>
+    <w:lvl w:ilvl="5" w:tplc="FFFFFFFF" w:tentative="1">
+      <w:start w:val="1"/>
+      <w:numFmt w:val="lowerRoman"/>
+      <w:lvlText w:val="%6."/>
+      <w:lvlJc w:val="right"/>
+      <w:pPr>
+        <w:ind w:left="4320" w:hanging="180"/>
+      </w:pPr>
+    </w:lvl>
+    <w:lvl w:ilvl="6" w:tplc="FFFFFFFF" w:tentative="1">
+      <w:start w:val="1"/>
+      <w:numFmt w:val="decimal"/>
+      <w:lvlText w:val="%7."/>
+      <w:lvlJc w:val="left"/>
+      <w:pPr>
+        <w:ind w:left="5040" w:hanging="360"/>
+      </w:pPr>
+    </w:lvl>
+    <w:lvl w:ilvl="7" w:tplc="FFFFFFFF" w:tentative="1">
+      <w:start w:val="1"/>
+      <w:numFmt w:val="lowerLetter"/>
+      <w:lvlText w:val="%8."/>
+      <w:lvlJc w:val="left"/>
+      <w:pPr>
+        <w:ind w:left="5760" w:hanging="360"/>
+      </w:pPr>
+    </w:lvl>
+    <w:lvl w:ilvl="8" w:tplc="FFFFFFFF" w:tentative="1">
+      <w:start w:val="1"/>
+      <w:numFmt w:val="lowerRoman"/>
+      <w:lvlText w:val="%9."/>
+      <w:lvlJc w:val="right"/>
+      <w:pPr>
+        <w:ind w:left="6480" w:hanging="180"/>
+      </w:pPr>
+    </w:lvl>
+  </w:abstractNum>
+  <w:abstractNum w:abstractNumId="2" w15:restartNumberingAfterBreak="0">
     <w:nsid w:val="36871B0E"/>
     <w:multiLevelType w:val="hybridMultilevel"/>
     <w:tmpl w:val="B70CD67A"/>
@@ -4805,7 +6272,96 @@
       </w:rPr>
     </w:lvl>
   </w:abstractNum>
-  <w:abstractNum w:abstractNumId="1" w15:restartNumberingAfterBreak="0">
+  <w:abstractNum w:abstractNumId="3" w15:restartNumberingAfterBreak="0">
+    <w:nsid w:val="3D6F792C"/>
+    <w:multiLevelType w:val="hybridMultilevel"/>
+    <w:tmpl w:val="DCB4A2EE"/>
+    <w:lvl w:ilvl="0" w:tplc="080A000F">
+      <w:start w:val="1"/>
+      <w:numFmt w:val="decimal"/>
+      <w:lvlText w:val="%1."/>
+      <w:lvlJc w:val="left"/>
+      <w:pPr>
+        <w:ind w:left="720" w:hanging="360"/>
+      </w:pPr>
+      <w:rPr>
+        <w:rFonts w:hint="default"/>
+      </w:rPr>
+    </w:lvl>
+    <w:lvl w:ilvl="1" w:tplc="080A0019" w:tentative="1">
+      <w:start w:val="1"/>
+      <w:numFmt w:val="lowerLetter"/>
+      <w:lvlText w:val="%2."/>
+      <w:lvlJc w:val="left"/>
+      <w:pPr>
+        <w:ind w:left="1440" w:hanging="360"/>
+      </w:pPr>
+    </w:lvl>
+    <w:lvl w:ilvl="2" w:tplc="080A001B" w:tentative="1">
+      <w:start w:val="1"/>
+      <w:numFmt w:val="lowerRoman"/>
+      <w:lvlText w:val="%3."/>
+      <w:lvlJc w:val="right"/>
+      <w:pPr>
+        <w:ind w:left="2160" w:hanging="180"/>
+      </w:pPr>
+    </w:lvl>
+    <w:lvl w:ilvl="3" w:tplc="080A000F" w:tentative="1">
+      <w:start w:val="1"/>
+      <w:numFmt w:val="decimal"/>
+      <w:lvlText w:val="%4."/>
+      <w:lvlJc w:val="left"/>
+      <w:pPr>
+        <w:ind w:left="2880" w:hanging="360"/>
+      </w:pPr>
+    </w:lvl>
+    <w:lvl w:ilvl="4" w:tplc="080A0019" w:tentative="1">
+      <w:start w:val="1"/>
+      <w:numFmt w:val="lowerLetter"/>
+      <w:lvlText w:val="%5."/>
+      <w:lvlJc w:val="left"/>
+      <w:pPr>
+        <w:ind w:left="3600" w:hanging="360"/>
+      </w:pPr>
+    </w:lvl>
+    <w:lvl w:ilvl="5" w:tplc="080A001B" w:tentative="1">
+      <w:start w:val="1"/>
+      <w:numFmt w:val="lowerRoman"/>
+      <w:lvlText w:val="%6."/>
+      <w:lvlJc w:val="right"/>
+      <w:pPr>
+        <w:ind w:left="4320" w:hanging="180"/>
+      </w:pPr>
+    </w:lvl>
+    <w:lvl w:ilvl="6" w:tplc="080A000F" w:tentative="1">
+      <w:start w:val="1"/>
+      <w:numFmt w:val="decimal"/>
+      <w:lvlText w:val="%7."/>
+      <w:lvlJc w:val="left"/>
+      <w:pPr>
+        <w:ind w:left="5040" w:hanging="360"/>
+      </w:pPr>
+    </w:lvl>
+    <w:lvl w:ilvl="7" w:tplc="080A0019" w:tentative="1">
+      <w:start w:val="1"/>
+      <w:numFmt w:val="lowerLetter"/>
+      <w:lvlText w:val="%8."/>
+      <w:lvlJc w:val="left"/>
+      <w:pPr>
+        <w:ind w:left="5760" w:hanging="360"/>
+      </w:pPr>
+    </w:lvl>
+    <w:lvl w:ilvl="8" w:tplc="080A001B" w:tentative="1">
+      <w:start w:val="1"/>
+      <w:numFmt w:val="lowerRoman"/>
+      <w:lvlText w:val="%9."/>
+      <w:lvlJc w:val="right"/>
+      <w:pPr>
+        <w:ind w:left="6480" w:hanging="180"/>
+      </w:pPr>
+    </w:lvl>
+  </w:abstractNum>
+  <w:abstractNum w:abstractNumId="4" w15:restartNumberingAfterBreak="0">
     <w:nsid w:val="4BF702F9"/>
     <w:multiLevelType w:val="hybridMultilevel"/>
     <w:tmpl w:val="5E9AAEA0"/>
@@ -4894,7 +6450,7 @@
       </w:pPr>
     </w:lvl>
   </w:abstractNum>
-  <w:abstractNum w:abstractNumId="2" w15:restartNumberingAfterBreak="0">
+  <w:abstractNum w:abstractNumId="5" w15:restartNumberingAfterBreak="0">
     <w:nsid w:val="561B2429"/>
     <w:multiLevelType w:val="hybridMultilevel"/>
     <w:tmpl w:val="37B20A88"/>
@@ -4983,7 +6539,271 @@
       </w:pPr>
     </w:lvl>
   </w:abstractNum>
-  <w:abstractNum w:abstractNumId="3" w15:restartNumberingAfterBreak="0">
+  <w:abstractNum w:abstractNumId="6" w15:restartNumberingAfterBreak="0">
+    <w:nsid w:val="638C350E"/>
+    <w:multiLevelType w:val="hybridMultilevel"/>
+    <w:tmpl w:val="24ECEA28"/>
+    <w:lvl w:ilvl="0" w:tplc="080A000F">
+      <w:start w:val="1"/>
+      <w:numFmt w:val="decimal"/>
+      <w:lvlText w:val="%1."/>
+      <w:lvlJc w:val="left"/>
+      <w:pPr>
+        <w:ind w:left="3600" w:hanging="360"/>
+      </w:pPr>
+    </w:lvl>
+    <w:lvl w:ilvl="1" w:tplc="080A0019" w:tentative="1">
+      <w:start w:val="1"/>
+      <w:numFmt w:val="lowerLetter"/>
+      <w:lvlText w:val="%2."/>
+      <w:lvlJc w:val="left"/>
+      <w:pPr>
+        <w:ind w:left="4320" w:hanging="360"/>
+      </w:pPr>
+    </w:lvl>
+    <w:lvl w:ilvl="2" w:tplc="080A001B" w:tentative="1">
+      <w:start w:val="1"/>
+      <w:numFmt w:val="lowerRoman"/>
+      <w:lvlText w:val="%3."/>
+      <w:lvlJc w:val="right"/>
+      <w:pPr>
+        <w:ind w:left="5040" w:hanging="180"/>
+      </w:pPr>
+    </w:lvl>
+    <w:lvl w:ilvl="3" w:tplc="080A000F" w:tentative="1">
+      <w:start w:val="1"/>
+      <w:numFmt w:val="decimal"/>
+      <w:lvlText w:val="%4."/>
+      <w:lvlJc w:val="left"/>
+      <w:pPr>
+        <w:ind w:left="5760" w:hanging="360"/>
+      </w:pPr>
+    </w:lvl>
+    <w:lvl w:ilvl="4" w:tplc="080A0019" w:tentative="1">
+      <w:start w:val="1"/>
+      <w:numFmt w:val="lowerLetter"/>
+      <w:lvlText w:val="%5."/>
+      <w:lvlJc w:val="left"/>
+      <w:pPr>
+        <w:ind w:left="6480" w:hanging="360"/>
+      </w:pPr>
+    </w:lvl>
+    <w:lvl w:ilvl="5" w:tplc="080A001B" w:tentative="1">
+      <w:start w:val="1"/>
+      <w:numFmt w:val="lowerRoman"/>
+      <w:lvlText w:val="%6."/>
+      <w:lvlJc w:val="right"/>
+      <w:pPr>
+        <w:ind w:left="7200" w:hanging="180"/>
+      </w:pPr>
+    </w:lvl>
+    <w:lvl w:ilvl="6" w:tplc="080A000F" w:tentative="1">
+      <w:start w:val="1"/>
+      <w:numFmt w:val="decimal"/>
+      <w:lvlText w:val="%7."/>
+      <w:lvlJc w:val="left"/>
+      <w:pPr>
+        <w:ind w:left="7920" w:hanging="360"/>
+      </w:pPr>
+    </w:lvl>
+    <w:lvl w:ilvl="7" w:tplc="080A0019" w:tentative="1">
+      <w:start w:val="1"/>
+      <w:numFmt w:val="lowerLetter"/>
+      <w:lvlText w:val="%8."/>
+      <w:lvlJc w:val="left"/>
+      <w:pPr>
+        <w:ind w:left="8640" w:hanging="360"/>
+      </w:pPr>
+    </w:lvl>
+    <w:lvl w:ilvl="8" w:tplc="080A001B" w:tentative="1">
+      <w:start w:val="1"/>
+      <w:numFmt w:val="lowerRoman"/>
+      <w:lvlText w:val="%9."/>
+      <w:lvlJc w:val="right"/>
+      <w:pPr>
+        <w:ind w:left="9360" w:hanging="180"/>
+      </w:pPr>
+    </w:lvl>
+  </w:abstractNum>
+  <w:abstractNum w:abstractNumId="7" w15:restartNumberingAfterBreak="0">
+    <w:nsid w:val="6C5424AA"/>
+    <w:multiLevelType w:val="hybridMultilevel"/>
+    <w:tmpl w:val="FFCCEE2E"/>
+    <w:lvl w:ilvl="0" w:tplc="080A000F">
+      <w:start w:val="1"/>
+      <w:numFmt w:val="decimal"/>
+      <w:lvlText w:val="%1."/>
+      <w:lvlJc w:val="left"/>
+      <w:pPr>
+        <w:ind w:left="720" w:hanging="360"/>
+      </w:pPr>
+      <w:rPr>
+        <w:rFonts w:hint="default"/>
+      </w:rPr>
+    </w:lvl>
+    <w:lvl w:ilvl="1" w:tplc="080A0019" w:tentative="1">
+      <w:start w:val="1"/>
+      <w:numFmt w:val="lowerLetter"/>
+      <w:lvlText w:val="%2."/>
+      <w:lvlJc w:val="left"/>
+      <w:pPr>
+        <w:ind w:left="1440" w:hanging="360"/>
+      </w:pPr>
+    </w:lvl>
+    <w:lvl w:ilvl="2" w:tplc="080A001B" w:tentative="1">
+      <w:start w:val="1"/>
+      <w:numFmt w:val="lowerRoman"/>
+      <w:lvlText w:val="%3."/>
+      <w:lvlJc w:val="right"/>
+      <w:pPr>
+        <w:ind w:left="2160" w:hanging="180"/>
+      </w:pPr>
+    </w:lvl>
+    <w:lvl w:ilvl="3" w:tplc="080A000F" w:tentative="1">
+      <w:start w:val="1"/>
+      <w:numFmt w:val="decimal"/>
+      <w:lvlText w:val="%4."/>
+      <w:lvlJc w:val="left"/>
+      <w:pPr>
+        <w:ind w:left="2880" w:hanging="360"/>
+      </w:pPr>
+    </w:lvl>
+    <w:lvl w:ilvl="4" w:tplc="080A0019" w:tentative="1">
+      <w:start w:val="1"/>
+      <w:numFmt w:val="lowerLetter"/>
+      <w:lvlText w:val="%5."/>
+      <w:lvlJc w:val="left"/>
+      <w:pPr>
+        <w:ind w:left="3600" w:hanging="360"/>
+      </w:pPr>
+    </w:lvl>
+    <w:lvl w:ilvl="5" w:tplc="080A001B" w:tentative="1">
+      <w:start w:val="1"/>
+      <w:numFmt w:val="lowerRoman"/>
+      <w:lvlText w:val="%6."/>
+      <w:lvlJc w:val="right"/>
+      <w:pPr>
+        <w:ind w:left="4320" w:hanging="180"/>
+      </w:pPr>
+    </w:lvl>
+    <w:lvl w:ilvl="6" w:tplc="080A000F" w:tentative="1">
+      <w:start w:val="1"/>
+      <w:numFmt w:val="decimal"/>
+      <w:lvlText w:val="%7."/>
+      <w:lvlJc w:val="left"/>
+      <w:pPr>
+        <w:ind w:left="5040" w:hanging="360"/>
+      </w:pPr>
+    </w:lvl>
+    <w:lvl w:ilvl="7" w:tplc="080A0019" w:tentative="1">
+      <w:start w:val="1"/>
+      <w:numFmt w:val="lowerLetter"/>
+      <w:lvlText w:val="%8."/>
+      <w:lvlJc w:val="left"/>
+      <w:pPr>
+        <w:ind w:left="5760" w:hanging="360"/>
+      </w:pPr>
+    </w:lvl>
+    <w:lvl w:ilvl="8" w:tplc="080A001B" w:tentative="1">
+      <w:start w:val="1"/>
+      <w:numFmt w:val="lowerRoman"/>
+      <w:lvlText w:val="%9."/>
+      <w:lvlJc w:val="right"/>
+      <w:pPr>
+        <w:ind w:left="6480" w:hanging="180"/>
+      </w:pPr>
+    </w:lvl>
+  </w:abstractNum>
+  <w:abstractNum w:abstractNumId="8" w15:restartNumberingAfterBreak="0">
+    <w:nsid w:val="75127A5E"/>
+    <w:multiLevelType w:val="hybridMultilevel"/>
+    <w:tmpl w:val="26FE6086"/>
+    <w:lvl w:ilvl="0" w:tplc="080A000F">
+      <w:start w:val="1"/>
+      <w:numFmt w:val="decimal"/>
+      <w:lvlText w:val="%1."/>
+      <w:lvlJc w:val="left"/>
+      <w:pPr>
+        <w:ind w:left="720" w:hanging="360"/>
+      </w:pPr>
+      <w:rPr>
+        <w:rFonts w:hint="default"/>
+      </w:rPr>
+    </w:lvl>
+    <w:lvl w:ilvl="1" w:tplc="080A0019" w:tentative="1">
+      <w:start w:val="1"/>
+      <w:numFmt w:val="lowerLetter"/>
+      <w:lvlText w:val="%2."/>
+      <w:lvlJc w:val="left"/>
+      <w:pPr>
+        <w:ind w:left="1440" w:hanging="360"/>
+      </w:pPr>
+    </w:lvl>
+    <w:lvl w:ilvl="2" w:tplc="080A001B" w:tentative="1">
+      <w:start w:val="1"/>
+      <w:numFmt w:val="lowerRoman"/>
+      <w:lvlText w:val="%3."/>
+      <w:lvlJc w:val="right"/>
+      <w:pPr>
+        <w:ind w:left="2160" w:hanging="180"/>
+      </w:pPr>
+    </w:lvl>
+    <w:lvl w:ilvl="3" w:tplc="080A000F" w:tentative="1">
+      <w:start w:val="1"/>
+      <w:numFmt w:val="decimal"/>
+      <w:lvlText w:val="%4."/>
+      <w:lvlJc w:val="left"/>
+      <w:pPr>
+        <w:ind w:left="2880" w:hanging="360"/>
+      </w:pPr>
+    </w:lvl>
+    <w:lvl w:ilvl="4" w:tplc="080A0019" w:tentative="1">
+      <w:start w:val="1"/>
+      <w:numFmt w:val="lowerLetter"/>
+      <w:lvlText w:val="%5."/>
+      <w:lvlJc w:val="left"/>
+      <w:pPr>
+        <w:ind w:left="3600" w:hanging="360"/>
+      </w:pPr>
+    </w:lvl>
+    <w:lvl w:ilvl="5" w:tplc="080A001B" w:tentative="1">
+      <w:start w:val="1"/>
+      <w:numFmt w:val="lowerRoman"/>
+      <w:lvlText w:val="%6."/>
+      <w:lvlJc w:val="right"/>
+      <w:pPr>
+        <w:ind w:left="4320" w:hanging="180"/>
+      </w:pPr>
+    </w:lvl>
+    <w:lvl w:ilvl="6" w:tplc="080A000F" w:tentative="1">
+      <w:start w:val="1"/>
+      <w:numFmt w:val="decimal"/>
+      <w:lvlText w:val="%7."/>
+      <w:lvlJc w:val="left"/>
+      <w:pPr>
+        <w:ind w:left="5040" w:hanging="360"/>
+      </w:pPr>
+    </w:lvl>
+    <w:lvl w:ilvl="7" w:tplc="080A0019" w:tentative="1">
+      <w:start w:val="1"/>
+      <w:numFmt w:val="lowerLetter"/>
+      <w:lvlText w:val="%8."/>
+      <w:lvlJc w:val="left"/>
+      <w:pPr>
+        <w:ind w:left="5760" w:hanging="360"/>
+      </w:pPr>
+    </w:lvl>
+    <w:lvl w:ilvl="8" w:tplc="080A001B" w:tentative="1">
+      <w:start w:val="1"/>
+      <w:numFmt w:val="lowerRoman"/>
+      <w:lvlText w:val="%9."/>
+      <w:lvlJc w:val="right"/>
+      <w:pPr>
+        <w:ind w:left="6480" w:hanging="180"/>
+      </w:pPr>
+    </w:lvl>
+  </w:abstractNum>
+  <w:abstractNum w:abstractNumId="9" w15:restartNumberingAfterBreak="0">
     <w:nsid w:val="7941720D"/>
     <w:multiLevelType w:val="hybridMultilevel"/>
     <w:tmpl w:val="760C0BEA"/>
@@ -5097,16 +6917,34 @@
     </w:lvl>
   </w:abstractNum>
   <w:num w:numId="1" w16cid:durableId="167790957">
+    <w:abstractNumId w:val="4"/>
+  </w:num>
+  <w:num w:numId="2" w16cid:durableId="1098330796">
+    <w:abstractNumId w:val="2"/>
+  </w:num>
+  <w:num w:numId="3" w16cid:durableId="2124761252">
+    <w:abstractNumId w:val="9"/>
+  </w:num>
+  <w:num w:numId="4" w16cid:durableId="113138154">
+    <w:abstractNumId w:val="5"/>
+  </w:num>
+  <w:num w:numId="5" w16cid:durableId="238056508">
     <w:abstractNumId w:val="1"/>
   </w:num>
-  <w:num w:numId="2" w16cid:durableId="1098330796">
-    <w:abstractNumId w:val="0"/>
+  <w:num w:numId="6" w16cid:durableId="1881240523">
+    <w:abstractNumId w:val="7"/>
   </w:num>
-  <w:num w:numId="3" w16cid:durableId="2124761252">
+  <w:num w:numId="7" w16cid:durableId="1826702262">
     <w:abstractNumId w:val="3"/>
   </w:num>
-  <w:num w:numId="4" w16cid:durableId="113138154">
-    <w:abstractNumId w:val="2"/>
+  <w:num w:numId="8" w16cid:durableId="78333972">
+    <w:abstractNumId w:val="6"/>
+  </w:num>
+  <w:num w:numId="9" w16cid:durableId="268589098">
+    <w:abstractNumId w:val="8"/>
+  </w:num>
+  <w:num w:numId="10" w16cid:durableId="989987259">
+    <w:abstractNumId w:val="0"/>
   </w:num>
 </w:numbering>
 </file>
@@ -5120,7 +6958,7 @@
         <w:kern w:val="2"/>
         <w:sz w:val="24"/>
         <w:szCs w:val="24"/>
-        <w:lang w:eastAsia="en-US" w:bidi="he-IL"/>
+        <w:lang w:val="es-GT" w:eastAsia="en-US" w:bidi="he-IL"/>
         <w14:ligatures w14:val="standardContextual"/>
       </w:rPr>
     </w:rPrDefault>
@@ -5714,6 +7552,7 @@
   <w:style w:type="character" w:default="1" w:styleId="Fuentedeprrafopredeter">
     <w:name w:val="Default Paragraph Font"/>
     <w:uiPriority w:val="1"/>
+    <w:semiHidden/>
     <w:unhideWhenUsed/>
   </w:style>
   <w:style w:type="table" w:default="1" w:styleId="Tablanormal">
